--- a/Casos de Uso/CU-03-Consulta_de_Estado_del_Caso.docx
+++ b/Casos de Uso/CU-03-Consulta_de_Estado_del_Caso.docx
@@ -1,10 +1,10 @@
 
 <file path=word/document.xml><?xml version="1.0" encoding="utf-8"?>
-<w:document xmlns:wpc="http://schemas.microsoft.com/office/word/2010/wordprocessingCanvas" xmlns:cx="http://schemas.microsoft.com/office/drawing/2014/chartex" xmlns:cx1="http://schemas.microsoft.com/office/drawing/2015/9/8/chartex" xmlns:cx2="http://schemas.microsoft.com/office/drawing/2015/10/21/chartex" xmlns:cx3="http://schemas.microsoft.com/office/drawing/2016/5/9/chartex" xmlns:cx4="http://schemas.microsoft.com/office/drawing/2016/5/10/chartex" xmlns:cx5="http://schemas.microsoft.com/office/drawing/2016/5/11/chartex" xmlns:cx6="http://schemas.microsoft.com/office/drawing/2016/5/12/chartex" xmlns:cx7="http://schemas.microsoft.com/office/drawing/2016/5/13/chartex" xmlns:cx8="http://schemas.microsoft.com/office/drawing/2016/5/14/chartex" xmlns:mc="http://schemas.openxmlformats.org/markup-compatibility/2006" xmlns:aink="http://schemas.microsoft.com/office/drawing/2016/ink" xmlns:am3d="http://schemas.microsoft.com/office/drawing/2017/model3d" xmlns:o="urn:schemas-microsoft-com:office:office" xmlns:oel="http://schemas.microsoft.com/office/2019/extlst" xmlns:r="http://schemas.openxmlformats.org/officeDocument/2006/relationships" xmlns:m="http://schemas.openxmlformats.org/officeDocument/2006/math" xmlns:v="urn:schemas-microsoft-com:vml" xmlns:wp14="http://schemas.microsoft.com/office/word/2010/wordprocessingDrawing" xmlns:wp="http://schemas.openxmlformats.org/drawingml/2006/wordprocessingDrawing" xmlns:w10="urn:schemas-microsoft-com:office:word" xmlns:w="http://schemas.openxmlformats.org/wordprocessingml/2006/main" xmlns:w14="http://schemas.microsoft.com/office/word/2010/wordml" xmlns:w15="http://schemas.microsoft.com/office/word/2012/wordml" xmlns:w16cei="http://schemas.microsoft.com/office/word/2026/wordml/cei" xmlns:w16cex="http://schemas.microsoft.com/office/word/2018/wordml/cex" xmlns:w16cid="http://schemas.microsoft.com/office/word/2016/wordml/cid" xmlns:w16="http://schemas.microsoft.com/office/word/2018/wordml" xmlns:w16du="http://schemas.microsoft.com/office/word/2023/wordml/word16du" xmlns:w16sdtdh="http://schemas.microsoft.com/office/word/2020/wordml/sdtdatahash" xmlns:w16sdtfl="http://schemas.microsoft.com/office/word/2024/wordml/sdtformatlock" xmlns:w16se="http://schemas.microsoft.com/office/word/2015/wordml/symex" xmlns:wpg="http://schemas.microsoft.com/office/word/2010/wordprocessingGroup" xmlns:wpi="http://schemas.microsoft.com/office/word/2010/wordprocessingInk" xmlns:wne="http://schemas.microsoft.com/office/word/2006/wordml" xmlns:wps="http://schemas.microsoft.com/office/word/2010/wordprocessingShape" mc:Ignorable="w14 w15 w16se w16cid w16 w16cex w16sdtdh w16sdtfl w16du wp14">
+<w:document xmlns:wpc="http://schemas.microsoft.com/office/word/2010/wordprocessingCanvas" xmlns:cx="http://schemas.microsoft.com/office/drawing/2014/chartex" xmlns:cx1="http://schemas.microsoft.com/office/drawing/2015/9/8/chartex" xmlns:cx2="http://schemas.microsoft.com/office/drawing/2015/10/21/chartex" xmlns:cx3="http://schemas.microsoft.com/office/drawing/2016/5/9/chartex" xmlns:cx4="http://schemas.microsoft.com/office/drawing/2016/5/10/chartex" xmlns:cx5="http://schemas.microsoft.com/office/drawing/2016/5/11/chartex" xmlns:cx6="http://schemas.microsoft.com/office/drawing/2016/5/12/chartex" xmlns:cx7="http://schemas.microsoft.com/office/drawing/2016/5/13/chartex" xmlns:cx8="http://schemas.microsoft.com/office/drawing/2016/5/14/chartex" xmlns:mc="http://schemas.openxmlformats.org/markup-compatibility/2006" xmlns:aink="http://schemas.microsoft.com/office/drawing/2016/ink" xmlns:am3d="http://schemas.microsoft.com/office/drawing/2017/model3d" xmlns:o="urn:schemas-microsoft-com:office:office" xmlns:r="http://schemas.openxmlformats.org/officeDocument/2006/relationships" xmlns:m="http://schemas.openxmlformats.org/officeDocument/2006/math" xmlns:v="urn:schemas-microsoft-com:vml" xmlns:wp14="http://schemas.microsoft.com/office/word/2010/wordprocessingDrawing" xmlns:wp="http://schemas.openxmlformats.org/drawingml/2006/wordprocessingDrawing" xmlns:w10="urn:schemas-microsoft-com:office:word" xmlns:w="http://schemas.openxmlformats.org/wordprocessingml/2006/main" xmlns:w14="http://schemas.microsoft.com/office/word/2010/wordml" xmlns:w15="http://schemas.microsoft.com/office/word/2012/wordml" xmlns:w16cex="http://schemas.microsoft.com/office/word/2018/wordml/cex" xmlns:w16cid="http://schemas.microsoft.com/office/word/2016/wordml/cid" xmlns:w16="http://schemas.microsoft.com/office/word/2018/wordml" xmlns:w16sdtdh="http://schemas.microsoft.com/office/word/2020/wordml/sdtdatahash" xmlns:w16se="http://schemas.microsoft.com/office/word/2015/wordml/symex" xmlns:wpg="http://schemas.microsoft.com/office/word/2010/wordprocessingGroup" xmlns:wpi="http://schemas.microsoft.com/office/word/2010/wordprocessingInk" xmlns:wne="http://schemas.microsoft.com/office/word/2006/wordml" xmlns:wps="http://schemas.microsoft.com/office/word/2010/wordprocessingShape" mc:Ignorable="w14 w15 w16se w16cid w16 w16cex w16sdtdh wp14">
   <w:body>
     <w:p>
       <w:pPr>
-        <w:pStyle w:val="Ttulo"/>
+        <w:pStyle w:val="Title"/>
         <w:spacing w:before="0" w:after="0"/>
         <w:rPr>
           <w:lang w:val="es-ES"/>
@@ -19,7 +19,7 @@
     </w:p>
     <w:p>
       <w:pPr>
-        <w:pStyle w:val="Ttulo"/>
+        <w:pStyle w:val="Title"/>
         <w:spacing w:before="0" w:after="0"/>
         <w:rPr>
           <w:lang w:val="es-ES"/>
@@ -1297,55 +1297,7 @@
           <w:szCs w:val="20"/>
           <w:lang w:val="es-ES_tradnl"/>
         </w:rPr>
-        <w:t>El sistema muestra el formulario consulta de caso. RN14</w:t>
-      </w:r>
-    </w:p>
-    <w:p>
-      <w:pPr>
-        <w:pStyle w:val="NormalWeb"/>
-        <w:numPr>
-          <w:ilvl w:val="3"/>
-          <w:numId w:val="7"/>
-        </w:numPr>
-        <w:spacing w:line="360" w:lineRule="auto"/>
-        <w:ind w:right="300"/>
-        <w:rPr>
-          <w:sz w:val="20"/>
-          <w:szCs w:val="20"/>
-          <w:lang w:val="es-ES_tradnl"/>
-        </w:rPr>
-      </w:pPr>
-      <w:r>
-        <w:rPr>
-          <w:sz w:val="20"/>
-          <w:szCs w:val="20"/>
-          <w:lang w:val="es-ES_tradnl"/>
-        </w:rPr>
-        <w:t>Se habilita el botón “Buscar”</w:t>
-      </w:r>
-    </w:p>
-    <w:p>
-      <w:pPr>
-        <w:pStyle w:val="NormalWeb"/>
-        <w:numPr>
-          <w:ilvl w:val="3"/>
-          <w:numId w:val="7"/>
-        </w:numPr>
-        <w:spacing w:line="360" w:lineRule="auto"/>
-        <w:ind w:right="300"/>
-        <w:rPr>
-          <w:sz w:val="20"/>
-          <w:szCs w:val="20"/>
-          <w:lang w:val="es-ES_tradnl"/>
-        </w:rPr>
-      </w:pPr>
-      <w:r>
-        <w:rPr>
-          <w:sz w:val="20"/>
-          <w:szCs w:val="20"/>
-          <w:lang w:val="es-ES_tradnl"/>
-        </w:rPr>
-        <w:t>Se habilita el botón “Regresar al portal” FA03</w:t>
+        <w:t>El sistema muestra una ventana con el título “Consultar Estado del caso”</w:t>
       </w:r>
     </w:p>
     <w:p>
@@ -1369,7 +1321,31 @@
           <w:szCs w:val="20"/>
           <w:lang w:val="es-ES_tradnl"/>
         </w:rPr>
-        <w:t>El ciudadano ingresa el código de caso.</w:t>
+        <w:t xml:space="preserve">El sistema muestra el formulario </w:t>
+      </w:r>
+      <w:r>
+        <w:rPr>
+          <w:sz w:val="20"/>
+          <w:szCs w:val="20"/>
+          <w:lang w:val="es-ES_tradnl"/>
+        </w:rPr>
+        <w:t xml:space="preserve">con el campo “Código de seguimiento” para realizar la </w:t>
+      </w:r>
+      <w:r>
+        <w:rPr>
+          <w:sz w:val="20"/>
+          <w:szCs w:val="20"/>
+          <w:lang w:val="es-ES_tradnl"/>
+        </w:rPr>
+        <w:t>consulta de caso. RN1</w:t>
+      </w:r>
+      <w:r>
+        <w:rPr>
+          <w:sz w:val="20"/>
+          <w:szCs w:val="20"/>
+          <w:lang w:val="es-ES_tradnl"/>
+        </w:rPr>
+        <w:t>4</w:t>
       </w:r>
     </w:p>
     <w:p>
@@ -1393,7 +1369,7 @@
           <w:szCs w:val="20"/>
           <w:lang w:val="es-ES_tradnl"/>
         </w:rPr>
-        <w:t>El ciudadano selecciona “Buscar”. FA01</w:t>
+        <w:t>Se muestra el botón “Consultar”</w:t>
       </w:r>
     </w:p>
     <w:p>
@@ -1417,7 +1393,7 @@
           <w:szCs w:val="20"/>
           <w:lang w:val="es-ES_tradnl"/>
         </w:rPr>
-        <w:t>El sistema busca el caso ingresado. FA02</w:t>
+        <w:t>Se muestra el botón “Volver al portal”. FA03</w:t>
       </w:r>
     </w:p>
     <w:p>
@@ -1441,31 +1417,7 @@
           <w:szCs w:val="20"/>
           <w:lang w:val="es-ES_tradnl"/>
         </w:rPr>
-        <w:t>El sistema muestra el formulario respuesta consulta de caso. RN15</w:t>
-      </w:r>
-    </w:p>
-    <w:p>
-      <w:pPr>
-        <w:pStyle w:val="NormalWeb"/>
-        <w:numPr>
-          <w:ilvl w:val="3"/>
-          <w:numId w:val="7"/>
-        </w:numPr>
-        <w:spacing w:line="360" w:lineRule="auto"/>
-        <w:ind w:right="300"/>
-        <w:rPr>
-          <w:sz w:val="20"/>
-          <w:szCs w:val="20"/>
-          <w:lang w:val="es-ES_tradnl"/>
-        </w:rPr>
-      </w:pPr>
-      <w:r>
-        <w:rPr>
-          <w:sz w:val="20"/>
-          <w:szCs w:val="20"/>
-          <w:lang w:val="es-ES_tradnl"/>
-        </w:rPr>
-        <w:t>Se habilita el botón “Regresar al portal”. FA03</w:t>
+        <w:t>El ciudadano ingresa el código de caso.</w:t>
       </w:r>
     </w:p>
     <w:p>
@@ -1489,6 +1441,174 @@
           <w:szCs w:val="20"/>
           <w:lang w:val="es-ES_tradnl"/>
         </w:rPr>
+        <w:t>El ciudadano selecciona “</w:t>
+      </w:r>
+      <w:r>
+        <w:rPr>
+          <w:sz w:val="20"/>
+          <w:szCs w:val="20"/>
+          <w:lang w:val="es-ES_tradnl"/>
+        </w:rPr>
+        <w:t>Consultar</w:t>
+      </w:r>
+      <w:r>
+        <w:rPr>
+          <w:sz w:val="20"/>
+          <w:szCs w:val="20"/>
+          <w:lang w:val="es-ES_tradnl"/>
+        </w:rPr>
+        <w:t>”. FA01</w:t>
+      </w:r>
+    </w:p>
+    <w:p>
+      <w:pPr>
+        <w:pStyle w:val="NormalWeb"/>
+        <w:numPr>
+          <w:ilvl w:val="2"/>
+          <w:numId w:val="7"/>
+        </w:numPr>
+        <w:spacing w:line="360" w:lineRule="auto"/>
+        <w:ind w:right="300"/>
+        <w:rPr>
+          <w:sz w:val="20"/>
+          <w:szCs w:val="20"/>
+          <w:lang w:val="es-ES_tradnl"/>
+        </w:rPr>
+      </w:pPr>
+      <w:r>
+        <w:rPr>
+          <w:sz w:val="20"/>
+          <w:szCs w:val="20"/>
+          <w:lang w:val="es-ES_tradnl"/>
+        </w:rPr>
+        <w:t>El sistema busca el caso ingresado. FA02</w:t>
+      </w:r>
+    </w:p>
+    <w:p>
+      <w:pPr>
+        <w:pStyle w:val="NormalWeb"/>
+        <w:numPr>
+          <w:ilvl w:val="2"/>
+          <w:numId w:val="7"/>
+        </w:numPr>
+        <w:spacing w:line="360" w:lineRule="auto"/>
+        <w:ind w:right="300"/>
+        <w:rPr>
+          <w:sz w:val="20"/>
+          <w:szCs w:val="20"/>
+          <w:lang w:val="es-ES_tradnl"/>
+        </w:rPr>
+      </w:pPr>
+      <w:r>
+        <w:rPr>
+          <w:sz w:val="20"/>
+          <w:szCs w:val="20"/>
+          <w:lang w:val="es-ES_tradnl"/>
+        </w:rPr>
+        <w:t>El sistema muestra el mensaje de éxito. AN01 #14</w:t>
+      </w:r>
+    </w:p>
+    <w:p>
+      <w:pPr>
+        <w:pStyle w:val="NormalWeb"/>
+        <w:numPr>
+          <w:ilvl w:val="2"/>
+          <w:numId w:val="7"/>
+        </w:numPr>
+        <w:spacing w:line="360" w:lineRule="auto"/>
+        <w:ind w:right="300"/>
+        <w:rPr>
+          <w:sz w:val="20"/>
+          <w:szCs w:val="20"/>
+          <w:lang w:val="es-ES_tradnl"/>
+        </w:rPr>
+      </w:pPr>
+      <w:r>
+        <w:rPr>
+          <w:sz w:val="20"/>
+          <w:szCs w:val="20"/>
+          <w:lang w:val="es-ES_tradnl"/>
+        </w:rPr>
+        <w:t xml:space="preserve">El sistema muestra </w:t>
+      </w:r>
+      <w:r>
+        <w:rPr>
+          <w:sz w:val="20"/>
+          <w:szCs w:val="20"/>
+          <w:lang w:val="es-ES_tradnl"/>
+        </w:rPr>
+        <w:t>la información</w:t>
+      </w:r>
+      <w:r>
+        <w:rPr>
+          <w:sz w:val="20"/>
+          <w:szCs w:val="20"/>
+          <w:lang w:val="es-ES_tradnl"/>
+        </w:rPr>
+        <w:t xml:space="preserve"> </w:t>
+      </w:r>
+      <w:r>
+        <w:rPr>
+          <w:sz w:val="20"/>
+          <w:szCs w:val="20"/>
+          <w:lang w:val="es-ES_tradnl"/>
+        </w:rPr>
+        <w:t>correspondiente al caso</w:t>
+      </w:r>
+      <w:r>
+        <w:rPr>
+          <w:sz w:val="20"/>
+          <w:szCs w:val="20"/>
+          <w:lang w:val="es-ES_tradnl"/>
+        </w:rPr>
+        <w:t>. RN15</w:t>
+      </w:r>
+    </w:p>
+    <w:p>
+      <w:pPr>
+        <w:pStyle w:val="NormalWeb"/>
+        <w:numPr>
+          <w:ilvl w:val="2"/>
+          <w:numId w:val="7"/>
+        </w:numPr>
+        <w:spacing w:line="360" w:lineRule="auto"/>
+        <w:ind w:right="300"/>
+        <w:rPr>
+          <w:sz w:val="20"/>
+          <w:szCs w:val="20"/>
+          <w:lang w:val="es-ES_tradnl"/>
+        </w:rPr>
+      </w:pPr>
+      <w:r>
+        <w:rPr>
+          <w:sz w:val="20"/>
+          <w:szCs w:val="20"/>
+          <w:lang w:val="es-ES_tradnl"/>
+        </w:rPr>
+        <w:t>El sistema muestra el botón “Volver al portal” FA03</w:t>
+      </w:r>
+    </w:p>
+    <w:p>
+      <w:pPr>
+        <w:pStyle w:val="NormalWeb"/>
+        <w:numPr>
+          <w:ilvl w:val="2"/>
+          <w:numId w:val="7"/>
+        </w:numPr>
+        <w:spacing w:line="360" w:lineRule="auto"/>
+        <w:ind w:right="300"/>
+        <w:rPr>
+          <w:sz w:val="20"/>
+          <w:szCs w:val="20"/>
+          <w:lang w:val="es-ES_tradnl"/>
+        </w:rPr>
+      </w:pPr>
+      <w:r>
+        <w:rPr>
+          <w:sz w:val="20"/>
+          <w:szCs w:val="20"/>
+          <w:lang w:val="es-ES_tradnl"/>
+        </w:rPr>
         <w:t>Fin del caso de uso.</w:t>
       </w:r>
     </w:p>
@@ -1777,6 +1897,7 @@
           <w:szCs w:val="27"/>
           <w:lang w:val="es-ES_tradnl"/>
         </w:rPr>
+        <w:lastRenderedPageBreak/>
         <w:t>Postcondiciones</w:t>
       </w:r>
     </w:p>
@@ -1821,7 +1942,6 @@
           <w:sz w:val="20"/>
           <w:szCs w:val="20"/>
         </w:rPr>
-        <w:lastRenderedPageBreak/>
         <w:t>No se modifica ningún dato del caso durante la consulta.</w:t>
       </w:r>
     </w:p>
@@ -2190,7 +2310,7 @@
 </file>
 
 <file path=word/endnotes.xml><?xml version="1.0" encoding="utf-8"?>
-<w:endnotes xmlns:wpc="http://schemas.microsoft.com/office/word/2010/wordprocessingCanvas" xmlns:cx="http://schemas.microsoft.com/office/drawing/2014/chartex" xmlns:cx1="http://schemas.microsoft.com/office/drawing/2015/9/8/chartex" xmlns:cx2="http://schemas.microsoft.com/office/drawing/2015/10/21/chartex" xmlns:cx3="http://schemas.microsoft.com/office/drawing/2016/5/9/chartex" xmlns:cx4="http://schemas.microsoft.com/office/drawing/2016/5/10/chartex" xmlns:cx5="http://schemas.microsoft.com/office/drawing/2016/5/11/chartex" xmlns:cx6="http://schemas.microsoft.com/office/drawing/2016/5/12/chartex" xmlns:cx7="http://schemas.microsoft.com/office/drawing/2016/5/13/chartex" xmlns:cx8="http://schemas.microsoft.com/office/drawing/2016/5/14/chartex" xmlns:mc="http://schemas.openxmlformats.org/markup-compatibility/2006" xmlns:aink="http://schemas.microsoft.com/office/drawing/2016/ink" xmlns:am3d="http://schemas.microsoft.com/office/drawing/2017/model3d" xmlns:o="urn:schemas-microsoft-com:office:office" xmlns:oel="http://schemas.microsoft.com/office/2019/extlst" xmlns:r="http://schemas.openxmlformats.org/officeDocument/2006/relationships" xmlns:m="http://schemas.openxmlformats.org/officeDocument/2006/math" xmlns:v="urn:schemas-microsoft-com:vml" xmlns:wp14="http://schemas.microsoft.com/office/word/2010/wordprocessingDrawing" xmlns:wp="http://schemas.openxmlformats.org/drawingml/2006/wordprocessingDrawing" xmlns:w10="urn:schemas-microsoft-com:office:word" xmlns:w="http://schemas.openxmlformats.org/wordprocessingml/2006/main" xmlns:w14="http://schemas.microsoft.com/office/word/2010/wordml" xmlns:w15="http://schemas.microsoft.com/office/word/2012/wordml" xmlns:w16cei="http://schemas.microsoft.com/office/word/2026/wordml/cei" xmlns:w16cex="http://schemas.microsoft.com/office/word/2018/wordml/cex" xmlns:w16cid="http://schemas.microsoft.com/office/word/2016/wordml/cid" xmlns:w16="http://schemas.microsoft.com/office/word/2018/wordml" xmlns:w16du="http://schemas.microsoft.com/office/word/2023/wordml/word16du" xmlns:w16sdtdh="http://schemas.microsoft.com/office/word/2020/wordml/sdtdatahash" xmlns:w16sdtfl="http://schemas.microsoft.com/office/word/2024/wordml/sdtformatlock" xmlns:w16se="http://schemas.microsoft.com/office/word/2015/wordml/symex" xmlns:wpg="http://schemas.microsoft.com/office/word/2010/wordprocessingGroup" xmlns:wpi="http://schemas.microsoft.com/office/word/2010/wordprocessingInk" xmlns:wne="http://schemas.microsoft.com/office/word/2006/wordml" xmlns:wps="http://schemas.microsoft.com/office/word/2010/wordprocessingShape" mc:Ignorable="w14 w15 w16se w16cid w16 w16cex w16sdtdh w16sdtfl w16du wp14">
+<w:endnotes xmlns:wpc="http://schemas.microsoft.com/office/word/2010/wordprocessingCanvas" xmlns:cx="http://schemas.microsoft.com/office/drawing/2014/chartex" xmlns:cx1="http://schemas.microsoft.com/office/drawing/2015/9/8/chartex" xmlns:cx2="http://schemas.microsoft.com/office/drawing/2015/10/21/chartex" xmlns:cx3="http://schemas.microsoft.com/office/drawing/2016/5/9/chartex" xmlns:cx4="http://schemas.microsoft.com/office/drawing/2016/5/10/chartex" xmlns:cx5="http://schemas.microsoft.com/office/drawing/2016/5/11/chartex" xmlns:cx6="http://schemas.microsoft.com/office/drawing/2016/5/12/chartex" xmlns:cx7="http://schemas.microsoft.com/office/drawing/2016/5/13/chartex" xmlns:cx8="http://schemas.microsoft.com/office/drawing/2016/5/14/chartex" xmlns:mc="http://schemas.openxmlformats.org/markup-compatibility/2006" xmlns:aink="http://schemas.microsoft.com/office/drawing/2016/ink" xmlns:am3d="http://schemas.microsoft.com/office/drawing/2017/model3d" xmlns:o="urn:schemas-microsoft-com:office:office" xmlns:r="http://schemas.openxmlformats.org/officeDocument/2006/relationships" xmlns:m="http://schemas.openxmlformats.org/officeDocument/2006/math" xmlns:v="urn:schemas-microsoft-com:vml" xmlns:wp14="http://schemas.microsoft.com/office/word/2010/wordprocessingDrawing" xmlns:wp="http://schemas.openxmlformats.org/drawingml/2006/wordprocessingDrawing" xmlns:w10="urn:schemas-microsoft-com:office:word" xmlns:w="http://schemas.openxmlformats.org/wordprocessingml/2006/main" xmlns:w14="http://schemas.microsoft.com/office/word/2010/wordml" xmlns:w15="http://schemas.microsoft.com/office/word/2012/wordml" xmlns:w16cex="http://schemas.microsoft.com/office/word/2018/wordml/cex" xmlns:w16cid="http://schemas.microsoft.com/office/word/2016/wordml/cid" xmlns:w16="http://schemas.microsoft.com/office/word/2018/wordml" xmlns:w16sdtdh="http://schemas.microsoft.com/office/word/2020/wordml/sdtdatahash" xmlns:w16se="http://schemas.microsoft.com/office/word/2015/wordml/symex" xmlns:wpg="http://schemas.microsoft.com/office/word/2010/wordprocessingGroup" xmlns:wpi="http://schemas.microsoft.com/office/word/2010/wordprocessingInk" xmlns:wne="http://schemas.microsoft.com/office/word/2006/wordml" xmlns:wps="http://schemas.microsoft.com/office/word/2010/wordprocessingShape" mc:Ignorable="w14 w15 w16se w16cid w16 w16cex w16sdtdh wp14">
   <w:endnote w:type="separator" w:id="-1">
     <w:p>
       <w:r>
@@ -2209,7 +2329,7 @@
 </file>
 
 <file path=word/footnotes.xml><?xml version="1.0" encoding="utf-8"?>
-<w:footnotes xmlns:wpc="http://schemas.microsoft.com/office/word/2010/wordprocessingCanvas" xmlns:cx="http://schemas.microsoft.com/office/drawing/2014/chartex" xmlns:cx1="http://schemas.microsoft.com/office/drawing/2015/9/8/chartex" xmlns:cx2="http://schemas.microsoft.com/office/drawing/2015/10/21/chartex" xmlns:cx3="http://schemas.microsoft.com/office/drawing/2016/5/9/chartex" xmlns:cx4="http://schemas.microsoft.com/office/drawing/2016/5/10/chartex" xmlns:cx5="http://schemas.microsoft.com/office/drawing/2016/5/11/chartex" xmlns:cx6="http://schemas.microsoft.com/office/drawing/2016/5/12/chartex" xmlns:cx7="http://schemas.microsoft.com/office/drawing/2016/5/13/chartex" xmlns:cx8="http://schemas.microsoft.com/office/drawing/2016/5/14/chartex" xmlns:mc="http://schemas.openxmlformats.org/markup-compatibility/2006" xmlns:aink="http://schemas.microsoft.com/office/drawing/2016/ink" xmlns:am3d="http://schemas.microsoft.com/office/drawing/2017/model3d" xmlns:o="urn:schemas-microsoft-com:office:office" xmlns:oel="http://schemas.microsoft.com/office/2019/extlst" xmlns:r="http://schemas.openxmlformats.org/officeDocument/2006/relationships" xmlns:m="http://schemas.openxmlformats.org/officeDocument/2006/math" xmlns:v="urn:schemas-microsoft-com:vml" xmlns:wp14="http://schemas.microsoft.com/office/word/2010/wordprocessingDrawing" xmlns:wp="http://schemas.openxmlformats.org/drawingml/2006/wordprocessingDrawing" xmlns:w10="urn:schemas-microsoft-com:office:word" xmlns:w="http://schemas.openxmlformats.org/wordprocessingml/2006/main" xmlns:w14="http://schemas.microsoft.com/office/word/2010/wordml" xmlns:w15="http://schemas.microsoft.com/office/word/2012/wordml" xmlns:w16cei="http://schemas.microsoft.com/office/word/2026/wordml/cei" xmlns:w16cex="http://schemas.microsoft.com/office/word/2018/wordml/cex" xmlns:w16cid="http://schemas.microsoft.com/office/word/2016/wordml/cid" xmlns:w16="http://schemas.microsoft.com/office/word/2018/wordml" xmlns:w16du="http://schemas.microsoft.com/office/word/2023/wordml/word16du" xmlns:w16sdtdh="http://schemas.microsoft.com/office/word/2020/wordml/sdtdatahash" xmlns:w16sdtfl="http://schemas.microsoft.com/office/word/2024/wordml/sdtformatlock" xmlns:w16se="http://schemas.microsoft.com/office/word/2015/wordml/symex" xmlns:wpg="http://schemas.microsoft.com/office/word/2010/wordprocessingGroup" xmlns:wpi="http://schemas.microsoft.com/office/word/2010/wordprocessingInk" xmlns:wne="http://schemas.microsoft.com/office/word/2006/wordml" xmlns:wps="http://schemas.microsoft.com/office/word/2010/wordprocessingShape" mc:Ignorable="w14 w15 w16se w16cid w16 w16cex w16sdtdh w16sdtfl w16du wp14">
+<w:footnotes xmlns:wpc="http://schemas.microsoft.com/office/word/2010/wordprocessingCanvas" xmlns:cx="http://schemas.microsoft.com/office/drawing/2014/chartex" xmlns:cx1="http://schemas.microsoft.com/office/drawing/2015/9/8/chartex" xmlns:cx2="http://schemas.microsoft.com/office/drawing/2015/10/21/chartex" xmlns:cx3="http://schemas.microsoft.com/office/drawing/2016/5/9/chartex" xmlns:cx4="http://schemas.microsoft.com/office/drawing/2016/5/10/chartex" xmlns:cx5="http://schemas.microsoft.com/office/drawing/2016/5/11/chartex" xmlns:cx6="http://schemas.microsoft.com/office/drawing/2016/5/12/chartex" xmlns:cx7="http://schemas.microsoft.com/office/drawing/2016/5/13/chartex" xmlns:cx8="http://schemas.microsoft.com/office/drawing/2016/5/14/chartex" xmlns:mc="http://schemas.openxmlformats.org/markup-compatibility/2006" xmlns:aink="http://schemas.microsoft.com/office/drawing/2016/ink" xmlns:am3d="http://schemas.microsoft.com/office/drawing/2017/model3d" xmlns:o="urn:schemas-microsoft-com:office:office" xmlns:r="http://schemas.openxmlformats.org/officeDocument/2006/relationships" xmlns:m="http://schemas.openxmlformats.org/officeDocument/2006/math" xmlns:v="urn:schemas-microsoft-com:vml" xmlns:wp14="http://schemas.microsoft.com/office/word/2010/wordprocessingDrawing" xmlns:wp="http://schemas.openxmlformats.org/drawingml/2006/wordprocessingDrawing" xmlns:w10="urn:schemas-microsoft-com:office:word" xmlns:w="http://schemas.openxmlformats.org/wordprocessingml/2006/main" xmlns:w14="http://schemas.microsoft.com/office/word/2010/wordml" xmlns:w15="http://schemas.microsoft.com/office/word/2012/wordml" xmlns:w16cex="http://schemas.microsoft.com/office/word/2018/wordml/cex" xmlns:w16cid="http://schemas.microsoft.com/office/word/2016/wordml/cid" xmlns:w16="http://schemas.microsoft.com/office/word/2018/wordml" xmlns:w16sdtdh="http://schemas.microsoft.com/office/word/2020/wordml/sdtdatahash" xmlns:w16se="http://schemas.microsoft.com/office/word/2015/wordml/symex" xmlns:wpg="http://schemas.microsoft.com/office/word/2010/wordprocessingGroup" xmlns:wpi="http://schemas.microsoft.com/office/word/2010/wordprocessingInk" xmlns:wne="http://schemas.microsoft.com/office/word/2006/wordml" xmlns:wps="http://schemas.microsoft.com/office/word/2010/wordprocessingShape" mc:Ignorable="w14 w15 w16se w16cid w16 w16cex w16sdtdh wp14">
   <w:footnote w:type="separator" w:id="-1">
     <w:p>
       <w:r>
@@ -2228,7 +2348,7 @@
 </file>
 
 <file path=word/numbering.xml><?xml version="1.0" encoding="utf-8"?>
-<w:numbering xmlns:wpc="http://schemas.microsoft.com/office/word/2010/wordprocessingCanvas" xmlns:cx="http://schemas.microsoft.com/office/drawing/2014/chartex" xmlns:cx1="http://schemas.microsoft.com/office/drawing/2015/9/8/chartex" xmlns:cx2="http://schemas.microsoft.com/office/drawing/2015/10/21/chartex" xmlns:cx3="http://schemas.microsoft.com/office/drawing/2016/5/9/chartex" xmlns:cx4="http://schemas.microsoft.com/office/drawing/2016/5/10/chartex" xmlns:cx5="http://schemas.microsoft.com/office/drawing/2016/5/11/chartex" xmlns:cx6="http://schemas.microsoft.com/office/drawing/2016/5/12/chartex" xmlns:cx7="http://schemas.microsoft.com/office/drawing/2016/5/13/chartex" xmlns:cx8="http://schemas.microsoft.com/office/drawing/2016/5/14/chartex" xmlns:mc="http://schemas.openxmlformats.org/markup-compatibility/2006" xmlns:aink="http://schemas.microsoft.com/office/drawing/2016/ink" xmlns:am3d="http://schemas.microsoft.com/office/drawing/2017/model3d" xmlns:o="urn:schemas-microsoft-com:office:office" xmlns:oel="http://schemas.microsoft.com/office/2019/extlst" xmlns:r="http://schemas.openxmlformats.org/officeDocument/2006/relationships" xmlns:m="http://schemas.openxmlformats.org/officeDocument/2006/math" xmlns:v="urn:schemas-microsoft-com:vml" xmlns:wp14="http://schemas.microsoft.com/office/word/2010/wordprocessingDrawing" xmlns:wp="http://schemas.openxmlformats.org/drawingml/2006/wordprocessingDrawing" xmlns:w10="urn:schemas-microsoft-com:office:word" xmlns:w="http://schemas.openxmlformats.org/wordprocessingml/2006/main" xmlns:w14="http://schemas.microsoft.com/office/word/2010/wordml" xmlns:w15="http://schemas.microsoft.com/office/word/2012/wordml" xmlns:w16cei="http://schemas.microsoft.com/office/word/2026/wordml/cei" xmlns:w16cex="http://schemas.microsoft.com/office/word/2018/wordml/cex" xmlns:w16cid="http://schemas.microsoft.com/office/word/2016/wordml/cid" xmlns:w16="http://schemas.microsoft.com/office/word/2018/wordml" xmlns:w16du="http://schemas.microsoft.com/office/word/2023/wordml/word16du" xmlns:w16sdtdh="http://schemas.microsoft.com/office/word/2020/wordml/sdtdatahash" xmlns:w16sdtfl="http://schemas.microsoft.com/office/word/2024/wordml/sdtformatlock" xmlns:w16se="http://schemas.microsoft.com/office/word/2015/wordml/symex" xmlns:wpg="http://schemas.microsoft.com/office/word/2010/wordprocessingGroup" xmlns:wpi="http://schemas.microsoft.com/office/word/2010/wordprocessingInk" xmlns:wne="http://schemas.microsoft.com/office/word/2006/wordml" xmlns:wps="http://schemas.microsoft.com/office/word/2010/wordprocessingShape" mc:Ignorable="w14 w15 w16se w16cid w16 w16cex w16sdtdh w16sdtfl w16du wp14">
+<w:numbering xmlns:wpc="http://schemas.microsoft.com/office/word/2010/wordprocessingCanvas" xmlns:cx="http://schemas.microsoft.com/office/drawing/2014/chartex" xmlns:cx1="http://schemas.microsoft.com/office/drawing/2015/9/8/chartex" xmlns:cx2="http://schemas.microsoft.com/office/drawing/2015/10/21/chartex" xmlns:cx3="http://schemas.microsoft.com/office/drawing/2016/5/9/chartex" xmlns:cx4="http://schemas.microsoft.com/office/drawing/2016/5/10/chartex" xmlns:cx5="http://schemas.microsoft.com/office/drawing/2016/5/11/chartex" xmlns:cx6="http://schemas.microsoft.com/office/drawing/2016/5/12/chartex" xmlns:cx7="http://schemas.microsoft.com/office/drawing/2016/5/13/chartex" xmlns:cx8="http://schemas.microsoft.com/office/drawing/2016/5/14/chartex" xmlns:mc="http://schemas.openxmlformats.org/markup-compatibility/2006" xmlns:aink="http://schemas.microsoft.com/office/drawing/2016/ink" xmlns:am3d="http://schemas.microsoft.com/office/drawing/2017/model3d" xmlns:o="urn:schemas-microsoft-com:office:office" xmlns:r="http://schemas.openxmlformats.org/officeDocument/2006/relationships" xmlns:m="http://schemas.openxmlformats.org/officeDocument/2006/math" xmlns:v="urn:schemas-microsoft-com:vml" xmlns:wp14="http://schemas.microsoft.com/office/word/2010/wordprocessingDrawing" xmlns:wp="http://schemas.openxmlformats.org/drawingml/2006/wordprocessingDrawing" xmlns:w10="urn:schemas-microsoft-com:office:word" xmlns:w="http://schemas.openxmlformats.org/wordprocessingml/2006/main" xmlns:w14="http://schemas.microsoft.com/office/word/2010/wordml" xmlns:w15="http://schemas.microsoft.com/office/word/2012/wordml" xmlns:w16cex="http://schemas.microsoft.com/office/word/2018/wordml/cex" xmlns:w16cid="http://schemas.microsoft.com/office/word/2016/wordml/cid" xmlns:w16="http://schemas.microsoft.com/office/word/2018/wordml" xmlns:w16sdtdh="http://schemas.microsoft.com/office/word/2020/wordml/sdtdatahash" xmlns:w16se="http://schemas.microsoft.com/office/word/2015/wordml/symex" xmlns:wpg="http://schemas.microsoft.com/office/word/2010/wordprocessingGroup" xmlns:wpi="http://schemas.microsoft.com/office/word/2010/wordprocessingInk" xmlns:wne="http://schemas.microsoft.com/office/word/2006/wordml" xmlns:wps="http://schemas.microsoft.com/office/word/2010/wordprocessingShape" mc:Ignorable="w14 w15 w16se w16cid w16 w16cex w16sdtdh wp14">
   <w:abstractNum w:abstractNumId="0" w15:restartNumberingAfterBreak="0">
     <w:nsid w:val="02F81A67"/>
     <w:multiLevelType w:val="multilevel"/>
@@ -3551,61 +3671,61 @@
       </w:pPr>
     </w:lvl>
   </w:abstractNum>
-  <w:num w:numId="1" w16cid:durableId="92675463">
+  <w:num w:numId="1">
     <w:abstractNumId w:val="10"/>
   </w:num>
-  <w:num w:numId="2" w16cid:durableId="9646972">
+  <w:num w:numId="2">
     <w:abstractNumId w:val="2"/>
   </w:num>
-  <w:num w:numId="3" w16cid:durableId="1465387613">
+  <w:num w:numId="3">
     <w:abstractNumId w:val="0"/>
   </w:num>
-  <w:num w:numId="4" w16cid:durableId="868878119">
+  <w:num w:numId="4">
     <w:abstractNumId w:val="9"/>
   </w:num>
-  <w:num w:numId="5" w16cid:durableId="317073932">
+  <w:num w:numId="5">
     <w:abstractNumId w:val="6"/>
   </w:num>
-  <w:num w:numId="6" w16cid:durableId="1314991140">
+  <w:num w:numId="6">
     <w:abstractNumId w:val="5"/>
   </w:num>
-  <w:num w:numId="7" w16cid:durableId="1803644919">
+  <w:num w:numId="7">
     <w:abstractNumId w:val="3"/>
   </w:num>
-  <w:num w:numId="8" w16cid:durableId="1836067352">
+  <w:num w:numId="8">
     <w:abstractNumId w:val="4"/>
   </w:num>
-  <w:num w:numId="9" w16cid:durableId="1498303223">
+  <w:num w:numId="9">
     <w:abstractNumId w:val="7"/>
   </w:num>
-  <w:num w:numId="10" w16cid:durableId="370502232">
+  <w:num w:numId="10">
     <w:abstractNumId w:val="14"/>
   </w:num>
-  <w:num w:numId="11" w16cid:durableId="508182967">
+  <w:num w:numId="11">
     <w:abstractNumId w:val="11"/>
   </w:num>
-  <w:num w:numId="12" w16cid:durableId="1583444582">
+  <w:num w:numId="12">
     <w:abstractNumId w:val="1"/>
   </w:num>
-  <w:num w:numId="13" w16cid:durableId="1283806237">
+  <w:num w:numId="13">
     <w:abstractNumId w:val="8"/>
   </w:num>
-  <w:num w:numId="14" w16cid:durableId="2044209653">
+  <w:num w:numId="14">
     <w:abstractNumId w:val="12"/>
   </w:num>
-  <w:num w:numId="15" w16cid:durableId="1336952654">
+  <w:num w:numId="15">
     <w:abstractNumId w:val="13"/>
   </w:num>
 </w:numbering>
 </file>
 
 <file path=word/styles.xml><?xml version="1.0" encoding="utf-8"?>
-<w:styles xmlns:mc="http://schemas.openxmlformats.org/markup-compatibility/2006" xmlns:r="http://schemas.openxmlformats.org/officeDocument/2006/relationships" xmlns:w="http://schemas.openxmlformats.org/wordprocessingml/2006/main" xmlns:w14="http://schemas.microsoft.com/office/word/2010/wordml" xmlns:w15="http://schemas.microsoft.com/office/word/2012/wordml" xmlns:w16cex="http://schemas.microsoft.com/office/word/2018/wordml/cex" xmlns:w16cid="http://schemas.microsoft.com/office/word/2016/wordml/cid" xmlns:w16="http://schemas.microsoft.com/office/word/2018/wordml" xmlns:w16du="http://schemas.microsoft.com/office/word/2023/wordml/word16du" xmlns:w16sdtdh="http://schemas.microsoft.com/office/word/2020/wordml/sdtdatahash" xmlns:w16sdtfl="http://schemas.microsoft.com/office/word/2024/wordml/sdtformatlock" xmlns:w16se="http://schemas.microsoft.com/office/word/2015/wordml/symex" mc:Ignorable="w14 w15 w16se w16cid w16 w16cex w16sdtdh w16sdtfl w16du">
+<w:styles xmlns:mc="http://schemas.openxmlformats.org/markup-compatibility/2006" xmlns:r="http://schemas.openxmlformats.org/officeDocument/2006/relationships" xmlns:w="http://schemas.openxmlformats.org/wordprocessingml/2006/main" xmlns:w14="http://schemas.microsoft.com/office/word/2010/wordml" xmlns:w15="http://schemas.microsoft.com/office/word/2012/wordml" xmlns:w16cex="http://schemas.microsoft.com/office/word/2018/wordml/cex" xmlns:w16cid="http://schemas.microsoft.com/office/word/2016/wordml/cid" xmlns:w16="http://schemas.microsoft.com/office/word/2018/wordml" xmlns:w16sdtdh="http://schemas.microsoft.com/office/word/2020/wordml/sdtdatahash" xmlns:w16se="http://schemas.microsoft.com/office/word/2015/wordml/symex" mc:Ignorable="w14 w15 w16se w16cid w16 w16cex w16sdtdh">
   <w:docDefaults>
     <w:rPrDefault>
       <w:rPr>
         <w:rFonts w:ascii="Times New Roman" w:eastAsia="Times New Roman" w:hAnsi="Times New Roman" w:cs="Times New Roman"/>
-        <w:lang w:val="es-MX" w:eastAsia="es-MX" w:bidi="ar-SA"/>
+        <w:lang w:val="es-419" w:eastAsia="es-419" w:bidi="ar-SA"/>
       </w:rPr>
     </w:rPrDefault>
     <w:pPrDefault/>
@@ -3904,7 +4024,7 @@
       <w:lang w:val="es-ES" w:eastAsia="es-ES"/>
     </w:rPr>
   </w:style>
-  <w:style w:type="paragraph" w:styleId="Ttulo1">
+  <w:style w:type="paragraph" w:styleId="Heading1">
     <w:name w:val="heading 1"/>
     <w:basedOn w:val="Normal"/>
     <w:qFormat/>
@@ -3921,7 +4041,7 @@
       <w:szCs w:val="48"/>
     </w:rPr>
   </w:style>
-  <w:style w:type="paragraph" w:styleId="Ttulo2">
+  <w:style w:type="paragraph" w:styleId="Heading2">
     <w:name w:val="heading 2"/>
     <w:basedOn w:val="Normal"/>
     <w:qFormat/>
@@ -3937,13 +4057,13 @@
       <w:szCs w:val="36"/>
     </w:rPr>
   </w:style>
-  <w:style w:type="character" w:default="1" w:styleId="Fuentedeprrafopredeter">
+  <w:style w:type="character" w:default="1" w:styleId="DefaultParagraphFont">
     <w:name w:val="Default Paragraph Font"/>
     <w:uiPriority w:val="1"/>
     <w:semiHidden/>
     <w:unhideWhenUsed/>
   </w:style>
-  <w:style w:type="table" w:default="1" w:styleId="Tablanormal">
+  <w:style w:type="table" w:default="1" w:styleId="TableNormal">
     <w:name w:val="Normal Table"/>
     <w:uiPriority w:val="99"/>
     <w:semiHidden/>
@@ -3958,7 +4078,7 @@
       </w:tblCellMar>
     </w:tblPr>
   </w:style>
-  <w:style w:type="numbering" w:default="1" w:styleId="Sinlista">
+  <w:style w:type="numbering" w:default="1" w:styleId="NoList">
     <w:name w:val="No List"/>
     <w:uiPriority w:val="99"/>
     <w:semiHidden/>
@@ -3972,7 +4092,7 @@
       <w:spacing w:before="100" w:beforeAutospacing="1" w:after="100" w:afterAutospacing="1"/>
     </w:pPr>
   </w:style>
-  <w:style w:type="paragraph" w:styleId="TDC1">
+  <w:style w:type="paragraph" w:styleId="TOC1">
     <w:name w:val="toc 1"/>
     <w:basedOn w:val="Normal"/>
     <w:rsid w:val="000D097C"/>
@@ -3980,7 +4100,7 @@
       <w:spacing w:before="100" w:beforeAutospacing="1" w:after="100" w:afterAutospacing="1"/>
     </w:pPr>
   </w:style>
-  <w:style w:type="character" w:styleId="Hipervnculo">
+  <w:style w:type="character" w:styleId="Hyperlink">
     <w:name w:val="Hyperlink"/>
     <w:rsid w:val="000D097C"/>
     <w:rPr>
@@ -3988,7 +4108,7 @@
       <w:u w:val="single"/>
     </w:rPr>
   </w:style>
-  <w:style w:type="paragraph" w:styleId="TDC2">
+  <w:style w:type="paragraph" w:styleId="TOC2">
     <w:name w:val="toc 2"/>
     <w:basedOn w:val="Normal"/>
     <w:rsid w:val="000D097C"/>
@@ -3996,7 +4116,7 @@
       <w:spacing w:before="100" w:beforeAutospacing="1" w:after="100" w:afterAutospacing="1"/>
     </w:pPr>
   </w:style>
-  <w:style w:type="paragraph" w:styleId="Sangra3detindependiente">
+  <w:style w:type="paragraph" w:styleId="BodyTextIndent3">
     <w:name w:val="Body Text Indent 3"/>
     <w:basedOn w:val="Normal"/>
     <w:rsid w:val="000D097C"/>
@@ -4004,10 +4124,10 @@
       <w:spacing w:before="100" w:beforeAutospacing="1" w:after="100" w:afterAutospacing="1"/>
     </w:pPr>
   </w:style>
-  <w:style w:type="paragraph" w:styleId="Encabezado">
+  <w:style w:type="paragraph" w:styleId="Header">
     <w:name w:val="header"/>
     <w:basedOn w:val="Normal"/>
-    <w:link w:val="EncabezadoCar"/>
+    <w:link w:val="HeaderChar"/>
     <w:uiPriority w:val="99"/>
     <w:rsid w:val="000D097C"/>
     <w:pPr>
@@ -4024,16 +4144,16 @@
   </w:style>
   <w:style w:type="paragraph" w:customStyle="1" w:styleId="ByLine">
     <w:name w:val="ByLine"/>
-    <w:basedOn w:val="Ttulo"/>
+    <w:basedOn w:val="Title"/>
     <w:rsid w:val="00F6349F"/>
     <w:rPr>
       <w:sz w:val="28"/>
     </w:rPr>
   </w:style>
-  <w:style w:type="paragraph" w:styleId="Ttulo">
+  <w:style w:type="paragraph" w:styleId="Title">
     <w:name w:val="Title"/>
     <w:basedOn w:val="Normal"/>
-    <w:link w:val="TtuloCar"/>
+    <w:link w:val="TitleChar"/>
     <w:qFormat/>
     <w:rsid w:val="00F6349F"/>
     <w:pPr>
@@ -4049,9 +4169,9 @@
       <w:lang w:val="en-US" w:eastAsia="en-US"/>
     </w:rPr>
   </w:style>
-  <w:style w:type="character" w:customStyle="1" w:styleId="TtuloCar">
-    <w:name w:val="Título Car"/>
-    <w:link w:val="Ttulo"/>
+  <w:style w:type="character" w:customStyle="1" w:styleId="TitleChar">
+    <w:name w:val="Title Char"/>
+    <w:link w:val="Title"/>
     <w:rsid w:val="00F6349F"/>
     <w:rPr>
       <w:rFonts w:ascii="Arial" w:hAnsi="Arial"/>
@@ -4078,12 +4198,12 @@
       <w:lang w:val="en-US" w:eastAsia="en-US"/>
     </w:rPr>
   </w:style>
-  <w:style w:type="character" w:styleId="Nmerodelnea">
+  <w:style w:type="character" w:styleId="LineNumber">
     <w:name w:val="line number"/>
-    <w:basedOn w:val="Fuentedeprrafopredeter"/>
+    <w:basedOn w:val="DefaultParagraphFont"/>
     <w:rsid w:val="008F2F81"/>
   </w:style>
-  <w:style w:type="paragraph" w:styleId="Prrafodelista">
+  <w:style w:type="paragraph" w:styleId="ListParagraph">
     <w:name w:val="List Paragraph"/>
     <w:basedOn w:val="Normal"/>
     <w:uiPriority w:val="34"/>
@@ -4093,10 +4213,10 @@
       <w:ind w:left="708"/>
     </w:pPr>
   </w:style>
-  <w:style w:type="paragraph" w:styleId="Piedepgina">
+  <w:style w:type="paragraph" w:styleId="Footer">
     <w:name w:val="footer"/>
     <w:basedOn w:val="Normal"/>
-    <w:link w:val="PiedepginaCar"/>
+    <w:link w:val="FooterChar"/>
     <w:uiPriority w:val="99"/>
     <w:rsid w:val="00344F2B"/>
     <w:pPr>
@@ -4106,9 +4226,9 @@
       </w:tabs>
     </w:pPr>
   </w:style>
-  <w:style w:type="character" w:customStyle="1" w:styleId="PiedepginaCar">
-    <w:name w:val="Pie de página Car"/>
-    <w:link w:val="Piedepgina"/>
+  <w:style w:type="character" w:customStyle="1" w:styleId="FooterChar">
+    <w:name w:val="Footer Char"/>
+    <w:link w:val="Footer"/>
     <w:uiPriority w:val="99"/>
     <w:rsid w:val="00344F2B"/>
     <w:rPr>
@@ -4117,9 +4237,9 @@
       <w:lang w:val="es-ES" w:eastAsia="es-ES"/>
     </w:rPr>
   </w:style>
-  <w:style w:type="character" w:customStyle="1" w:styleId="EncabezadoCar">
-    <w:name w:val="Encabezado Car"/>
-    <w:link w:val="Encabezado"/>
+  <w:style w:type="character" w:customStyle="1" w:styleId="HeaderChar">
+    <w:name w:val="Header Char"/>
+    <w:link w:val="Header"/>
     <w:uiPriority w:val="99"/>
     <w:rsid w:val="00344F2B"/>
     <w:rPr>
@@ -4128,10 +4248,10 @@
       <w:lang w:val="es-ES" w:eastAsia="es-ES"/>
     </w:rPr>
   </w:style>
-  <w:style w:type="paragraph" w:styleId="Textodeglobo">
+  <w:style w:type="paragraph" w:styleId="BalloonText">
     <w:name w:val="Balloon Text"/>
     <w:basedOn w:val="Normal"/>
-    <w:link w:val="TextodegloboCar"/>
+    <w:link w:val="BalloonTextChar"/>
     <w:rsid w:val="00344F2B"/>
     <w:rPr>
       <w:rFonts w:ascii="Tahoma" w:hAnsi="Tahoma" w:cs="Tahoma"/>
@@ -4139,9 +4259,9 @@
       <w:szCs w:val="16"/>
     </w:rPr>
   </w:style>
-  <w:style w:type="character" w:customStyle="1" w:styleId="TextodegloboCar">
-    <w:name w:val="Texto de globo Car"/>
-    <w:link w:val="Textodeglobo"/>
+  <w:style w:type="character" w:customStyle="1" w:styleId="BalloonTextChar">
+    <w:name w:val="Balloon Text Char"/>
+    <w:link w:val="BalloonText"/>
     <w:rsid w:val="00344F2B"/>
     <w:rPr>
       <w:rFonts w:ascii="Tahoma" w:hAnsi="Tahoma" w:cs="Tahoma"/>
@@ -4150,18 +4270,18 @@
       <w:lang w:val="es-ES" w:eastAsia="es-ES"/>
     </w:rPr>
   </w:style>
-  <w:style w:type="paragraph" w:styleId="Textoindependiente">
+  <w:style w:type="paragraph" w:styleId="BodyText">
     <w:name w:val="Body Text"/>
     <w:basedOn w:val="Normal"/>
-    <w:link w:val="TextoindependienteCar"/>
+    <w:link w:val="BodyTextChar"/>
     <w:rsid w:val="00FF438A"/>
     <w:pPr>
       <w:spacing w:after="120"/>
     </w:pPr>
   </w:style>
-  <w:style w:type="character" w:customStyle="1" w:styleId="TextoindependienteCar">
-    <w:name w:val="Texto independiente Car"/>
-    <w:link w:val="Textoindependiente"/>
+  <w:style w:type="character" w:customStyle="1" w:styleId="BodyTextChar">
+    <w:name w:val="Body Text Char"/>
+    <w:link w:val="BodyText"/>
     <w:rsid w:val="00FF438A"/>
     <w:rPr>
       <w:sz w:val="24"/>
@@ -4169,32 +4289,32 @@
       <w:lang w:val="es-ES" w:eastAsia="es-ES"/>
     </w:rPr>
   </w:style>
-  <w:style w:type="paragraph" w:styleId="Textonotaalfinal">
+  <w:style w:type="paragraph" w:styleId="EndnoteText">
     <w:name w:val="endnote text"/>
     <w:basedOn w:val="Normal"/>
-    <w:link w:val="TextonotaalfinalCar"/>
+    <w:link w:val="EndnoteTextChar"/>
     <w:rsid w:val="00A83ADC"/>
     <w:rPr>
       <w:sz w:val="20"/>
       <w:szCs w:val="20"/>
     </w:rPr>
   </w:style>
-  <w:style w:type="character" w:customStyle="1" w:styleId="TextonotaalfinalCar">
-    <w:name w:val="Texto nota al final Car"/>
-    <w:link w:val="Textonotaalfinal"/>
+  <w:style w:type="character" w:customStyle="1" w:styleId="EndnoteTextChar">
+    <w:name w:val="Endnote Text Char"/>
+    <w:link w:val="EndnoteText"/>
     <w:rsid w:val="00A83ADC"/>
     <w:rPr>
       <w:lang w:val="es-ES" w:eastAsia="es-ES"/>
     </w:rPr>
   </w:style>
-  <w:style w:type="character" w:styleId="Refdenotaalfinal">
+  <w:style w:type="character" w:styleId="EndnoteReference">
     <w:name w:val="endnote reference"/>
     <w:rsid w:val="00A83ADC"/>
     <w:rPr>
       <w:vertAlign w:val="superscript"/>
     </w:rPr>
   </w:style>
-  <w:style w:type="paragraph" w:styleId="Revisin">
+  <w:style w:type="paragraph" w:styleId="Revision">
     <w:name w:val="Revision"/>
     <w:hidden/>
     <w:uiPriority w:val="99"/>
@@ -4206,9 +4326,9 @@
       <w:lang w:val="es-ES" w:eastAsia="es-ES"/>
     </w:rPr>
   </w:style>
-  <w:style w:type="table" w:styleId="Tablaconcuadrcula">
+  <w:style w:type="table" w:styleId="TableGrid">
     <w:name w:val="Table Grid"/>
-    <w:basedOn w:val="Tablanormal"/>
+    <w:basedOn w:val="TableNormal"/>
     <w:uiPriority w:val="1"/>
     <w:rsid w:val="00557FB4"/>
     <w:rPr>

--- a/Casos de Uso/CU-03-Consulta_de_Estado_del_Caso.docx
+++ b/Casos de Uso/CU-03-Consulta_de_Estado_del_Caso.docx
@@ -1419,6 +1419,22 @@
         </w:rPr>
         <w:t>El ciudadano ingresa el código de caso.</w:t>
       </w:r>
+      <w:r>
+        <w:rPr>
+          <w:sz w:val="20"/>
+          <w:szCs w:val="20"/>
+          <w:lang w:val="es-ES_tradnl"/>
+        </w:rPr>
+        <w:t xml:space="preserve"> </w:t>
+      </w:r>
+      <w:r>
+        <w:rPr>
+          <w:sz w:val="20"/>
+          <w:szCs w:val="20"/>
+          <w:lang w:val="es-ES_tradnl"/>
+        </w:rPr>
+        <w:t>FA04</w:t>
+      </w:r>
     </w:p>
     <w:p>
       <w:pPr>
@@ -1875,6 +1891,165 @@
     <w:p>
       <w:pPr>
         <w:pStyle w:val="NormalWeb"/>
+        <w:spacing w:before="0" w:beforeAutospacing="0" w:after="0" w:afterAutospacing="0" w:line="360" w:lineRule="auto"/>
+        <w:ind w:left="1068" w:right="301"/>
+        <w:rPr>
+          <w:sz w:val="20"/>
+          <w:szCs w:val="20"/>
+          <w:lang w:val="es-ES_tradnl"/>
+        </w:rPr>
+      </w:pPr>
+    </w:p>
+    <w:p>
+      <w:pPr>
+        <w:pStyle w:val="NormalWeb"/>
+        <w:spacing w:before="0" w:beforeAutospacing="0" w:after="0" w:afterAutospacing="0" w:line="360" w:lineRule="auto"/>
+        <w:ind w:right="301"/>
+        <w:rPr>
+          <w:b/>
+          <w:bCs/>
+          <w:sz w:val="20"/>
+          <w:szCs w:val="20"/>
+          <w:lang w:val="es-ES_tradnl"/>
+        </w:rPr>
+      </w:pPr>
+      <w:r>
+        <w:rPr>
+          <w:sz w:val="20"/>
+          <w:szCs w:val="20"/>
+          <w:lang w:val="es-ES_tradnl"/>
+        </w:rPr>
+        <w:lastRenderedPageBreak/>
+        <w:t xml:space="preserve">     </w:t>
+      </w:r>
+      <w:r>
+        <w:rPr>
+          <w:b/>
+          <w:bCs/>
+          <w:sz w:val="20"/>
+          <w:szCs w:val="20"/>
+          <w:lang w:val="es-ES_tradnl"/>
+        </w:rPr>
+        <w:t>FA0</w:t>
+      </w:r>
+      <w:r>
+        <w:rPr>
+          <w:b/>
+          <w:bCs/>
+          <w:sz w:val="20"/>
+          <w:szCs w:val="20"/>
+          <w:lang w:val="es-ES_tradnl"/>
+        </w:rPr>
+        <w:t>4</w:t>
+      </w:r>
+      <w:r>
+        <w:rPr>
+          <w:b/>
+          <w:bCs/>
+          <w:sz w:val="20"/>
+          <w:szCs w:val="20"/>
+          <w:lang w:val="es-ES_tradnl"/>
+        </w:rPr>
+        <w:t xml:space="preserve"> Código de seguimiento no </w:t>
+      </w:r>
+      <w:r>
+        <w:rPr>
+          <w:b/>
+          <w:bCs/>
+          <w:sz w:val="20"/>
+          <w:szCs w:val="20"/>
+          <w:lang w:val="es-ES_tradnl"/>
+        </w:rPr>
+        <w:t>tiene un formato válido</w:t>
+      </w:r>
+    </w:p>
+    <w:p>
+      <w:pPr>
+        <w:pStyle w:val="NormalWeb"/>
+        <w:numPr>
+          <w:ilvl w:val="0"/>
+          <w:numId w:val="16"/>
+        </w:numPr>
+        <w:spacing w:before="0" w:beforeAutospacing="0" w:after="0" w:afterAutospacing="0" w:line="360" w:lineRule="auto"/>
+        <w:ind w:right="301"/>
+        <w:rPr>
+          <w:sz w:val="20"/>
+          <w:szCs w:val="20"/>
+          <w:lang w:val="es-ES_tradnl"/>
+        </w:rPr>
+      </w:pPr>
+      <w:r>
+        <w:rPr>
+          <w:sz w:val="20"/>
+          <w:szCs w:val="20"/>
+          <w:lang w:val="es-ES_tradnl"/>
+        </w:rPr>
+        <w:t xml:space="preserve">El sistema despliega el mensaje de error. AN02 # </w:t>
+      </w:r>
+      <w:r>
+        <w:rPr>
+          <w:sz w:val="20"/>
+          <w:szCs w:val="20"/>
+          <w:lang w:val="es-ES_tradnl"/>
+        </w:rPr>
+        <w:t>42</w:t>
+      </w:r>
+    </w:p>
+    <w:p>
+      <w:pPr>
+        <w:pStyle w:val="NormalWeb"/>
+        <w:numPr>
+          <w:ilvl w:val="0"/>
+          <w:numId w:val="16"/>
+        </w:numPr>
+        <w:spacing w:before="0" w:beforeAutospacing="0" w:after="0" w:afterAutospacing="0" w:line="360" w:lineRule="auto"/>
+        <w:ind w:right="301"/>
+        <w:rPr>
+          <w:sz w:val="20"/>
+          <w:szCs w:val="20"/>
+          <w:lang w:val="es-ES_tradnl"/>
+        </w:rPr>
+      </w:pPr>
+      <w:r>
+        <w:rPr>
+          <w:sz w:val="20"/>
+          <w:szCs w:val="20"/>
+          <w:lang w:val="es-ES_tradnl"/>
+        </w:rPr>
+        <w:t>El sistema retorna al paso 2.3.</w:t>
+      </w:r>
+      <w:r>
+        <w:rPr>
+          <w:sz w:val="20"/>
+          <w:szCs w:val="20"/>
+          <w:lang w:val="es-ES_tradnl"/>
+        </w:rPr>
+        <w:t>3</w:t>
+      </w:r>
+      <w:r>
+        <w:rPr>
+          <w:sz w:val="20"/>
+          <w:szCs w:val="20"/>
+          <w:lang w:val="es-ES_tradnl"/>
+        </w:rPr>
+        <w:t>.</w:t>
+      </w:r>
+    </w:p>
+    <w:p>
+      <w:pPr>
+        <w:pStyle w:val="NormalWeb"/>
+        <w:spacing w:before="0" w:beforeAutospacing="0" w:after="0" w:afterAutospacing="0" w:line="360" w:lineRule="auto"/>
+        <w:ind w:right="301"/>
+        <w:rPr>
+          <w:sz w:val="20"/>
+          <w:szCs w:val="20"/>
+          <w:lang w:val="es-ES_tradnl"/>
+        </w:rPr>
+      </w:pPr>
+    </w:p>
+    <w:p>
+      <w:pPr>
+        <w:pStyle w:val="NormalWeb"/>
         <w:numPr>
           <w:ilvl w:val="1"/>
           <w:numId w:val="7"/>
@@ -1897,7 +2072,6 @@
           <w:szCs w:val="27"/>
           <w:lang w:val="es-ES_tradnl"/>
         </w:rPr>
-        <w:lastRenderedPageBreak/>
         <w:t>Postcondiciones</w:t>
       </w:r>
     </w:p>
@@ -3494,6 +3668,95 @@
     </w:lvl>
   </w:abstractNum>
   <w:abstractNum w:abstractNumId="13" w15:restartNumberingAfterBreak="0">
+    <w:nsid w:val="757B3DE1"/>
+    <w:multiLevelType w:val="hybridMultilevel"/>
+    <w:tmpl w:val="97AAC656"/>
+    <w:lvl w:ilvl="0" w:tplc="AF4A1518">
+      <w:start w:val="1"/>
+      <w:numFmt w:val="decimal"/>
+      <w:lvlText w:val="%1."/>
+      <w:lvlJc w:val="left"/>
+      <w:pPr>
+        <w:ind w:left="1068" w:hanging="360"/>
+      </w:pPr>
+      <w:rPr>
+        <w:rFonts w:hint="default"/>
+      </w:rPr>
+    </w:lvl>
+    <w:lvl w:ilvl="1" w:tplc="080A0019" w:tentative="1">
+      <w:start w:val="1"/>
+      <w:numFmt w:val="lowerLetter"/>
+      <w:lvlText w:val="%2."/>
+      <w:lvlJc w:val="left"/>
+      <w:pPr>
+        <w:ind w:left="1788" w:hanging="360"/>
+      </w:pPr>
+    </w:lvl>
+    <w:lvl w:ilvl="2" w:tplc="080A001B" w:tentative="1">
+      <w:start w:val="1"/>
+      <w:numFmt w:val="lowerRoman"/>
+      <w:lvlText w:val="%3."/>
+      <w:lvlJc w:val="right"/>
+      <w:pPr>
+        <w:ind w:left="2508" w:hanging="180"/>
+      </w:pPr>
+    </w:lvl>
+    <w:lvl w:ilvl="3" w:tplc="080A000F" w:tentative="1">
+      <w:start w:val="1"/>
+      <w:numFmt w:val="decimal"/>
+      <w:lvlText w:val="%4."/>
+      <w:lvlJc w:val="left"/>
+      <w:pPr>
+        <w:ind w:left="3228" w:hanging="360"/>
+      </w:pPr>
+    </w:lvl>
+    <w:lvl w:ilvl="4" w:tplc="080A0019" w:tentative="1">
+      <w:start w:val="1"/>
+      <w:numFmt w:val="lowerLetter"/>
+      <w:lvlText w:val="%5."/>
+      <w:lvlJc w:val="left"/>
+      <w:pPr>
+        <w:ind w:left="3948" w:hanging="360"/>
+      </w:pPr>
+    </w:lvl>
+    <w:lvl w:ilvl="5" w:tplc="080A001B" w:tentative="1">
+      <w:start w:val="1"/>
+      <w:numFmt w:val="lowerRoman"/>
+      <w:lvlText w:val="%6."/>
+      <w:lvlJc w:val="right"/>
+      <w:pPr>
+        <w:ind w:left="4668" w:hanging="180"/>
+      </w:pPr>
+    </w:lvl>
+    <w:lvl w:ilvl="6" w:tplc="080A000F" w:tentative="1">
+      <w:start w:val="1"/>
+      <w:numFmt w:val="decimal"/>
+      <w:lvlText w:val="%7."/>
+      <w:lvlJc w:val="left"/>
+      <w:pPr>
+        <w:ind w:left="5388" w:hanging="360"/>
+      </w:pPr>
+    </w:lvl>
+    <w:lvl w:ilvl="7" w:tplc="080A0019" w:tentative="1">
+      <w:start w:val="1"/>
+      <w:numFmt w:val="lowerLetter"/>
+      <w:lvlText w:val="%8."/>
+      <w:lvlJc w:val="left"/>
+      <w:pPr>
+        <w:ind w:left="6108" w:hanging="360"/>
+      </w:pPr>
+    </w:lvl>
+    <w:lvl w:ilvl="8" w:tplc="080A001B" w:tentative="1">
+      <w:start w:val="1"/>
+      <w:numFmt w:val="lowerRoman"/>
+      <w:lvlText w:val="%9."/>
+      <w:lvlJc w:val="right"/>
+      <w:pPr>
+        <w:ind w:left="6828" w:hanging="180"/>
+      </w:pPr>
+    </w:lvl>
+  </w:abstractNum>
+  <w:abstractNum w:abstractNumId="14" w15:restartNumberingAfterBreak="0">
     <w:nsid w:val="77F5392A"/>
     <w:multiLevelType w:val="hybridMultilevel"/>
     <w:tmpl w:val="6E72A7EA"/>
@@ -3582,7 +3845,7 @@
       </w:pPr>
     </w:lvl>
   </w:abstractNum>
-  <w:abstractNum w:abstractNumId="14" w15:restartNumberingAfterBreak="0">
+  <w:abstractNum w:abstractNumId="15" w15:restartNumberingAfterBreak="0">
     <w:nsid w:val="7A492679"/>
     <w:multiLevelType w:val="hybridMultilevel"/>
     <w:tmpl w:val="45E6E7B8"/>
@@ -3699,7 +3962,7 @@
     <w:abstractNumId w:val="7"/>
   </w:num>
   <w:num w:numId="10">
-    <w:abstractNumId w:val="14"/>
+    <w:abstractNumId w:val="15"/>
   </w:num>
   <w:num w:numId="11">
     <w:abstractNumId w:val="11"/>
@@ -3714,6 +3977,9 @@
     <w:abstractNumId w:val="12"/>
   </w:num>
   <w:num w:numId="15">
+    <w:abstractNumId w:val="14"/>
+  </w:num>
+  <w:num w:numId="16">
     <w:abstractNumId w:val="13"/>
   </w:num>
 </w:numbering>

--- a/Casos de Uso/CU-03-Consulta_de_Estado_del_Caso.docx
+++ b/Casos de Uso/CU-03-Consulta_de_Estado_del_Caso.docx
@@ -1,10 +1,10 @@
 
 <file path=word/document.xml><?xml version="1.0" encoding="utf-8"?>
-<w:document xmlns:wpc="http://schemas.microsoft.com/office/word/2010/wordprocessingCanvas" xmlns:cx="http://schemas.microsoft.com/office/drawing/2014/chartex" xmlns:cx1="http://schemas.microsoft.com/office/drawing/2015/9/8/chartex" xmlns:cx2="http://schemas.microsoft.com/office/drawing/2015/10/21/chartex" xmlns:cx3="http://schemas.microsoft.com/office/drawing/2016/5/9/chartex" xmlns:cx4="http://schemas.microsoft.com/office/drawing/2016/5/10/chartex" xmlns:cx5="http://schemas.microsoft.com/office/drawing/2016/5/11/chartex" xmlns:cx6="http://schemas.microsoft.com/office/drawing/2016/5/12/chartex" xmlns:cx7="http://schemas.microsoft.com/office/drawing/2016/5/13/chartex" xmlns:cx8="http://schemas.microsoft.com/office/drawing/2016/5/14/chartex" xmlns:mc="http://schemas.openxmlformats.org/markup-compatibility/2006" xmlns:aink="http://schemas.microsoft.com/office/drawing/2016/ink" xmlns:am3d="http://schemas.microsoft.com/office/drawing/2017/model3d" xmlns:o="urn:schemas-microsoft-com:office:office" xmlns:r="http://schemas.openxmlformats.org/officeDocument/2006/relationships" xmlns:m="http://schemas.openxmlformats.org/officeDocument/2006/math" xmlns:v="urn:schemas-microsoft-com:vml" xmlns:wp14="http://schemas.microsoft.com/office/word/2010/wordprocessingDrawing" xmlns:wp="http://schemas.openxmlformats.org/drawingml/2006/wordprocessingDrawing" xmlns:w10="urn:schemas-microsoft-com:office:word" xmlns:w="http://schemas.openxmlformats.org/wordprocessingml/2006/main" xmlns:w14="http://schemas.microsoft.com/office/word/2010/wordml" xmlns:w15="http://schemas.microsoft.com/office/word/2012/wordml" xmlns:w16cex="http://schemas.microsoft.com/office/word/2018/wordml/cex" xmlns:w16cid="http://schemas.microsoft.com/office/word/2016/wordml/cid" xmlns:w16="http://schemas.microsoft.com/office/word/2018/wordml" xmlns:w16sdtdh="http://schemas.microsoft.com/office/word/2020/wordml/sdtdatahash" xmlns:w16se="http://schemas.microsoft.com/office/word/2015/wordml/symex" xmlns:wpg="http://schemas.microsoft.com/office/word/2010/wordprocessingGroup" xmlns:wpi="http://schemas.microsoft.com/office/word/2010/wordprocessingInk" xmlns:wne="http://schemas.microsoft.com/office/word/2006/wordml" xmlns:wps="http://schemas.microsoft.com/office/word/2010/wordprocessingShape" mc:Ignorable="w14 w15 w16se w16cid w16 w16cex w16sdtdh wp14">
+<w:document xmlns:wpc="http://schemas.microsoft.com/office/word/2010/wordprocessingCanvas" xmlns:cx="http://schemas.microsoft.com/office/drawing/2014/chartex" xmlns:cx1="http://schemas.microsoft.com/office/drawing/2015/9/8/chartex" xmlns:cx2="http://schemas.microsoft.com/office/drawing/2015/10/21/chartex" xmlns:cx3="http://schemas.microsoft.com/office/drawing/2016/5/9/chartex" xmlns:cx4="http://schemas.microsoft.com/office/drawing/2016/5/10/chartex" xmlns:cx5="http://schemas.microsoft.com/office/drawing/2016/5/11/chartex" xmlns:cx6="http://schemas.microsoft.com/office/drawing/2016/5/12/chartex" xmlns:cx7="http://schemas.microsoft.com/office/drawing/2016/5/13/chartex" xmlns:cx8="http://schemas.microsoft.com/office/drawing/2016/5/14/chartex" xmlns:mc="http://schemas.openxmlformats.org/markup-compatibility/2006" xmlns:aink="http://schemas.microsoft.com/office/drawing/2016/ink" xmlns:am3d="http://schemas.microsoft.com/office/drawing/2017/model3d" xmlns:o="urn:schemas-microsoft-com:office:office" xmlns:oel="http://schemas.microsoft.com/office/2019/extlst" xmlns:r="http://schemas.openxmlformats.org/officeDocument/2006/relationships" xmlns:m="http://schemas.openxmlformats.org/officeDocument/2006/math" xmlns:v="urn:schemas-microsoft-com:vml" xmlns:wp14="http://schemas.microsoft.com/office/word/2010/wordprocessingDrawing" xmlns:wp="http://schemas.openxmlformats.org/drawingml/2006/wordprocessingDrawing" xmlns:w10="urn:schemas-microsoft-com:office:word" xmlns:w="http://schemas.openxmlformats.org/wordprocessingml/2006/main" xmlns:w14="http://schemas.microsoft.com/office/word/2010/wordml" xmlns:w15="http://schemas.microsoft.com/office/word/2012/wordml" xmlns:w16cex="http://schemas.microsoft.com/office/word/2018/wordml/cex" xmlns:w16cid="http://schemas.microsoft.com/office/word/2016/wordml/cid" xmlns:w16="http://schemas.microsoft.com/office/word/2018/wordml" xmlns:w16du="http://schemas.microsoft.com/office/word/2023/wordml/word16du" xmlns:w16sdtdh="http://schemas.microsoft.com/office/word/2020/wordml/sdtdatahash" xmlns:w16sdtfl="http://schemas.microsoft.com/office/word/2024/wordml/sdtformatlock" xmlns:w16se="http://schemas.microsoft.com/office/word/2015/wordml/symex" xmlns:wpg="http://schemas.microsoft.com/office/word/2010/wordprocessingGroup" xmlns:wpi="http://schemas.microsoft.com/office/word/2010/wordprocessingInk" xmlns:wne="http://schemas.microsoft.com/office/word/2006/wordml" xmlns:wps="http://schemas.microsoft.com/office/word/2010/wordprocessingShape" mc:Ignorable="w14 w15 w16se w16cid w16 w16cex w16sdtdh w16sdtfl w16du wp14">
   <w:body>
     <w:p>
       <w:pPr>
-        <w:pStyle w:val="Title"/>
+        <w:pStyle w:val="Ttulo"/>
         <w:spacing w:before="0" w:after="0"/>
         <w:rPr>
           <w:lang w:val="es-ES"/>
@@ -19,7 +19,7 @@
     </w:p>
     <w:p>
       <w:pPr>
-        <w:pStyle w:val="Title"/>
+        <w:pStyle w:val="Ttulo"/>
         <w:spacing w:before="0" w:after="0"/>
         <w:rPr>
           <w:lang w:val="es-ES"/>
@@ -881,145 +881,1074 @@
     </w:p>
     <w:p>
       <w:pPr>
-        <w:pStyle w:val="NormalWeb"/>
+        <w:pStyle w:val="Ttulo1"/>
         <w:numPr>
           <w:ilvl w:val="0"/>
-          <w:numId w:val="7"/>
+          <w:numId w:val="17"/>
         </w:numPr>
-        <w:spacing w:line="360" w:lineRule="auto"/>
-        <w:ind w:right="300"/>
+        <w:rPr>
+          <w:sz w:val="28"/>
+          <w:szCs w:val="28"/>
+          <w:lang w:val="es-ES_tradnl"/>
+        </w:rPr>
+      </w:pPr>
+      <w:r>
+        <w:rPr>
+          <w:rFonts w:ascii="Arial" w:hAnsi="Arial" w:cs="Arial"/>
+          <w:lang w:val="es-ES_tradnl"/>
+        </w:rPr>
+        <w:br w:type="page"/>
+      </w:r>
+      <w:r>
+        <w:rPr>
+          <w:sz w:val="28"/>
+          <w:szCs w:val="28"/>
+          <w:lang w:val="es-ES_tradnl"/>
+        </w:rPr>
+        <w:lastRenderedPageBreak/>
+        <w:t>Introducción</w:t>
+      </w:r>
+    </w:p>
+    <w:p>
+      <w:pPr>
+        <w:pStyle w:val="Ttulo2"/>
+        <w:numPr>
+          <w:ilvl w:val="1"/>
+          <w:numId w:val="17"/>
+        </w:numPr>
+        <w:rPr>
+          <w:sz w:val="24"/>
+          <w:szCs w:val="24"/>
+          <w:lang w:val="es-ES_tradnl"/>
+        </w:rPr>
+      </w:pPr>
+      <w:r>
+        <w:rPr>
+          <w:sz w:val="24"/>
+          <w:szCs w:val="24"/>
+          <w:lang w:val="es-ES_tradnl"/>
+        </w:rPr>
+        <w:t>Objetivo</w:t>
+      </w:r>
+    </w:p>
+    <w:p>
+      <w:pPr>
+        <w:rPr>
+          <w:sz w:val="20"/>
+          <w:szCs w:val="20"/>
+          <w:lang w:val="es-ES_tradnl"/>
+        </w:rPr>
+      </w:pPr>
+      <w:r>
+        <w:rPr>
+          <w:sz w:val="20"/>
+          <w:szCs w:val="20"/>
+          <w:lang w:val="es-ES_tradnl"/>
+        </w:rPr>
+        <w:t>Permitir que el ciudadano consulte el estado actual de su caso utilizando el código generado al momento del registro, sin necesidad de crear una cuenta.</w:t>
+      </w:r>
+    </w:p>
+    <w:p>
+      <w:pPr>
+        <w:pStyle w:val="Ttulo1"/>
+        <w:numPr>
+          <w:ilvl w:val="0"/>
+          <w:numId w:val="17"/>
+        </w:numPr>
+        <w:rPr>
+          <w:sz w:val="28"/>
+          <w:szCs w:val="28"/>
+          <w:lang w:val="es-ES_tradnl"/>
+        </w:rPr>
+      </w:pPr>
+      <w:r>
+        <w:rPr>
+          <w:sz w:val="28"/>
+          <w:szCs w:val="28"/>
+          <w:lang w:val="es-ES_tradnl"/>
+        </w:rPr>
+        <w:t xml:space="preserve">Definición </w:t>
+      </w:r>
+      <w:r>
+        <w:rPr>
+          <w:sz w:val="28"/>
+          <w:szCs w:val="28"/>
+          <w:lang w:val="es-ES_tradnl"/>
+        </w:rPr>
+        <w:t>Caso de Uso</w:t>
+      </w:r>
+    </w:p>
+    <w:p>
+      <w:pPr>
+        <w:pStyle w:val="Ttulo2"/>
+        <w:numPr>
+          <w:ilvl w:val="1"/>
+          <w:numId w:val="17"/>
+        </w:numPr>
+        <w:rPr>
+          <w:sz w:val="24"/>
+          <w:szCs w:val="24"/>
+          <w:lang w:val="es-ES_tradnl"/>
+        </w:rPr>
+      </w:pPr>
+      <w:r>
+        <w:rPr>
+          <w:sz w:val="24"/>
+          <w:szCs w:val="24"/>
+          <w:lang w:val="es-ES_tradnl"/>
+        </w:rPr>
+        <w:t>Actores</w:t>
+      </w:r>
+    </w:p>
+    <w:p>
+      <w:pPr>
+        <w:numPr>
+          <w:ilvl w:val="2"/>
+          <w:numId w:val="17"/>
+        </w:numPr>
+        <w:rPr>
+          <w:sz w:val="20"/>
+          <w:szCs w:val="20"/>
+          <w:lang w:val="es-ES_tradnl"/>
+        </w:rPr>
+      </w:pPr>
+      <w:r>
+        <w:rPr>
+          <w:sz w:val="20"/>
+          <w:szCs w:val="20"/>
+          <w:lang w:val="es-ES_tradnl"/>
+        </w:rPr>
+        <w:t xml:space="preserve">Sistema </w:t>
+      </w:r>
+      <w:r>
+        <w:rPr>
+          <w:sz w:val="20"/>
+          <w:szCs w:val="20"/>
+          <w:lang w:val="es-ES_tradnl"/>
+        </w:rPr>
+        <w:t>web</w:t>
+      </w:r>
+    </w:p>
+    <w:p>
+      <w:pPr>
+        <w:numPr>
+          <w:ilvl w:val="2"/>
+          <w:numId w:val="17"/>
+        </w:numPr>
+        <w:rPr>
+          <w:sz w:val="20"/>
+          <w:szCs w:val="20"/>
+          <w:lang w:val="es-ES_tradnl"/>
+        </w:rPr>
+      </w:pPr>
+      <w:r>
+        <w:rPr>
+          <w:sz w:val="20"/>
+          <w:szCs w:val="20"/>
+          <w:lang w:val="es-ES_tradnl"/>
+        </w:rPr>
+        <w:t>Usuario c</w:t>
+      </w:r>
+      <w:r>
+        <w:rPr>
+          <w:sz w:val="20"/>
+          <w:szCs w:val="20"/>
+          <w:lang w:val="es-ES_tradnl"/>
+        </w:rPr>
+        <w:t>iudadano</w:t>
+      </w:r>
+    </w:p>
+    <w:p>
+      <w:pPr>
+        <w:pStyle w:val="Ttulo2"/>
+        <w:numPr>
+          <w:ilvl w:val="1"/>
+          <w:numId w:val="17"/>
+        </w:numPr>
+        <w:rPr>
+          <w:sz w:val="24"/>
+          <w:szCs w:val="24"/>
+          <w:lang w:val="es-ES_tradnl"/>
+        </w:rPr>
+      </w:pPr>
+      <w:r>
+        <w:rPr>
+          <w:sz w:val="24"/>
+          <w:szCs w:val="24"/>
+          <w:lang w:val="es-ES_tradnl"/>
+        </w:rPr>
+        <w:t>Precondiciones</w:t>
+      </w:r>
+    </w:p>
+    <w:p>
+      <w:pPr>
+        <w:numPr>
+          <w:ilvl w:val="2"/>
+          <w:numId w:val="17"/>
+        </w:numPr>
+        <w:rPr>
+          <w:sz w:val="20"/>
+          <w:szCs w:val="20"/>
+          <w:lang w:val="es-ES_tradnl"/>
+        </w:rPr>
+      </w:pPr>
+      <w:r>
+        <w:rPr>
+          <w:sz w:val="20"/>
+          <w:szCs w:val="20"/>
+          <w:lang w:val="es-ES_tradnl"/>
+        </w:rPr>
+        <w:t>Que el sistema web se encuentre disponible.</w:t>
+      </w:r>
+    </w:p>
+    <w:p>
+      <w:pPr>
+        <w:numPr>
+          <w:ilvl w:val="2"/>
+          <w:numId w:val="17"/>
+        </w:numPr>
+        <w:rPr>
+          <w:sz w:val="20"/>
+          <w:szCs w:val="20"/>
+          <w:lang w:val="es-ES_tradnl"/>
+        </w:rPr>
+      </w:pPr>
+      <w:r>
+        <w:rPr>
+          <w:sz w:val="20"/>
+          <w:szCs w:val="20"/>
+          <w:lang w:val="es-ES_tradnl"/>
+        </w:rPr>
+        <w:t xml:space="preserve">Que el </w:t>
+      </w:r>
+      <w:r>
+        <w:rPr>
+          <w:sz w:val="20"/>
+          <w:szCs w:val="20"/>
+          <w:lang w:val="es-ES_tradnl"/>
+        </w:rPr>
+        <w:t>usuario</w:t>
+      </w:r>
+      <w:r>
+        <w:rPr>
+          <w:sz w:val="20"/>
+          <w:szCs w:val="20"/>
+          <w:lang w:val="es-ES_tradnl"/>
+        </w:rPr>
+        <w:t xml:space="preserve"> cuente con el código generado al registrar su caso.</w:t>
+      </w:r>
+    </w:p>
+    <w:p>
+      <w:pPr>
+        <w:pStyle w:val="Ttulo2"/>
+        <w:numPr>
+          <w:ilvl w:val="1"/>
+          <w:numId w:val="17"/>
+        </w:numPr>
+        <w:rPr>
+          <w:sz w:val="24"/>
+          <w:szCs w:val="24"/>
+          <w:lang w:val="es-ES_tradnl"/>
+        </w:rPr>
+      </w:pPr>
+      <w:r>
+        <w:rPr>
+          <w:sz w:val="24"/>
+          <w:szCs w:val="24"/>
+          <w:lang w:val="es-ES_tradnl"/>
+        </w:rPr>
+        <w:t xml:space="preserve">Flujo </w:t>
+      </w:r>
+      <w:r>
+        <w:rPr>
+          <w:sz w:val="24"/>
+          <w:szCs w:val="24"/>
+          <w:lang w:val="es-ES_tradnl"/>
+        </w:rPr>
+        <w:t>Normal Básico</w:t>
+      </w:r>
+    </w:p>
+    <w:p>
+      <w:pPr>
+        <w:numPr>
+          <w:ilvl w:val="0"/>
+          <w:numId w:val="19"/>
+        </w:numPr>
+        <w:rPr>
+          <w:sz w:val="20"/>
+          <w:szCs w:val="20"/>
+          <w:lang w:val="es-ES_tradnl"/>
+        </w:rPr>
+      </w:pPr>
+      <w:r>
+        <w:rPr>
+          <w:sz w:val="20"/>
+          <w:szCs w:val="20"/>
+          <w:lang w:val="es-ES_tradnl"/>
+        </w:rPr>
+        <w:t xml:space="preserve">El usuario inicia sesión. </w:t>
+      </w:r>
+      <w:r>
         <w:rPr>
           <w:b/>
           <w:bCs/>
-          <w:sz w:val="27"/>
-          <w:szCs w:val="27"/>
-          <w:lang w:val="es-ES_tradnl"/>
-        </w:rPr>
-      </w:pPr>
-      <w:r>
-        <w:rPr>
-          <w:rFonts w:ascii="Arial" w:hAnsi="Arial" w:cs="Arial"/>
+          <w:sz w:val="20"/>
+          <w:szCs w:val="20"/>
+          <w:lang w:val="es-ES_tradnl"/>
+        </w:rPr>
+        <w:t>Ver CU01</w:t>
+      </w:r>
+    </w:p>
+    <w:p>
+      <w:pPr>
+        <w:numPr>
+          <w:ilvl w:val="0"/>
+          <w:numId w:val="19"/>
+        </w:numPr>
+        <w:rPr>
+          <w:sz w:val="20"/>
+          <w:szCs w:val="20"/>
+          <w:lang w:val="es-ES_tradnl"/>
+        </w:rPr>
+      </w:pPr>
+      <w:r>
+        <w:rPr>
+          <w:sz w:val="20"/>
+          <w:szCs w:val="20"/>
+          <w:lang w:val="es-ES_tradnl"/>
+        </w:rPr>
+        <w:t>El sistema muestra la bandeja principal con los siguientes menús.</w:t>
+      </w:r>
+    </w:p>
+    <w:p>
+      <w:pPr>
+        <w:numPr>
+          <w:ilvl w:val="1"/>
+          <w:numId w:val="19"/>
+        </w:numPr>
+        <w:rPr>
+          <w:sz w:val="20"/>
+          <w:szCs w:val="20"/>
+          <w:lang w:val="es-ES_tradnl"/>
+        </w:rPr>
+      </w:pPr>
+      <w:r>
+        <w:rPr>
+          <w:sz w:val="20"/>
+          <w:szCs w:val="20"/>
+          <w:lang w:val="es-ES_tradnl"/>
+        </w:rPr>
+        <w:t>Ingresar Caso</w:t>
+      </w:r>
+      <w:r>
+        <w:rPr>
+          <w:sz w:val="20"/>
+          <w:szCs w:val="20"/>
+          <w:lang w:val="es-ES_tradnl"/>
+        </w:rPr>
+        <w:t xml:space="preserve"> </w:t>
+      </w:r>
+      <w:r>
+        <w:rPr>
           <w:b/>
           <w:bCs/>
-          <w:sz w:val="27"/>
-          <w:szCs w:val="27"/>
-          <w:lang w:val="es-ES_tradnl"/>
-        </w:rPr>
-        <w:br w:type="page"/>
+          <w:sz w:val="20"/>
+          <w:szCs w:val="20"/>
+          <w:lang w:val="es-ES_tradnl"/>
+        </w:rPr>
+        <w:t>Ver CU02</w:t>
+      </w:r>
+    </w:p>
+    <w:p>
+      <w:pPr>
+        <w:numPr>
+          <w:ilvl w:val="1"/>
+          <w:numId w:val="19"/>
+        </w:numPr>
+        <w:rPr>
+          <w:sz w:val="20"/>
+          <w:szCs w:val="20"/>
+          <w:lang w:val="es-ES_tradnl"/>
+        </w:rPr>
+      </w:pPr>
+      <w:r>
+        <w:rPr>
+          <w:sz w:val="20"/>
+          <w:szCs w:val="20"/>
+          <w:lang w:val="es-ES_tradnl"/>
+        </w:rPr>
+        <w:t>Consultar Caso</w:t>
+      </w:r>
+    </w:p>
+    <w:p>
+      <w:pPr>
+        <w:numPr>
+          <w:ilvl w:val="1"/>
+          <w:numId w:val="19"/>
+        </w:numPr>
+        <w:rPr>
+          <w:sz w:val="20"/>
+          <w:szCs w:val="20"/>
+          <w:lang w:val="es-ES_tradnl"/>
+        </w:rPr>
+      </w:pPr>
+      <w:r>
+        <w:rPr>
+          <w:sz w:val="20"/>
+          <w:szCs w:val="20"/>
+          <w:lang w:val="es-ES_tradnl"/>
+        </w:rPr>
+        <w:t xml:space="preserve">Ampliar Caso </w:t>
       </w:r>
       <w:r>
         <w:rPr>
           <w:b/>
           <w:bCs/>
-          <w:sz w:val="27"/>
-          <w:szCs w:val="27"/>
-          <w:lang w:val="es-ES_tradnl"/>
-        </w:rPr>
-        <w:lastRenderedPageBreak/>
-        <w:t>Introducción</w:t>
-      </w:r>
-    </w:p>
-    <w:p>
-      <w:pPr>
-        <w:pStyle w:val="NormalWeb"/>
+          <w:sz w:val="20"/>
+          <w:szCs w:val="20"/>
+          <w:highlight w:val="yellow"/>
+          <w:lang w:val="es-ES_tradnl"/>
+        </w:rPr>
+        <w:t>Ver CU</w:t>
+      </w:r>
+    </w:p>
+    <w:p>
+      <w:pPr>
         <w:numPr>
           <w:ilvl w:val="1"/>
-          <w:numId w:val="7"/>
+          <w:numId w:val="19"/>
         </w:numPr>
-        <w:spacing w:line="360" w:lineRule="auto"/>
-        <w:ind w:right="300"/>
+        <w:rPr>
+          <w:sz w:val="20"/>
+          <w:szCs w:val="20"/>
+          <w:lang w:val="es-ES_tradnl"/>
+        </w:rPr>
+      </w:pPr>
+      <w:r>
+        <w:rPr>
+          <w:sz w:val="20"/>
+          <w:szCs w:val="20"/>
+          <w:lang w:val="es-ES_tradnl"/>
+        </w:rPr>
+        <w:t xml:space="preserve">Cerrar Sesión </w:t>
+      </w:r>
+      <w:r>
         <w:rPr>
           <w:b/>
           <w:bCs/>
-          <w:sz w:val="27"/>
-          <w:szCs w:val="27"/>
-          <w:lang w:val="es-ES_tradnl"/>
-        </w:rPr>
-      </w:pPr>
+          <w:sz w:val="20"/>
+          <w:szCs w:val="20"/>
+          <w:lang w:val="es-ES_tradnl"/>
+        </w:rPr>
+        <w:t>FA0</w:t>
+      </w:r>
       <w:r>
         <w:rPr>
           <w:b/>
           <w:bCs/>
-          <w:sz w:val="27"/>
-          <w:szCs w:val="27"/>
-          <w:lang w:val="es-ES_tradnl"/>
-        </w:rPr>
-        <w:t>Objetivo</w:t>
-      </w:r>
-    </w:p>
-    <w:p>
-      <w:pPr>
-        <w:pStyle w:val="NormalWeb"/>
-        <w:spacing w:line="360" w:lineRule="auto"/>
-        <w:ind w:left="792" w:right="300"/>
-        <w:jc w:val="both"/>
-        <w:rPr>
-          <w:sz w:val="20"/>
-          <w:szCs w:val="20"/>
-          <w:lang w:val="es-ES_tradnl"/>
-        </w:rPr>
-      </w:pPr>
-      <w:r>
-        <w:rPr>
-          <w:sz w:val="20"/>
-          <w:szCs w:val="20"/>
-          <w:lang w:val="es-ES_tradnl"/>
-        </w:rPr>
-        <w:t>Permitir que el ciudadano consulte el estado actual de su caso utilizando el código generado al momento del registro, sin necesidad de crear una cuenta.</w:t>
-      </w:r>
-    </w:p>
-    <w:p>
-      <w:pPr>
-        <w:pStyle w:val="NormalWeb"/>
+          <w:sz w:val="20"/>
+          <w:szCs w:val="20"/>
+          <w:lang w:val="es-ES_tradnl"/>
+        </w:rPr>
+        <w:t>2</w:t>
+      </w:r>
+    </w:p>
+    <w:p>
+      <w:pPr>
         <w:numPr>
           <w:ilvl w:val="0"/>
-          <w:numId w:val="7"/>
+          <w:numId w:val="19"/>
         </w:numPr>
-        <w:spacing w:line="360" w:lineRule="auto"/>
-        <w:ind w:right="300"/>
+        <w:rPr>
+          <w:sz w:val="20"/>
+          <w:szCs w:val="20"/>
+          <w:lang w:val="es-ES_tradnl"/>
+        </w:rPr>
+      </w:pPr>
+      <w:r>
+        <w:rPr>
+          <w:sz w:val="20"/>
+          <w:szCs w:val="20"/>
+          <w:lang w:val="es-ES_tradnl"/>
+        </w:rPr>
+        <w:t xml:space="preserve">El </w:t>
+      </w:r>
+      <w:r>
+        <w:rPr>
+          <w:sz w:val="20"/>
+          <w:szCs w:val="20"/>
+          <w:lang w:val="es-ES_tradnl"/>
+        </w:rPr>
+        <w:t>usuario</w:t>
+      </w:r>
+      <w:r>
+        <w:rPr>
+          <w:sz w:val="20"/>
+          <w:szCs w:val="20"/>
+          <w:lang w:val="es-ES_tradnl"/>
+        </w:rPr>
+        <w:t xml:space="preserve"> selecciona el </w:t>
+      </w:r>
+      <w:r>
+        <w:rPr>
+          <w:sz w:val="20"/>
+          <w:szCs w:val="20"/>
+          <w:lang w:val="es-ES_tradnl"/>
+        </w:rPr>
+        <w:t>menú</w:t>
+      </w:r>
+      <w:r>
+        <w:rPr>
+          <w:sz w:val="20"/>
+          <w:szCs w:val="20"/>
+          <w:lang w:val="es-ES_tradnl"/>
+        </w:rPr>
+        <w:t xml:space="preserve"> "Consultar Caso".</w:t>
+      </w:r>
+    </w:p>
+    <w:p>
+      <w:pPr>
+        <w:numPr>
+          <w:ilvl w:val="0"/>
+          <w:numId w:val="19"/>
+        </w:numPr>
+        <w:rPr>
+          <w:sz w:val="20"/>
+          <w:szCs w:val="20"/>
+          <w:lang w:val="es-ES_tradnl"/>
+        </w:rPr>
+      </w:pPr>
+      <w:r>
+        <w:rPr>
+          <w:sz w:val="20"/>
+          <w:szCs w:val="20"/>
+          <w:lang w:val="es-ES_tradnl"/>
+        </w:rPr>
+        <w:t xml:space="preserve">El sistema muestra el formulario </w:t>
+      </w:r>
+      <w:r>
+        <w:rPr>
+          <w:sz w:val="20"/>
+          <w:szCs w:val="20"/>
+          <w:lang w:val="es-ES_tradnl"/>
+        </w:rPr>
+        <w:t xml:space="preserve">consulta de caso. </w:t>
+      </w:r>
+      <w:r>
         <w:rPr>
           <w:b/>
           <w:bCs/>
-          <w:sz w:val="27"/>
-          <w:szCs w:val="27"/>
-          <w:lang w:val="es-ES_tradnl"/>
-        </w:rPr>
-      </w:pPr>
+          <w:sz w:val="20"/>
+          <w:szCs w:val="20"/>
+          <w:lang w:val="es-ES_tradnl"/>
+        </w:rPr>
+        <w:t>RN11</w:t>
+      </w:r>
+    </w:p>
+    <w:p>
+      <w:pPr>
+        <w:numPr>
+          <w:ilvl w:val="0"/>
+          <w:numId w:val="19"/>
+        </w:numPr>
+        <w:rPr>
+          <w:sz w:val="20"/>
+          <w:szCs w:val="20"/>
+          <w:lang w:val="es-ES_tradnl"/>
+        </w:rPr>
+      </w:pPr>
+      <w:r>
+        <w:rPr>
+          <w:sz w:val="20"/>
+          <w:szCs w:val="20"/>
+          <w:lang w:val="es-ES_tradnl"/>
+        </w:rPr>
+        <w:t>El sistema</w:t>
+      </w:r>
+      <w:r>
+        <w:rPr>
+          <w:sz w:val="20"/>
+          <w:szCs w:val="20"/>
+          <w:lang w:val="es-ES_tradnl"/>
+        </w:rPr>
+        <w:t xml:space="preserve"> muestra </w:t>
+      </w:r>
+      <w:r>
+        <w:rPr>
+          <w:sz w:val="20"/>
+          <w:szCs w:val="20"/>
+          <w:lang w:val="es-ES_tradnl"/>
+        </w:rPr>
+        <w:t xml:space="preserve">los siguientes </w:t>
+      </w:r>
+      <w:r>
+        <w:rPr>
+          <w:sz w:val="20"/>
+          <w:szCs w:val="20"/>
+          <w:lang w:val="es-ES_tradnl"/>
+        </w:rPr>
+        <w:t>bo</w:t>
+      </w:r>
+      <w:r>
+        <w:rPr>
+          <w:sz w:val="20"/>
+          <w:szCs w:val="20"/>
+          <w:lang w:val="es-ES_tradnl"/>
+        </w:rPr>
+        <w:t>tones.</w:t>
+      </w:r>
+    </w:p>
+    <w:p>
+      <w:pPr>
+        <w:numPr>
+          <w:ilvl w:val="1"/>
+          <w:numId w:val="19"/>
+        </w:numPr>
+        <w:rPr>
+          <w:sz w:val="20"/>
+          <w:szCs w:val="20"/>
+          <w:lang w:val="es-ES_tradnl"/>
+        </w:rPr>
+      </w:pPr>
+      <w:r>
+        <w:rPr>
+          <w:sz w:val="20"/>
+          <w:szCs w:val="20"/>
+          <w:lang w:val="es-ES_tradnl"/>
+        </w:rPr>
+        <w:t>Consultar</w:t>
+      </w:r>
+    </w:p>
+    <w:p>
+      <w:pPr>
+        <w:numPr>
+          <w:ilvl w:val="1"/>
+          <w:numId w:val="19"/>
+        </w:numPr>
+        <w:rPr>
+          <w:sz w:val="20"/>
+          <w:szCs w:val="20"/>
+          <w:lang w:val="es-ES_tradnl"/>
+        </w:rPr>
+      </w:pPr>
+      <w:r>
+        <w:rPr>
+          <w:sz w:val="20"/>
+          <w:szCs w:val="20"/>
+          <w:lang w:val="es-ES_tradnl"/>
+        </w:rPr>
+        <w:t xml:space="preserve">Cancelar </w:t>
+      </w:r>
       <w:r>
         <w:rPr>
           <w:b/>
           <w:bCs/>
-          <w:sz w:val="27"/>
-          <w:szCs w:val="27"/>
-          <w:lang w:val="es-ES_tradnl"/>
-        </w:rPr>
-        <w:t xml:space="preserve">Definición </w:t>
+          <w:sz w:val="20"/>
+          <w:szCs w:val="20"/>
+          <w:lang w:val="es-ES_tradnl"/>
+        </w:rPr>
+        <w:t>FA</w:t>
       </w:r>
       <w:r>
         <w:rPr>
           <w:b/>
           <w:bCs/>
-          <w:sz w:val="27"/>
-          <w:szCs w:val="27"/>
-          <w:lang w:val="es-ES_tradnl"/>
-        </w:rPr>
-        <w:t>Caso de Uso</w:t>
-      </w:r>
-    </w:p>
-    <w:p>
-      <w:pPr>
-        <w:pStyle w:val="NormalWeb"/>
+          <w:sz w:val="20"/>
+          <w:szCs w:val="20"/>
+          <w:lang w:val="es-ES_tradnl"/>
+        </w:rPr>
+        <w:t>03</w:t>
+      </w:r>
+    </w:p>
+    <w:p>
+      <w:pPr>
+        <w:numPr>
+          <w:ilvl w:val="0"/>
+          <w:numId w:val="19"/>
+        </w:numPr>
+        <w:rPr>
+          <w:sz w:val="20"/>
+          <w:szCs w:val="20"/>
+          <w:lang w:val="es-ES_tradnl"/>
+        </w:rPr>
+      </w:pPr>
+      <w:r>
+        <w:rPr>
+          <w:sz w:val="20"/>
+          <w:szCs w:val="20"/>
+          <w:lang w:val="es-ES_tradnl"/>
+        </w:rPr>
+        <w:t>El usuario ingresa el código de</w:t>
+      </w:r>
+      <w:r>
+        <w:rPr>
+          <w:sz w:val="20"/>
+          <w:szCs w:val="20"/>
+          <w:lang w:val="es-ES_tradnl"/>
+        </w:rPr>
+        <w:t>l caso.</w:t>
+      </w:r>
+    </w:p>
+    <w:p>
+      <w:pPr>
+        <w:numPr>
+          <w:ilvl w:val="0"/>
+          <w:numId w:val="19"/>
+        </w:numPr>
+        <w:rPr>
+          <w:sz w:val="20"/>
+          <w:szCs w:val="20"/>
+          <w:lang w:val="es-ES_tradnl"/>
+        </w:rPr>
+      </w:pPr>
+      <w:r>
+        <w:rPr>
+          <w:sz w:val="20"/>
+          <w:szCs w:val="20"/>
+          <w:lang w:val="es-ES_tradnl"/>
+        </w:rPr>
+        <w:t xml:space="preserve">El </w:t>
+      </w:r>
+      <w:r>
+        <w:rPr>
+          <w:sz w:val="20"/>
+          <w:szCs w:val="20"/>
+          <w:lang w:val="es-ES_tradnl"/>
+        </w:rPr>
+        <w:t xml:space="preserve">usuario </w:t>
+      </w:r>
+      <w:r>
+        <w:rPr>
+          <w:sz w:val="20"/>
+          <w:szCs w:val="20"/>
+          <w:lang w:val="es-ES_tradnl"/>
+        </w:rPr>
+        <w:t xml:space="preserve">selecciona </w:t>
+      </w:r>
+      <w:r>
+        <w:rPr>
+          <w:sz w:val="20"/>
+          <w:szCs w:val="20"/>
+          <w:lang w:val="es-ES_tradnl"/>
+        </w:rPr>
+        <w:t xml:space="preserve">el botón </w:t>
+      </w:r>
+      <w:r>
+        <w:rPr>
+          <w:sz w:val="20"/>
+          <w:szCs w:val="20"/>
+          <w:lang w:val="es-ES_tradnl"/>
+        </w:rPr>
+        <w:t>“</w:t>
+      </w:r>
+      <w:r>
+        <w:rPr>
+          <w:sz w:val="20"/>
+          <w:szCs w:val="20"/>
+          <w:lang w:val="es-ES_tradnl"/>
+        </w:rPr>
+        <w:t>Consultar</w:t>
+      </w:r>
+      <w:r>
+        <w:rPr>
+          <w:sz w:val="20"/>
+          <w:szCs w:val="20"/>
+          <w:lang w:val="es-ES_tradnl"/>
+        </w:rPr>
+        <w:t>”</w:t>
+      </w:r>
+      <w:r>
+        <w:rPr>
+          <w:sz w:val="20"/>
+          <w:szCs w:val="20"/>
+          <w:lang w:val="es-ES_tradnl"/>
+        </w:rPr>
+        <w:t>.</w:t>
+      </w:r>
+    </w:p>
+    <w:p>
+      <w:pPr>
+        <w:numPr>
+          <w:ilvl w:val="0"/>
+          <w:numId w:val="19"/>
+        </w:numPr>
+        <w:rPr>
+          <w:sz w:val="20"/>
+          <w:szCs w:val="20"/>
+          <w:lang w:val="es-ES_tradnl"/>
+        </w:rPr>
+      </w:pPr>
+      <w:r>
+        <w:rPr>
+          <w:sz w:val="20"/>
+          <w:szCs w:val="20"/>
+          <w:lang w:val="es-ES_tradnl"/>
+        </w:rPr>
+        <w:t xml:space="preserve">El sistema </w:t>
+      </w:r>
+      <w:r>
+        <w:rPr>
+          <w:sz w:val="20"/>
+          <w:szCs w:val="20"/>
+          <w:lang w:val="es-ES_tradnl"/>
+        </w:rPr>
+        <w:t xml:space="preserve">valida el </w:t>
+      </w:r>
+      <w:r>
+        <w:rPr>
+          <w:sz w:val="20"/>
+          <w:szCs w:val="20"/>
+          <w:lang w:val="es-ES_tradnl"/>
+        </w:rPr>
+        <w:t>código del caso</w:t>
+      </w:r>
+      <w:r>
+        <w:rPr>
+          <w:sz w:val="20"/>
+          <w:szCs w:val="20"/>
+          <w:lang w:val="es-ES_tradnl"/>
+        </w:rPr>
+        <w:t>.</w:t>
+      </w:r>
+      <w:r>
+        <w:rPr>
+          <w:sz w:val="20"/>
+          <w:szCs w:val="20"/>
+          <w:lang w:val="es-ES_tradnl"/>
+        </w:rPr>
+        <w:t xml:space="preserve"> </w:t>
+      </w:r>
+      <w:r>
+        <w:rPr>
+          <w:b/>
+          <w:bCs/>
+          <w:sz w:val="20"/>
+          <w:szCs w:val="20"/>
+          <w:lang w:val="es-ES_tradnl"/>
+        </w:rPr>
+        <w:t>FA</w:t>
+      </w:r>
+      <w:r>
+        <w:rPr>
+          <w:b/>
+          <w:bCs/>
+          <w:sz w:val="20"/>
+          <w:szCs w:val="20"/>
+          <w:lang w:val="es-ES_tradnl"/>
+        </w:rPr>
+        <w:t>01</w:t>
+      </w:r>
+    </w:p>
+    <w:p>
+      <w:pPr>
+        <w:numPr>
+          <w:ilvl w:val="0"/>
+          <w:numId w:val="19"/>
+        </w:numPr>
+        <w:rPr>
+          <w:sz w:val="20"/>
+          <w:szCs w:val="20"/>
+          <w:lang w:val="es-ES_tradnl"/>
+        </w:rPr>
+      </w:pPr>
+      <w:r>
+        <w:rPr>
+          <w:sz w:val="20"/>
+          <w:szCs w:val="20"/>
+          <w:lang w:val="es-ES_tradnl"/>
+        </w:rPr>
+        <w:t xml:space="preserve">El sistema muestra </w:t>
+      </w:r>
+      <w:r>
+        <w:rPr>
+          <w:sz w:val="20"/>
+          <w:szCs w:val="20"/>
+          <w:lang w:val="es-ES_tradnl"/>
+        </w:rPr>
+        <w:t xml:space="preserve">el formulario </w:t>
+      </w:r>
+      <w:r>
+        <w:rPr>
+          <w:sz w:val="20"/>
+          <w:szCs w:val="20"/>
+          <w:lang w:val="es-ES_tradnl"/>
+        </w:rPr>
+        <w:t>respuesta consulta de caso</w:t>
+      </w:r>
+      <w:r>
+        <w:rPr>
+          <w:sz w:val="20"/>
+          <w:szCs w:val="20"/>
+          <w:lang w:val="es-ES_tradnl"/>
+        </w:rPr>
+        <w:t xml:space="preserve">. </w:t>
+      </w:r>
+      <w:r>
+        <w:rPr>
+          <w:b/>
+          <w:bCs/>
+          <w:sz w:val="20"/>
+          <w:szCs w:val="20"/>
+          <w:lang w:val="es-ES_tradnl"/>
+        </w:rPr>
+        <w:t>RN1</w:t>
+      </w:r>
+      <w:r>
+        <w:rPr>
+          <w:b/>
+          <w:bCs/>
+          <w:sz w:val="20"/>
+          <w:szCs w:val="20"/>
+          <w:lang w:val="es-ES_tradnl"/>
+        </w:rPr>
+        <w:t>2</w:t>
+      </w:r>
+    </w:p>
+    <w:p>
+      <w:pPr>
+        <w:numPr>
+          <w:ilvl w:val="0"/>
+          <w:numId w:val="19"/>
+        </w:numPr>
+        <w:rPr>
+          <w:sz w:val="20"/>
+          <w:szCs w:val="20"/>
+          <w:lang w:val="es-ES_tradnl"/>
+        </w:rPr>
+      </w:pPr>
+      <w:r>
+        <w:rPr>
+          <w:sz w:val="20"/>
+          <w:szCs w:val="20"/>
+          <w:lang w:val="es-ES_tradnl"/>
+        </w:rPr>
+        <w:t>El s</w:t>
+      </w:r>
+      <w:r>
+        <w:rPr>
+          <w:sz w:val="20"/>
+          <w:szCs w:val="20"/>
+          <w:lang w:val="es-ES_tradnl"/>
+        </w:rPr>
+        <w:t xml:space="preserve">istema muestra el botón </w:t>
+      </w:r>
+      <w:r>
+        <w:rPr>
+          <w:sz w:val="20"/>
+          <w:szCs w:val="20"/>
+          <w:lang w:val="es-ES_tradnl"/>
+        </w:rPr>
+        <w:t>Regresar.</w:t>
+      </w:r>
+    </w:p>
+    <w:p>
+      <w:pPr>
+        <w:numPr>
+          <w:ilvl w:val="0"/>
+          <w:numId w:val="19"/>
+        </w:numPr>
+        <w:rPr>
+          <w:sz w:val="20"/>
+          <w:szCs w:val="20"/>
+          <w:lang w:val="es-ES_tradnl"/>
+        </w:rPr>
+      </w:pPr>
+      <w:r>
+        <w:rPr>
+          <w:sz w:val="20"/>
+          <w:szCs w:val="20"/>
+          <w:lang w:val="es-ES_tradnl"/>
+        </w:rPr>
+        <w:t>El usuario selecciona el botón “Regresar”.</w:t>
+      </w:r>
+    </w:p>
+    <w:p>
+      <w:pPr>
+        <w:numPr>
+          <w:ilvl w:val="0"/>
+          <w:numId w:val="19"/>
+        </w:numPr>
+        <w:rPr>
+          <w:sz w:val="20"/>
+          <w:szCs w:val="20"/>
+          <w:lang w:val="es-ES_tradnl"/>
+        </w:rPr>
+      </w:pPr>
+      <w:r>
+        <w:rPr>
+          <w:sz w:val="20"/>
+          <w:szCs w:val="20"/>
+          <w:lang w:val="es-ES_tradnl"/>
+        </w:rPr>
+        <w:t xml:space="preserve">El sistema </w:t>
+      </w:r>
+      <w:r>
+        <w:rPr>
+          <w:sz w:val="20"/>
+          <w:szCs w:val="20"/>
+          <w:lang w:val="es-ES_tradnl"/>
+        </w:rPr>
+        <w:t xml:space="preserve">cierra el formulario respuesta consulta de caso y </w:t>
+      </w:r>
+      <w:r>
+        <w:rPr>
+          <w:sz w:val="20"/>
+          <w:szCs w:val="20"/>
+          <w:lang w:val="es-ES_tradnl"/>
+        </w:rPr>
+        <w:t>regresa al paso 4.</w:t>
+      </w:r>
+    </w:p>
+    <w:p>
+      <w:pPr>
+        <w:numPr>
+          <w:ilvl w:val="0"/>
+          <w:numId w:val="19"/>
+        </w:numPr>
+        <w:rPr>
+          <w:sz w:val="20"/>
+          <w:szCs w:val="20"/>
+          <w:lang w:val="es-ES_tradnl"/>
+        </w:rPr>
+      </w:pPr>
+      <w:r>
+        <w:rPr>
+          <w:sz w:val="20"/>
+          <w:szCs w:val="20"/>
+          <w:lang w:val="es-ES_tradnl"/>
+        </w:rPr>
+        <w:t>Fin del caso de uso.</w:t>
+      </w:r>
+    </w:p>
+    <w:p>
+      <w:pPr>
+        <w:pStyle w:val="Ttulo2"/>
         <w:numPr>
           <w:ilvl w:val="1"/>
-          <w:numId w:val="7"/>
+          <w:numId w:val="17"/>
         </w:numPr>
-        <w:spacing w:line="360" w:lineRule="auto"/>
-        <w:ind w:right="300"/>
+        <w:rPr>
+          <w:sz w:val="24"/>
+          <w:szCs w:val="24"/>
+          <w:lang w:val="es-ES_tradnl"/>
+        </w:rPr>
+      </w:pPr>
+      <w:r>
+        <w:rPr>
+          <w:sz w:val="24"/>
+          <w:szCs w:val="24"/>
+          <w:lang w:val="es-ES_tradnl"/>
+        </w:rPr>
+        <w:t>Flujos Alternos</w:t>
+      </w:r>
+    </w:p>
+    <w:p>
+      <w:pPr>
         <w:rPr>
           <w:b/>
           <w:bCs/>
-          <w:sz w:val="27"/>
-          <w:szCs w:val="27"/>
+          <w:sz w:val="20"/>
+          <w:szCs w:val="20"/>
           <w:lang w:val="es-ES_tradnl"/>
         </w:rPr>
       </w:pPr>
@@ -1027,1244 +1956,593 @@
         <w:rPr>
           <w:b/>
           <w:bCs/>
-          <w:sz w:val="27"/>
-          <w:szCs w:val="27"/>
-          <w:lang w:val="es-ES_tradnl"/>
-        </w:rPr>
-        <w:t>Actores</w:t>
-      </w:r>
-    </w:p>
-    <w:p>
-      <w:pPr>
-        <w:pStyle w:val="NormalWeb"/>
+          <w:sz w:val="20"/>
+          <w:szCs w:val="20"/>
+          <w:lang w:val="es-ES_tradnl"/>
+        </w:rPr>
+        <w:t>FA0</w:t>
+      </w:r>
+      <w:r>
+        <w:rPr>
+          <w:b/>
+          <w:bCs/>
+          <w:sz w:val="20"/>
+          <w:szCs w:val="20"/>
+          <w:lang w:val="es-ES_tradnl"/>
+        </w:rPr>
+        <w:t>1</w:t>
+      </w:r>
+      <w:r>
+        <w:rPr>
+          <w:b/>
+          <w:bCs/>
+          <w:sz w:val="20"/>
+          <w:szCs w:val="20"/>
+          <w:lang w:val="es-ES_tradnl"/>
+        </w:rPr>
+        <w:t xml:space="preserve"> Código de </w:t>
+      </w:r>
+      <w:r>
+        <w:rPr>
+          <w:b/>
+          <w:bCs/>
+          <w:sz w:val="20"/>
+          <w:szCs w:val="20"/>
+          <w:lang w:val="es-ES_tradnl"/>
+        </w:rPr>
+        <w:t>caso</w:t>
+      </w:r>
+      <w:r>
+        <w:rPr>
+          <w:b/>
+          <w:bCs/>
+          <w:sz w:val="20"/>
+          <w:szCs w:val="20"/>
+          <w:lang w:val="es-ES_tradnl"/>
+        </w:rPr>
+        <w:t xml:space="preserve"> no existe</w:t>
+      </w:r>
+    </w:p>
+    <w:p>
+      <w:pPr>
         <w:numPr>
-          <w:ilvl w:val="2"/>
-          <w:numId w:val="7"/>
+          <w:ilvl w:val="0"/>
+          <w:numId w:val="20"/>
         </w:numPr>
-        <w:spacing w:line="360" w:lineRule="auto"/>
-        <w:ind w:right="300"/>
-        <w:rPr>
-          <w:sz w:val="20"/>
-          <w:szCs w:val="20"/>
-          <w:lang w:val="es-ES_tradnl"/>
-        </w:rPr>
-      </w:pPr>
-      <w:r>
-        <w:rPr>
-          <w:sz w:val="20"/>
-          <w:szCs w:val="20"/>
-          <w:lang w:val="es-ES_tradnl"/>
-        </w:rPr>
-        <w:t xml:space="preserve">Sistema </w:t>
-      </w:r>
-      <w:r>
-        <w:rPr>
-          <w:sz w:val="20"/>
-          <w:szCs w:val="20"/>
-          <w:lang w:val="es-ES_tradnl"/>
-        </w:rPr>
-        <w:t>web</w:t>
-      </w:r>
-    </w:p>
-    <w:p>
-      <w:pPr>
-        <w:pStyle w:val="NormalWeb"/>
+        <w:rPr>
+          <w:sz w:val="20"/>
+          <w:szCs w:val="20"/>
+          <w:lang w:val="es-ES_tradnl"/>
+        </w:rPr>
+      </w:pPr>
+      <w:r>
+        <w:rPr>
+          <w:sz w:val="20"/>
+          <w:szCs w:val="20"/>
+          <w:lang w:val="es-ES_tradnl"/>
+        </w:rPr>
+        <w:t xml:space="preserve">El sistema </w:t>
+      </w:r>
+      <w:r>
+        <w:rPr>
+          <w:sz w:val="20"/>
+          <w:szCs w:val="20"/>
+          <w:lang w:val="es-ES_tradnl"/>
+        </w:rPr>
+        <w:t>muestra</w:t>
+      </w:r>
+      <w:r>
+        <w:rPr>
+          <w:sz w:val="20"/>
+          <w:szCs w:val="20"/>
+          <w:lang w:val="es-ES_tradnl"/>
+        </w:rPr>
+        <w:t xml:space="preserve"> el mensaje de error. </w:t>
+      </w:r>
+      <w:r>
+        <w:rPr>
+          <w:b/>
+          <w:bCs/>
+          <w:sz w:val="20"/>
+          <w:szCs w:val="20"/>
+          <w:lang w:val="es-ES_tradnl"/>
+        </w:rPr>
+        <w:t xml:space="preserve">AN02 # </w:t>
+      </w:r>
+      <w:r>
+        <w:rPr>
+          <w:b/>
+          <w:bCs/>
+          <w:sz w:val="20"/>
+          <w:szCs w:val="20"/>
+          <w:lang w:val="es-ES_tradnl"/>
+        </w:rPr>
+        <w:t>2</w:t>
+      </w:r>
+    </w:p>
+    <w:p>
+      <w:pPr>
         <w:numPr>
-          <w:ilvl w:val="2"/>
-          <w:numId w:val="7"/>
+          <w:ilvl w:val="0"/>
+          <w:numId w:val="20"/>
         </w:numPr>
-        <w:spacing w:line="360" w:lineRule="auto"/>
-        <w:ind w:right="300"/>
-        <w:rPr>
-          <w:sz w:val="20"/>
-          <w:szCs w:val="20"/>
-          <w:lang w:val="es-ES_tradnl"/>
-        </w:rPr>
-      </w:pPr>
-      <w:r>
-        <w:rPr>
-          <w:sz w:val="20"/>
-          <w:szCs w:val="20"/>
-          <w:lang w:val="es-ES_tradnl"/>
-        </w:rPr>
-        <w:t>Ciudadano</w:t>
-      </w:r>
-    </w:p>
-    <w:p>
-      <w:pPr>
-        <w:pStyle w:val="NormalWeb"/>
+        <w:rPr>
+          <w:sz w:val="20"/>
+          <w:szCs w:val="20"/>
+          <w:lang w:val="es-ES_tradnl"/>
+        </w:rPr>
+      </w:pPr>
+      <w:r>
+        <w:rPr>
+          <w:sz w:val="20"/>
+          <w:szCs w:val="20"/>
+          <w:lang w:val="es-ES_tradnl"/>
+        </w:rPr>
+        <w:t xml:space="preserve">El sistema </w:t>
+      </w:r>
+      <w:r>
+        <w:rPr>
+          <w:sz w:val="20"/>
+          <w:szCs w:val="20"/>
+          <w:lang w:val="es-ES_tradnl"/>
+        </w:rPr>
+        <w:t xml:space="preserve">retorna al paso </w:t>
+      </w:r>
+      <w:r>
+        <w:rPr>
+          <w:sz w:val="20"/>
+          <w:szCs w:val="20"/>
+          <w:lang w:val="es-ES_tradnl"/>
+        </w:rPr>
+        <w:t>4 del flujo básico.</w:t>
+      </w:r>
+    </w:p>
+    <w:p>
+      <w:pPr>
+        <w:numPr>
+          <w:ilvl w:val="0"/>
+          <w:numId w:val="20"/>
+        </w:numPr>
+        <w:rPr>
+          <w:sz w:val="20"/>
+          <w:szCs w:val="20"/>
+          <w:lang w:val="es-ES_tradnl"/>
+        </w:rPr>
+      </w:pPr>
+      <w:r>
+        <w:rPr>
+          <w:sz w:val="20"/>
+          <w:szCs w:val="20"/>
+          <w:lang w:val="es-ES_tradnl"/>
+        </w:rPr>
+        <w:t>Fin de flujo alterno.</w:t>
+      </w:r>
+    </w:p>
+    <w:p>
+      <w:pPr>
+        <w:rPr>
+          <w:sz w:val="20"/>
+          <w:szCs w:val="20"/>
+          <w:lang w:val="es-ES_tradnl"/>
+        </w:rPr>
+      </w:pPr>
+    </w:p>
+    <w:p>
+      <w:pPr>
+        <w:rPr>
+          <w:b/>
+          <w:bCs/>
+          <w:sz w:val="20"/>
+          <w:szCs w:val="20"/>
+          <w:lang w:val="es-ES_tradnl"/>
+        </w:rPr>
+      </w:pPr>
+      <w:r>
+        <w:rPr>
+          <w:b/>
+          <w:bCs/>
+          <w:sz w:val="20"/>
+          <w:szCs w:val="20"/>
+          <w:lang w:val="es-ES_tradnl"/>
+        </w:rPr>
+        <w:t>FA0</w:t>
+      </w:r>
+      <w:r>
+        <w:rPr>
+          <w:b/>
+          <w:bCs/>
+          <w:sz w:val="20"/>
+          <w:szCs w:val="20"/>
+          <w:lang w:val="es-ES_tradnl"/>
+        </w:rPr>
+        <w:t>2</w:t>
+      </w:r>
+      <w:r>
+        <w:rPr>
+          <w:b/>
+          <w:bCs/>
+          <w:sz w:val="20"/>
+          <w:szCs w:val="20"/>
+          <w:lang w:val="es-ES_tradnl"/>
+        </w:rPr>
+        <w:t xml:space="preserve"> Cerrar sesión</w:t>
+      </w:r>
+    </w:p>
+    <w:p>
+      <w:pPr>
+        <w:numPr>
+          <w:ilvl w:val="0"/>
+          <w:numId w:val="21"/>
+        </w:numPr>
+        <w:rPr>
+          <w:sz w:val="20"/>
+          <w:szCs w:val="20"/>
+          <w:lang w:val="es-ES_tradnl"/>
+        </w:rPr>
+      </w:pPr>
+      <w:r>
+        <w:rPr>
+          <w:sz w:val="20"/>
+          <w:szCs w:val="20"/>
+          <w:lang w:val="es-ES_tradnl"/>
+        </w:rPr>
+        <w:t>El usuario selecciona el botón “Cerrar sesión”</w:t>
+      </w:r>
+    </w:p>
+    <w:p>
+      <w:pPr>
+        <w:numPr>
+          <w:ilvl w:val="0"/>
+          <w:numId w:val="21"/>
+        </w:numPr>
+        <w:rPr>
+          <w:sz w:val="20"/>
+          <w:szCs w:val="20"/>
+          <w:lang w:val="es-ES_tradnl"/>
+        </w:rPr>
+      </w:pPr>
+      <w:r>
+        <w:rPr>
+          <w:sz w:val="20"/>
+          <w:szCs w:val="20"/>
+          <w:lang w:val="es-ES_tradnl"/>
+        </w:rPr>
+        <w:t>El sistema retorna al portal web.</w:t>
+      </w:r>
+    </w:p>
+    <w:p>
+      <w:pPr>
+        <w:numPr>
+          <w:ilvl w:val="0"/>
+          <w:numId w:val="21"/>
+        </w:numPr>
+        <w:rPr>
+          <w:sz w:val="20"/>
+          <w:szCs w:val="20"/>
+          <w:lang w:val="es-ES_tradnl"/>
+        </w:rPr>
+      </w:pPr>
+      <w:r>
+        <w:rPr>
+          <w:sz w:val="20"/>
+          <w:szCs w:val="20"/>
+          <w:lang w:val="es-ES_tradnl"/>
+        </w:rPr>
+        <w:t>Fin de flujo alterno.</w:t>
+      </w:r>
+    </w:p>
+    <w:p>
+      <w:pPr>
+        <w:rPr>
+          <w:sz w:val="20"/>
+          <w:szCs w:val="20"/>
+          <w:lang w:val="es-ES_tradnl"/>
+        </w:rPr>
+      </w:pPr>
+    </w:p>
+    <w:p>
+      <w:pPr>
+        <w:rPr>
+          <w:b/>
+          <w:bCs/>
+          <w:sz w:val="20"/>
+          <w:szCs w:val="20"/>
+          <w:lang w:val="es-ES_tradnl"/>
+        </w:rPr>
+      </w:pPr>
+      <w:r>
+        <w:rPr>
+          <w:b/>
+          <w:bCs/>
+          <w:sz w:val="20"/>
+          <w:szCs w:val="20"/>
+          <w:lang w:val="es-ES_tradnl"/>
+        </w:rPr>
+        <w:t>FA0</w:t>
+      </w:r>
+      <w:r>
+        <w:rPr>
+          <w:b/>
+          <w:bCs/>
+          <w:sz w:val="20"/>
+          <w:szCs w:val="20"/>
+          <w:lang w:val="es-ES_tradnl"/>
+        </w:rPr>
+        <w:t>3</w:t>
+      </w:r>
+      <w:r>
+        <w:rPr>
+          <w:b/>
+          <w:bCs/>
+          <w:sz w:val="20"/>
+          <w:szCs w:val="20"/>
+          <w:lang w:val="es-ES_tradnl"/>
+        </w:rPr>
+        <w:t xml:space="preserve"> Cancelar consulta</w:t>
+      </w:r>
+    </w:p>
+    <w:p>
+      <w:pPr>
+        <w:numPr>
+          <w:ilvl w:val="0"/>
+          <w:numId w:val="22"/>
+        </w:numPr>
+        <w:rPr>
+          <w:sz w:val="20"/>
+          <w:szCs w:val="20"/>
+          <w:lang w:val="es-ES_tradnl"/>
+        </w:rPr>
+      </w:pPr>
+      <w:r>
+        <w:rPr>
+          <w:sz w:val="20"/>
+          <w:szCs w:val="20"/>
+          <w:lang w:val="es-ES_tradnl"/>
+        </w:rPr>
+        <w:t xml:space="preserve">El </w:t>
+      </w:r>
+      <w:r>
+        <w:rPr>
+          <w:sz w:val="20"/>
+          <w:szCs w:val="20"/>
+          <w:lang w:val="es-ES_tradnl"/>
+        </w:rPr>
+        <w:t>usuario selecciona el botón “Cancelar”</w:t>
+      </w:r>
+    </w:p>
+    <w:p>
+      <w:pPr>
+        <w:numPr>
+          <w:ilvl w:val="0"/>
+          <w:numId w:val="22"/>
+        </w:numPr>
+        <w:rPr>
+          <w:sz w:val="20"/>
+          <w:szCs w:val="20"/>
+          <w:lang w:val="es-ES_tradnl"/>
+        </w:rPr>
+      </w:pPr>
+      <w:r>
+        <w:rPr>
+          <w:sz w:val="20"/>
+          <w:szCs w:val="20"/>
+          <w:lang w:val="es-ES_tradnl"/>
+        </w:rPr>
+        <w:t xml:space="preserve">El sistema cierra el formulario </w:t>
+      </w:r>
+      <w:r>
+        <w:rPr>
+          <w:sz w:val="20"/>
+          <w:szCs w:val="20"/>
+          <w:lang w:val="es-ES_tradnl"/>
+        </w:rPr>
+        <w:t>consulta</w:t>
+      </w:r>
+      <w:r>
+        <w:rPr>
+          <w:sz w:val="20"/>
+          <w:szCs w:val="20"/>
+          <w:lang w:val="es-ES_tradnl"/>
+        </w:rPr>
+        <w:t xml:space="preserve"> de caso.</w:t>
+      </w:r>
+    </w:p>
+    <w:p>
+      <w:pPr>
+        <w:numPr>
+          <w:ilvl w:val="0"/>
+          <w:numId w:val="22"/>
+        </w:numPr>
+        <w:rPr>
+          <w:sz w:val="20"/>
+          <w:szCs w:val="20"/>
+          <w:lang w:val="es-ES_tradnl"/>
+        </w:rPr>
+      </w:pPr>
+      <w:r>
+        <w:rPr>
+          <w:sz w:val="20"/>
+          <w:szCs w:val="20"/>
+          <w:lang w:val="es-ES_tradnl"/>
+        </w:rPr>
+        <w:t>El sistema retorna al paso 2 del flujo básico.</w:t>
+      </w:r>
+    </w:p>
+    <w:p>
+      <w:pPr>
+        <w:numPr>
+          <w:ilvl w:val="0"/>
+          <w:numId w:val="22"/>
+        </w:numPr>
+        <w:rPr>
+          <w:sz w:val="20"/>
+          <w:szCs w:val="20"/>
+          <w:lang w:val="es-ES_tradnl"/>
+        </w:rPr>
+      </w:pPr>
+      <w:r>
+        <w:rPr>
+          <w:sz w:val="20"/>
+          <w:szCs w:val="20"/>
+          <w:lang w:val="es-ES_tradnl"/>
+        </w:rPr>
+        <w:t>Fin de flujo alterno.</w:t>
+      </w:r>
+    </w:p>
+    <w:p>
+      <w:pPr>
+        <w:pStyle w:val="Ttulo2"/>
         <w:numPr>
           <w:ilvl w:val="1"/>
-          <w:numId w:val="7"/>
+          <w:numId w:val="17"/>
         </w:numPr>
-        <w:spacing w:line="360" w:lineRule="auto"/>
-        <w:ind w:right="300"/>
-        <w:rPr>
-          <w:b/>
-          <w:bCs/>
-          <w:sz w:val="27"/>
-          <w:szCs w:val="27"/>
-          <w:lang w:val="es-ES_tradnl"/>
-        </w:rPr>
-      </w:pPr>
-      <w:r>
-        <w:rPr>
-          <w:b/>
-          <w:bCs/>
-          <w:sz w:val="27"/>
-          <w:szCs w:val="27"/>
-          <w:lang w:val="es-ES_tradnl"/>
-        </w:rPr>
-        <w:t>Precondiciones</w:t>
-      </w:r>
-    </w:p>
-    <w:p>
-      <w:pPr>
-        <w:pStyle w:val="NormalWeb"/>
-        <w:numPr>
-          <w:ilvl w:val="2"/>
-          <w:numId w:val="7"/>
-        </w:numPr>
-        <w:spacing w:line="360" w:lineRule="auto"/>
-        <w:ind w:right="300"/>
-        <w:rPr>
-          <w:sz w:val="20"/>
-          <w:szCs w:val="20"/>
-          <w:lang w:val="es-ES_tradnl"/>
-        </w:rPr>
-      </w:pPr>
-      <w:r>
-        <w:rPr>
-          <w:sz w:val="20"/>
-          <w:szCs w:val="20"/>
-          <w:lang w:val="es-ES_tradnl"/>
-        </w:rPr>
-        <w:t>1. Que el sistema web se encuentre disponible.</w:t>
-      </w:r>
-    </w:p>
-    <w:p>
-      <w:pPr>
-        <w:pStyle w:val="NormalWeb"/>
-        <w:numPr>
-          <w:ilvl w:val="2"/>
-          <w:numId w:val="7"/>
-        </w:numPr>
-        <w:spacing w:line="360" w:lineRule="auto"/>
-        <w:ind w:right="300"/>
-        <w:rPr>
-          <w:sz w:val="20"/>
-          <w:szCs w:val="20"/>
-          <w:lang w:val="es-ES_tradnl"/>
-        </w:rPr>
-      </w:pPr>
-      <w:r>
-        <w:rPr>
-          <w:sz w:val="20"/>
-          <w:szCs w:val="20"/>
-          <w:lang w:val="es-ES_tradnl"/>
-        </w:rPr>
-        <w:t xml:space="preserve">2. Que el ciudadano cuente con el código </w:t>
-      </w:r>
-      <w:r>
-        <w:rPr>
-          <w:sz w:val="20"/>
-          <w:szCs w:val="20"/>
-          <w:lang w:val="es-ES_tradnl"/>
-        </w:rPr>
-        <w:t xml:space="preserve">generado </w:t>
-      </w:r>
-      <w:r>
-        <w:rPr>
-          <w:sz w:val="20"/>
-          <w:szCs w:val="20"/>
-          <w:lang w:val="es-ES_tradnl"/>
-        </w:rPr>
-        <w:t>al registrar su caso</w:t>
-      </w:r>
-      <w:r>
-        <w:rPr>
-          <w:sz w:val="20"/>
-          <w:szCs w:val="20"/>
-          <w:lang w:val="es-ES_tradnl"/>
-        </w:rPr>
-        <w:t>.</w:t>
-      </w:r>
-    </w:p>
-    <w:p>
-      <w:pPr>
-        <w:pStyle w:val="NormalWeb"/>
-        <w:numPr>
-          <w:ilvl w:val="1"/>
-          <w:numId w:val="7"/>
-        </w:numPr>
-        <w:spacing w:line="360" w:lineRule="auto"/>
-        <w:ind w:right="300"/>
-        <w:rPr>
-          <w:b/>
-          <w:bCs/>
-          <w:sz w:val="27"/>
-          <w:szCs w:val="27"/>
-          <w:lang w:val="es-ES_tradnl"/>
-        </w:rPr>
-      </w:pPr>
-      <w:r>
-        <w:rPr>
-          <w:b/>
-          <w:bCs/>
-          <w:sz w:val="27"/>
-          <w:szCs w:val="27"/>
-          <w:lang w:val="es-ES_tradnl"/>
-        </w:rPr>
-        <w:t xml:space="preserve">Flujo </w:t>
-      </w:r>
-      <w:r>
-        <w:rPr>
-          <w:b/>
-          <w:bCs/>
-          <w:sz w:val="27"/>
-          <w:szCs w:val="27"/>
-          <w:lang w:val="es-ES_tradnl"/>
-        </w:rPr>
-        <w:t>Normal Básico</w:t>
-      </w:r>
-    </w:p>
-    <w:p>
-      <w:pPr>
-        <w:pStyle w:val="NormalWeb"/>
-        <w:numPr>
-          <w:ilvl w:val="2"/>
-          <w:numId w:val="7"/>
-        </w:numPr>
-        <w:spacing w:line="360" w:lineRule="auto"/>
-        <w:ind w:right="300"/>
-        <w:rPr>
-          <w:sz w:val="20"/>
-          <w:szCs w:val="20"/>
-          <w:lang w:val="es-ES_tradnl"/>
-        </w:rPr>
-      </w:pPr>
-      <w:r>
-        <w:rPr>
-          <w:sz w:val="20"/>
-          <w:szCs w:val="20"/>
-          <w:lang w:val="es-ES_tradnl"/>
-        </w:rPr>
-        <w:t>El ciudadano ingresa al portal web. CU00</w:t>
-      </w:r>
-    </w:p>
-    <w:p>
-      <w:pPr>
-        <w:pStyle w:val="NormalWeb"/>
-        <w:numPr>
-          <w:ilvl w:val="2"/>
-          <w:numId w:val="7"/>
-        </w:numPr>
-        <w:spacing w:line="360" w:lineRule="auto"/>
-        <w:ind w:right="300"/>
-        <w:rPr>
-          <w:sz w:val="20"/>
-          <w:szCs w:val="20"/>
-          <w:lang w:val="es-ES_tradnl"/>
-        </w:rPr>
-      </w:pPr>
-      <w:r>
-        <w:rPr>
-          <w:sz w:val="20"/>
-          <w:szCs w:val="20"/>
-          <w:lang w:val="es-ES_tradnl"/>
-        </w:rPr>
-        <w:t>El ciudadano selecciona el botón "Consultar Estado del Caso".</w:t>
-      </w:r>
-    </w:p>
-    <w:p>
-      <w:pPr>
-        <w:pStyle w:val="NormalWeb"/>
-        <w:numPr>
-          <w:ilvl w:val="2"/>
-          <w:numId w:val="7"/>
-        </w:numPr>
-        <w:spacing w:line="360" w:lineRule="auto"/>
-        <w:ind w:right="300"/>
-        <w:rPr>
-          <w:sz w:val="20"/>
-          <w:szCs w:val="20"/>
-          <w:lang w:val="es-ES_tradnl"/>
-        </w:rPr>
-      </w:pPr>
-      <w:r>
-        <w:rPr>
-          <w:sz w:val="20"/>
-          <w:szCs w:val="20"/>
-          <w:lang w:val="es-ES_tradnl"/>
-        </w:rPr>
-        <w:t>El sistema muestra una ventana con el título “Consultar Estado del caso”</w:t>
-      </w:r>
-    </w:p>
-    <w:p>
-      <w:pPr>
-        <w:pStyle w:val="NormalWeb"/>
-        <w:numPr>
-          <w:ilvl w:val="2"/>
-          <w:numId w:val="7"/>
-        </w:numPr>
-        <w:spacing w:line="360" w:lineRule="auto"/>
-        <w:ind w:right="300"/>
-        <w:rPr>
-          <w:sz w:val="20"/>
-          <w:szCs w:val="20"/>
-          <w:lang w:val="es-ES_tradnl"/>
-        </w:rPr>
-      </w:pPr>
-      <w:r>
-        <w:rPr>
-          <w:sz w:val="20"/>
-          <w:szCs w:val="20"/>
-          <w:lang w:val="es-ES_tradnl"/>
-        </w:rPr>
-        <w:t xml:space="preserve">El sistema muestra el formulario </w:t>
-      </w:r>
-      <w:r>
-        <w:rPr>
-          <w:sz w:val="20"/>
-          <w:szCs w:val="20"/>
-          <w:lang w:val="es-ES_tradnl"/>
-        </w:rPr>
-        <w:t xml:space="preserve">con el campo “Código de seguimiento” para realizar la </w:t>
-      </w:r>
-      <w:r>
-        <w:rPr>
-          <w:sz w:val="20"/>
-          <w:szCs w:val="20"/>
-          <w:lang w:val="es-ES_tradnl"/>
-        </w:rPr>
-        <w:t>consulta de caso. RN1</w:t>
-      </w:r>
-      <w:r>
-        <w:rPr>
-          <w:sz w:val="20"/>
-          <w:szCs w:val="20"/>
-          <w:lang w:val="es-ES_tradnl"/>
-        </w:rPr>
-        <w:t>4</w:t>
-      </w:r>
-    </w:p>
-    <w:p>
-      <w:pPr>
-        <w:pStyle w:val="NormalWeb"/>
-        <w:numPr>
-          <w:ilvl w:val="2"/>
-          <w:numId w:val="7"/>
-        </w:numPr>
-        <w:spacing w:line="360" w:lineRule="auto"/>
-        <w:ind w:right="300"/>
-        <w:rPr>
-          <w:sz w:val="20"/>
-          <w:szCs w:val="20"/>
-          <w:lang w:val="es-ES_tradnl"/>
-        </w:rPr>
-      </w:pPr>
-      <w:r>
-        <w:rPr>
-          <w:sz w:val="20"/>
-          <w:szCs w:val="20"/>
-          <w:lang w:val="es-ES_tradnl"/>
-        </w:rPr>
-        <w:t>Se muestra el botón “Consultar”</w:t>
-      </w:r>
-    </w:p>
-    <w:p>
-      <w:pPr>
-        <w:pStyle w:val="NormalWeb"/>
-        <w:numPr>
-          <w:ilvl w:val="2"/>
-          <w:numId w:val="7"/>
-        </w:numPr>
-        <w:spacing w:line="360" w:lineRule="auto"/>
-        <w:ind w:right="300"/>
-        <w:rPr>
-          <w:sz w:val="20"/>
-          <w:szCs w:val="20"/>
-          <w:lang w:val="es-ES_tradnl"/>
-        </w:rPr>
-      </w:pPr>
-      <w:r>
-        <w:rPr>
-          <w:sz w:val="20"/>
-          <w:szCs w:val="20"/>
-          <w:lang w:val="es-ES_tradnl"/>
-        </w:rPr>
-        <w:t>Se muestra el botón “Volver al portal”. FA03</w:t>
-      </w:r>
-    </w:p>
-    <w:p>
-      <w:pPr>
-        <w:pStyle w:val="NormalWeb"/>
-        <w:numPr>
-          <w:ilvl w:val="2"/>
-          <w:numId w:val="7"/>
-        </w:numPr>
-        <w:spacing w:line="360" w:lineRule="auto"/>
-        <w:ind w:right="300"/>
-        <w:rPr>
-          <w:sz w:val="20"/>
-          <w:szCs w:val="20"/>
-          <w:lang w:val="es-ES_tradnl"/>
-        </w:rPr>
-      </w:pPr>
-      <w:r>
-        <w:rPr>
-          <w:sz w:val="20"/>
-          <w:szCs w:val="20"/>
-          <w:lang w:val="es-ES_tradnl"/>
-        </w:rPr>
-        <w:t>El ciudadano ingresa el código de caso.</w:t>
-      </w:r>
-      <w:r>
-        <w:rPr>
-          <w:sz w:val="20"/>
-          <w:szCs w:val="20"/>
-          <w:lang w:val="es-ES_tradnl"/>
-        </w:rPr>
-        <w:t xml:space="preserve"> </w:t>
-      </w:r>
-      <w:r>
-        <w:rPr>
-          <w:sz w:val="20"/>
-          <w:szCs w:val="20"/>
-          <w:lang w:val="es-ES_tradnl"/>
-        </w:rPr>
-        <w:t>FA04</w:t>
-      </w:r>
-    </w:p>
-    <w:p>
-      <w:pPr>
-        <w:pStyle w:val="NormalWeb"/>
-        <w:numPr>
-          <w:ilvl w:val="2"/>
-          <w:numId w:val="7"/>
-        </w:numPr>
-        <w:spacing w:line="360" w:lineRule="auto"/>
-        <w:ind w:right="300"/>
-        <w:rPr>
-          <w:sz w:val="20"/>
-          <w:szCs w:val="20"/>
-          <w:lang w:val="es-ES_tradnl"/>
-        </w:rPr>
-      </w:pPr>
-      <w:r>
-        <w:rPr>
-          <w:sz w:val="20"/>
-          <w:szCs w:val="20"/>
-          <w:lang w:val="es-ES_tradnl"/>
-        </w:rPr>
-        <w:t>El ciudadano selecciona “</w:t>
-      </w:r>
-      <w:r>
-        <w:rPr>
-          <w:sz w:val="20"/>
-          <w:szCs w:val="20"/>
-          <w:lang w:val="es-ES_tradnl"/>
-        </w:rPr>
-        <w:t>Consultar</w:t>
-      </w:r>
-      <w:r>
-        <w:rPr>
-          <w:sz w:val="20"/>
-          <w:szCs w:val="20"/>
-          <w:lang w:val="es-ES_tradnl"/>
-        </w:rPr>
-        <w:t>”. FA01</w:t>
-      </w:r>
-    </w:p>
-    <w:p>
-      <w:pPr>
-        <w:pStyle w:val="NormalWeb"/>
-        <w:numPr>
-          <w:ilvl w:val="2"/>
-          <w:numId w:val="7"/>
-        </w:numPr>
-        <w:spacing w:line="360" w:lineRule="auto"/>
-        <w:ind w:right="300"/>
-        <w:rPr>
-          <w:sz w:val="20"/>
-          <w:szCs w:val="20"/>
-          <w:lang w:val="es-ES_tradnl"/>
-        </w:rPr>
-      </w:pPr>
-      <w:r>
-        <w:rPr>
-          <w:sz w:val="20"/>
-          <w:szCs w:val="20"/>
-          <w:lang w:val="es-ES_tradnl"/>
-        </w:rPr>
-        <w:t>El sistema busca el caso ingresado. FA02</w:t>
-      </w:r>
-    </w:p>
-    <w:p>
-      <w:pPr>
-        <w:pStyle w:val="NormalWeb"/>
-        <w:numPr>
-          <w:ilvl w:val="2"/>
-          <w:numId w:val="7"/>
-        </w:numPr>
-        <w:spacing w:line="360" w:lineRule="auto"/>
-        <w:ind w:right="300"/>
-        <w:rPr>
-          <w:sz w:val="20"/>
-          <w:szCs w:val="20"/>
-          <w:lang w:val="es-ES_tradnl"/>
-        </w:rPr>
-      </w:pPr>
-      <w:r>
-        <w:rPr>
-          <w:sz w:val="20"/>
-          <w:szCs w:val="20"/>
-          <w:lang w:val="es-ES_tradnl"/>
-        </w:rPr>
-        <w:t>El sistema muestra el mensaje de éxito. AN01 #14</w:t>
-      </w:r>
-    </w:p>
-    <w:p>
-      <w:pPr>
-        <w:pStyle w:val="NormalWeb"/>
-        <w:numPr>
-          <w:ilvl w:val="2"/>
-          <w:numId w:val="7"/>
-        </w:numPr>
-        <w:spacing w:line="360" w:lineRule="auto"/>
-        <w:ind w:right="300"/>
-        <w:rPr>
-          <w:sz w:val="20"/>
-          <w:szCs w:val="20"/>
-          <w:lang w:val="es-ES_tradnl"/>
-        </w:rPr>
-      </w:pPr>
-      <w:r>
-        <w:rPr>
-          <w:sz w:val="20"/>
-          <w:szCs w:val="20"/>
-          <w:lang w:val="es-ES_tradnl"/>
-        </w:rPr>
-        <w:t xml:space="preserve">El sistema muestra </w:t>
-      </w:r>
-      <w:r>
-        <w:rPr>
-          <w:sz w:val="20"/>
-          <w:szCs w:val="20"/>
-          <w:lang w:val="es-ES_tradnl"/>
-        </w:rPr>
-        <w:t>la información</w:t>
-      </w:r>
-      <w:r>
-        <w:rPr>
-          <w:sz w:val="20"/>
-          <w:szCs w:val="20"/>
-          <w:lang w:val="es-ES_tradnl"/>
-        </w:rPr>
-        <w:t xml:space="preserve"> </w:t>
-      </w:r>
-      <w:r>
-        <w:rPr>
-          <w:sz w:val="20"/>
-          <w:szCs w:val="20"/>
-          <w:lang w:val="es-ES_tradnl"/>
-        </w:rPr>
-        <w:t>correspondiente al caso</w:t>
-      </w:r>
-      <w:r>
-        <w:rPr>
-          <w:sz w:val="20"/>
-          <w:szCs w:val="20"/>
-          <w:lang w:val="es-ES_tradnl"/>
-        </w:rPr>
-        <w:t>. RN15</w:t>
-      </w:r>
-    </w:p>
-    <w:p>
-      <w:pPr>
-        <w:pStyle w:val="NormalWeb"/>
-        <w:numPr>
-          <w:ilvl w:val="2"/>
-          <w:numId w:val="7"/>
-        </w:numPr>
-        <w:spacing w:line="360" w:lineRule="auto"/>
-        <w:ind w:right="300"/>
-        <w:rPr>
-          <w:sz w:val="20"/>
-          <w:szCs w:val="20"/>
-          <w:lang w:val="es-ES_tradnl"/>
-        </w:rPr>
-      </w:pPr>
-      <w:r>
-        <w:rPr>
-          <w:sz w:val="20"/>
-          <w:szCs w:val="20"/>
-          <w:lang w:val="es-ES_tradnl"/>
-        </w:rPr>
-        <w:t>El sistema muestra el botón “Volver al portal” FA03</w:t>
-      </w:r>
-    </w:p>
-    <w:p>
-      <w:pPr>
-        <w:pStyle w:val="NormalWeb"/>
-        <w:numPr>
-          <w:ilvl w:val="2"/>
-          <w:numId w:val="7"/>
-        </w:numPr>
-        <w:spacing w:line="360" w:lineRule="auto"/>
-        <w:ind w:right="300"/>
-        <w:rPr>
-          <w:sz w:val="20"/>
-          <w:szCs w:val="20"/>
-          <w:lang w:val="es-ES_tradnl"/>
-        </w:rPr>
-      </w:pPr>
-      <w:r>
-        <w:rPr>
-          <w:sz w:val="20"/>
-          <w:szCs w:val="20"/>
-          <w:lang w:val="es-ES_tradnl"/>
-        </w:rPr>
-        <w:t>Fin del caso de uso.</w:t>
-      </w:r>
-    </w:p>
-    <w:p>
-      <w:pPr>
-        <w:pStyle w:val="NormalWeb"/>
-        <w:numPr>
-          <w:ilvl w:val="1"/>
-          <w:numId w:val="7"/>
-        </w:numPr>
-        <w:spacing w:line="360" w:lineRule="auto"/>
-        <w:ind w:right="300"/>
-        <w:rPr>
-          <w:b/>
-          <w:bCs/>
-          <w:sz w:val="27"/>
-          <w:szCs w:val="27"/>
-          <w:lang w:val="es-ES_tradnl"/>
-        </w:rPr>
-      </w:pPr>
-      <w:r>
-        <w:rPr>
-          <w:b/>
-          <w:bCs/>
-          <w:sz w:val="27"/>
-          <w:szCs w:val="27"/>
-          <w:lang w:val="es-ES_tradnl"/>
-        </w:rPr>
-        <w:t>Flujos Alternos</w:t>
-      </w:r>
-    </w:p>
-    <w:p>
-      <w:pPr>
-        <w:pStyle w:val="NormalWeb"/>
-        <w:spacing w:before="0" w:beforeAutospacing="0" w:after="0" w:afterAutospacing="0" w:line="360" w:lineRule="auto"/>
-        <w:ind w:left="357" w:right="301"/>
-        <w:rPr>
-          <w:b/>
-          <w:bCs/>
-          <w:sz w:val="20"/>
-          <w:szCs w:val="20"/>
-          <w:lang w:val="es-ES_tradnl"/>
-        </w:rPr>
-      </w:pPr>
-      <w:r>
-        <w:rPr>
-          <w:b/>
-          <w:bCs/>
-          <w:sz w:val="20"/>
-          <w:szCs w:val="20"/>
-          <w:lang w:val="es-ES_tradnl"/>
-        </w:rPr>
-        <w:t>FA01 Código de caso no ingresado</w:t>
-      </w:r>
-    </w:p>
-    <w:p>
-      <w:pPr>
-        <w:pStyle w:val="NormalWeb"/>
+        <w:rPr>
+          <w:sz w:val="24"/>
+          <w:szCs w:val="24"/>
+          <w:lang w:val="es-ES_tradnl"/>
+        </w:rPr>
+      </w:pPr>
+      <w:r>
+        <w:rPr>
+          <w:sz w:val="24"/>
+          <w:szCs w:val="24"/>
+          <w:lang w:val="es-ES_tradnl"/>
+        </w:rPr>
+        <w:lastRenderedPageBreak/>
+        <w:t>Postcondiciones</w:t>
+      </w:r>
+    </w:p>
+    <w:p>
+      <w:pPr>
         <w:numPr>
           <w:ilvl w:val="0"/>
-          <w:numId w:val="9"/>
+          <w:numId w:val="23"/>
         </w:numPr>
-        <w:spacing w:before="0" w:beforeAutospacing="0" w:after="0" w:afterAutospacing="0" w:line="360" w:lineRule="auto"/>
-        <w:ind w:right="301"/>
-        <w:rPr>
-          <w:sz w:val="20"/>
-          <w:szCs w:val="20"/>
-          <w:lang w:val="es-ES_tradnl"/>
-        </w:rPr>
-      </w:pPr>
-      <w:r>
-        <w:rPr>
-          <w:sz w:val="20"/>
-          <w:szCs w:val="20"/>
-          <w:lang w:val="es-ES_tradnl"/>
-        </w:rPr>
-        <w:t>El sistema despliega el mensaje de error. AN02 # 7</w:t>
-      </w:r>
-    </w:p>
-    <w:p>
-      <w:pPr>
-        <w:pStyle w:val="NormalWeb"/>
+        <w:rPr>
+          <w:sz w:val="20"/>
+          <w:szCs w:val="20"/>
+        </w:rPr>
+      </w:pPr>
+      <w:r>
+        <w:rPr>
+          <w:sz w:val="20"/>
+          <w:szCs w:val="20"/>
+        </w:rPr>
+        <w:t>El ciudadano conoce el estado actual de su caso.</w:t>
+      </w:r>
+    </w:p>
+    <w:p>
+      <w:pPr>
         <w:numPr>
           <w:ilvl w:val="0"/>
-          <w:numId w:val="9"/>
+          <w:numId w:val="23"/>
         </w:numPr>
-        <w:spacing w:before="0" w:beforeAutospacing="0" w:after="0" w:afterAutospacing="0" w:line="360" w:lineRule="auto"/>
-        <w:ind w:right="301"/>
-        <w:rPr>
-          <w:sz w:val="20"/>
-          <w:szCs w:val="20"/>
-          <w:lang w:val="es-ES_tradnl"/>
-        </w:rPr>
-      </w:pPr>
-      <w:r>
-        <w:rPr>
-          <w:sz w:val="20"/>
-          <w:szCs w:val="20"/>
-          <w:lang w:val="es-ES_tradnl"/>
-        </w:rPr>
-        <w:t>El sistema retorna al paso 2.3.</w:t>
-      </w:r>
-      <w:r>
-        <w:rPr>
-          <w:sz w:val="20"/>
-          <w:szCs w:val="20"/>
-          <w:lang w:val="es-ES_tradnl"/>
-        </w:rPr>
-        <w:t>3</w:t>
-      </w:r>
-      <w:r>
-        <w:rPr>
-          <w:sz w:val="20"/>
-          <w:szCs w:val="20"/>
-          <w:lang w:val="es-ES_tradnl"/>
-        </w:rPr>
-        <w:t>.</w:t>
-      </w:r>
-    </w:p>
-    <w:p>
-      <w:pPr>
-        <w:pStyle w:val="NormalWeb"/>
-        <w:spacing w:before="0" w:beforeAutospacing="0" w:after="0" w:afterAutospacing="0" w:line="360" w:lineRule="auto"/>
-        <w:ind w:left="357" w:right="301"/>
-        <w:rPr>
-          <w:b/>
-          <w:bCs/>
-          <w:sz w:val="20"/>
-          <w:szCs w:val="20"/>
-          <w:lang w:val="es-ES_tradnl"/>
-        </w:rPr>
-      </w:pPr>
-      <w:r>
-        <w:rPr>
-          <w:b/>
-          <w:bCs/>
-          <w:sz w:val="20"/>
-          <w:szCs w:val="20"/>
-          <w:lang w:val="es-ES_tradnl"/>
-        </w:rPr>
-        <w:t>FA02 Código de seguimiento no existe</w:t>
-      </w:r>
-    </w:p>
-    <w:p>
-      <w:pPr>
-        <w:pStyle w:val="NormalWeb"/>
+        <w:rPr>
+          <w:sz w:val="20"/>
+          <w:szCs w:val="20"/>
+        </w:rPr>
+      </w:pPr>
+      <w:r>
+        <w:rPr>
+          <w:sz w:val="20"/>
+          <w:szCs w:val="20"/>
+        </w:rPr>
+        <w:t>No se modifica ningún dato del caso durante la consulta.</w:t>
+      </w:r>
+    </w:p>
+    <w:p>
+      <w:pPr>
+        <w:pStyle w:val="Ttulo1"/>
         <w:numPr>
           <w:ilvl w:val="0"/>
-          <w:numId w:val="11"/>
+          <w:numId w:val="17"/>
         </w:numPr>
-        <w:spacing w:before="0" w:beforeAutospacing="0" w:after="0" w:afterAutospacing="0" w:line="360" w:lineRule="auto"/>
-        <w:ind w:right="301"/>
-        <w:rPr>
-          <w:sz w:val="20"/>
-          <w:szCs w:val="20"/>
-          <w:lang w:val="es-ES_tradnl"/>
-        </w:rPr>
-      </w:pPr>
-      <w:r>
-        <w:rPr>
-          <w:sz w:val="20"/>
-          <w:szCs w:val="20"/>
-          <w:lang w:val="es-ES_tradnl"/>
-        </w:rPr>
-        <w:t>El sistema despliega el mensaje de error. AN02 # 6</w:t>
-      </w:r>
-    </w:p>
-    <w:p>
-      <w:pPr>
-        <w:pStyle w:val="NormalWeb"/>
+        <w:rPr>
+          <w:sz w:val="28"/>
+          <w:szCs w:val="28"/>
+          <w:lang w:val="es-ES_tradnl"/>
+        </w:rPr>
+      </w:pPr>
+      <w:r>
+        <w:rPr>
+          <w:sz w:val="28"/>
+          <w:szCs w:val="28"/>
+          <w:lang w:val="es-ES_tradnl"/>
+        </w:rPr>
+        <w:t xml:space="preserve">Requerimientos </w:t>
+      </w:r>
+      <w:r>
+        <w:rPr>
+          <w:sz w:val="28"/>
+          <w:szCs w:val="28"/>
+          <w:lang w:val="es-ES_tradnl"/>
+        </w:rPr>
+        <w:t xml:space="preserve">Suplementarios o no </w:t>
+      </w:r>
+      <w:r>
+        <w:rPr>
+          <w:sz w:val="28"/>
+          <w:szCs w:val="28"/>
+          <w:lang w:val="es-ES_tradnl"/>
+        </w:rPr>
+        <w:t>Funcionales</w:t>
+      </w:r>
+    </w:p>
+    <w:p>
+      <w:pPr>
         <w:numPr>
           <w:ilvl w:val="0"/>
-          <w:numId w:val="11"/>
+          <w:numId w:val="24"/>
         </w:numPr>
-        <w:spacing w:before="0" w:beforeAutospacing="0" w:after="0" w:afterAutospacing="0" w:line="360" w:lineRule="auto"/>
-        <w:ind w:right="301"/>
-        <w:rPr>
-          <w:sz w:val="20"/>
-          <w:szCs w:val="20"/>
-          <w:lang w:val="es-ES_tradnl"/>
-        </w:rPr>
-      </w:pPr>
-      <w:r>
-        <w:rPr>
-          <w:sz w:val="20"/>
-          <w:szCs w:val="20"/>
-          <w:lang w:val="es-ES_tradnl"/>
-        </w:rPr>
-        <w:t>El sistema retorna al paso 2.3.</w:t>
-      </w:r>
-      <w:r>
-        <w:rPr>
-          <w:sz w:val="20"/>
-          <w:szCs w:val="20"/>
-          <w:lang w:val="es-ES_tradnl"/>
-        </w:rPr>
-        <w:t>3</w:t>
-      </w:r>
-      <w:r>
-        <w:rPr>
-          <w:sz w:val="20"/>
-          <w:szCs w:val="20"/>
-          <w:lang w:val="es-ES_tradnl"/>
-        </w:rPr>
-        <w:t>.</w:t>
-      </w:r>
-    </w:p>
-    <w:p>
-      <w:pPr>
-        <w:pStyle w:val="NormalWeb"/>
-        <w:spacing w:before="0" w:beforeAutospacing="0" w:after="0" w:afterAutospacing="0" w:line="360" w:lineRule="auto"/>
-        <w:ind w:left="357" w:right="301"/>
-        <w:rPr>
-          <w:b/>
-          <w:bCs/>
-          <w:sz w:val="20"/>
-          <w:szCs w:val="20"/>
-          <w:lang w:val="es-ES_tradnl"/>
-        </w:rPr>
-      </w:pPr>
-      <w:r>
-        <w:rPr>
-          <w:b/>
-          <w:bCs/>
-          <w:sz w:val="20"/>
-          <w:szCs w:val="20"/>
-          <w:lang w:val="es-ES_tradnl"/>
-        </w:rPr>
-        <w:t>FA03 Regresar al portal</w:t>
-      </w:r>
-    </w:p>
-    <w:p>
-      <w:pPr>
-        <w:pStyle w:val="NormalWeb"/>
+        <w:rPr>
+          <w:sz w:val="20"/>
+          <w:szCs w:val="20"/>
+        </w:rPr>
+      </w:pPr>
+      <w:r>
+        <w:rPr>
+          <w:sz w:val="20"/>
+          <w:szCs w:val="20"/>
+        </w:rPr>
+        <w:t>El formulario deberá utilizar conexión segura HTTPS.</w:t>
+      </w:r>
+    </w:p>
+    <w:p>
+      <w:pPr>
         <w:numPr>
           <w:ilvl w:val="0"/>
-          <w:numId w:val="13"/>
+          <w:numId w:val="24"/>
         </w:numPr>
-        <w:spacing w:before="0" w:beforeAutospacing="0" w:after="0" w:afterAutospacing="0" w:line="360" w:lineRule="auto"/>
-        <w:ind w:right="301"/>
-        <w:rPr>
-          <w:sz w:val="20"/>
-          <w:szCs w:val="20"/>
-          <w:lang w:val="es-ES_tradnl"/>
-        </w:rPr>
-      </w:pPr>
-      <w:r>
-        <w:rPr>
-          <w:sz w:val="20"/>
-          <w:szCs w:val="20"/>
-          <w:lang w:val="es-ES_tradnl"/>
-        </w:rPr>
-        <w:t xml:space="preserve">El sistema </w:t>
-      </w:r>
-      <w:r>
-        <w:rPr>
-          <w:sz w:val="20"/>
-          <w:szCs w:val="20"/>
-          <w:lang w:val="es-ES_tradnl"/>
-        </w:rPr>
-        <w:t>retorna al paso 2.3.1</w:t>
-      </w:r>
-    </w:p>
-    <w:p>
-      <w:pPr>
-        <w:pStyle w:val="NormalWeb"/>
-        <w:spacing w:before="0" w:beforeAutospacing="0" w:after="0" w:afterAutospacing="0" w:line="360" w:lineRule="auto"/>
-        <w:ind w:left="1068" w:right="301"/>
-        <w:rPr>
-          <w:sz w:val="20"/>
-          <w:szCs w:val="20"/>
-          <w:lang w:val="es-ES_tradnl"/>
-        </w:rPr>
-      </w:pPr>
-    </w:p>
-    <w:p>
-      <w:pPr>
-        <w:pStyle w:val="NormalWeb"/>
-        <w:spacing w:before="0" w:beforeAutospacing="0" w:after="0" w:afterAutospacing="0" w:line="360" w:lineRule="auto"/>
-        <w:ind w:right="301"/>
-        <w:rPr>
-          <w:b/>
-          <w:bCs/>
-          <w:sz w:val="20"/>
-          <w:szCs w:val="20"/>
-          <w:lang w:val="es-ES_tradnl"/>
-        </w:rPr>
-      </w:pPr>
-      <w:r>
-        <w:rPr>
-          <w:sz w:val="20"/>
-          <w:szCs w:val="20"/>
-          <w:lang w:val="es-ES_tradnl"/>
-        </w:rPr>
-        <w:lastRenderedPageBreak/>
-        <w:t xml:space="preserve">     </w:t>
-      </w:r>
-      <w:r>
-        <w:rPr>
-          <w:b/>
-          <w:bCs/>
-          <w:sz w:val="20"/>
-          <w:szCs w:val="20"/>
-          <w:lang w:val="es-ES_tradnl"/>
-        </w:rPr>
-        <w:t>FA0</w:t>
-      </w:r>
-      <w:r>
-        <w:rPr>
-          <w:b/>
-          <w:bCs/>
-          <w:sz w:val="20"/>
-          <w:szCs w:val="20"/>
-          <w:lang w:val="es-ES_tradnl"/>
-        </w:rPr>
-        <w:t>4</w:t>
-      </w:r>
-      <w:r>
-        <w:rPr>
-          <w:b/>
-          <w:bCs/>
-          <w:sz w:val="20"/>
-          <w:szCs w:val="20"/>
-          <w:lang w:val="es-ES_tradnl"/>
-        </w:rPr>
-        <w:t xml:space="preserve"> Código de seguimiento no </w:t>
-      </w:r>
-      <w:r>
-        <w:rPr>
-          <w:b/>
-          <w:bCs/>
-          <w:sz w:val="20"/>
-          <w:szCs w:val="20"/>
-          <w:lang w:val="es-ES_tradnl"/>
-        </w:rPr>
-        <w:t>tiene un formato válido</w:t>
-      </w:r>
-    </w:p>
-    <w:p>
-      <w:pPr>
-        <w:pStyle w:val="NormalWeb"/>
+        <w:rPr>
+          <w:sz w:val="20"/>
+          <w:szCs w:val="20"/>
+        </w:rPr>
+      </w:pPr>
+      <w:r>
+        <w:rPr>
+          <w:sz w:val="20"/>
+          <w:szCs w:val="20"/>
+        </w:rPr>
+        <w:t>El sistema deberá estar disponible las 24 horas del día, excepto durante mantenimientos programados.</w:t>
+      </w:r>
+    </w:p>
+    <w:p>
+      <w:pPr>
+        <w:pStyle w:val="Ttulo1"/>
         <w:numPr>
           <w:ilvl w:val="0"/>
-          <w:numId w:val="16"/>
+          <w:numId w:val="17"/>
         </w:numPr>
-        <w:spacing w:before="0" w:beforeAutospacing="0" w:after="0" w:afterAutospacing="0" w:line="360" w:lineRule="auto"/>
-        <w:ind w:right="301"/>
-        <w:rPr>
-          <w:sz w:val="20"/>
-          <w:szCs w:val="20"/>
-          <w:lang w:val="es-ES_tradnl"/>
-        </w:rPr>
-      </w:pPr>
-      <w:r>
-        <w:rPr>
-          <w:sz w:val="20"/>
-          <w:szCs w:val="20"/>
-          <w:lang w:val="es-ES_tradnl"/>
-        </w:rPr>
-        <w:t xml:space="preserve">El sistema despliega el mensaje de error. AN02 # </w:t>
-      </w:r>
-      <w:r>
-        <w:rPr>
-          <w:sz w:val="20"/>
-          <w:szCs w:val="20"/>
-          <w:lang w:val="es-ES_tradnl"/>
-        </w:rPr>
-        <w:t>42</w:t>
-      </w:r>
-    </w:p>
-    <w:p>
-      <w:pPr>
-        <w:pStyle w:val="NormalWeb"/>
-        <w:numPr>
-          <w:ilvl w:val="0"/>
-          <w:numId w:val="16"/>
-        </w:numPr>
-        <w:spacing w:before="0" w:beforeAutospacing="0" w:after="0" w:afterAutospacing="0" w:line="360" w:lineRule="auto"/>
-        <w:ind w:right="301"/>
-        <w:rPr>
-          <w:sz w:val="20"/>
-          <w:szCs w:val="20"/>
-          <w:lang w:val="es-ES_tradnl"/>
-        </w:rPr>
-      </w:pPr>
-      <w:r>
-        <w:rPr>
-          <w:sz w:val="20"/>
-          <w:szCs w:val="20"/>
-          <w:lang w:val="es-ES_tradnl"/>
-        </w:rPr>
-        <w:t>El sistema retorna al paso 2.3.</w:t>
-      </w:r>
-      <w:r>
-        <w:rPr>
-          <w:sz w:val="20"/>
-          <w:szCs w:val="20"/>
-          <w:lang w:val="es-ES_tradnl"/>
-        </w:rPr>
-        <w:t>3</w:t>
-      </w:r>
-      <w:r>
-        <w:rPr>
-          <w:sz w:val="20"/>
-          <w:szCs w:val="20"/>
-          <w:lang w:val="es-ES_tradnl"/>
-        </w:rPr>
-        <w:t>.</w:t>
-      </w:r>
-    </w:p>
-    <w:p>
-      <w:pPr>
-        <w:pStyle w:val="NormalWeb"/>
-        <w:spacing w:before="0" w:beforeAutospacing="0" w:after="0" w:afterAutospacing="0" w:line="360" w:lineRule="auto"/>
-        <w:ind w:right="301"/>
-        <w:rPr>
-          <w:sz w:val="20"/>
-          <w:szCs w:val="20"/>
-          <w:lang w:val="es-ES_tradnl"/>
-        </w:rPr>
-      </w:pPr>
-    </w:p>
-    <w:p>
-      <w:pPr>
-        <w:pStyle w:val="NormalWeb"/>
-        <w:numPr>
-          <w:ilvl w:val="1"/>
-          <w:numId w:val="7"/>
-        </w:numPr>
-        <w:spacing w:line="360" w:lineRule="auto"/>
-        <w:ind w:right="300"/>
-        <w:rPr>
-          <w:b/>
-          <w:bCs/>
-          <w:sz w:val="27"/>
-          <w:szCs w:val="27"/>
-          <w:lang w:val="es-ES_tradnl"/>
-        </w:rPr>
-      </w:pPr>
-      <w:r>
-        <w:rPr>
-          <w:b/>
-          <w:bCs/>
-          <w:sz w:val="27"/>
-          <w:szCs w:val="27"/>
-          <w:lang w:val="es-ES_tradnl"/>
-        </w:rPr>
-        <w:t>Postcondiciones</w:t>
-      </w:r>
-    </w:p>
-    <w:p>
-      <w:pPr>
-        <w:pStyle w:val="NormalWeb"/>
-        <w:numPr>
-          <w:ilvl w:val="0"/>
-          <w:numId w:val="14"/>
-        </w:numPr>
-        <w:spacing w:before="0" w:beforeAutospacing="0" w:after="0" w:afterAutospacing="0" w:line="360" w:lineRule="auto"/>
-        <w:ind w:right="301"/>
-        <w:rPr>
-          <w:sz w:val="20"/>
-          <w:szCs w:val="20"/>
-        </w:rPr>
-      </w:pPr>
-      <w:r>
-        <w:rPr>
-          <w:sz w:val="20"/>
-          <w:szCs w:val="20"/>
-        </w:rPr>
-        <w:t>El ciudadano conoce el estado actual de su caso.</w:t>
-      </w:r>
-    </w:p>
-    <w:p>
-      <w:pPr>
-        <w:pStyle w:val="NormalWeb"/>
-        <w:numPr>
-          <w:ilvl w:val="0"/>
-          <w:numId w:val="14"/>
-        </w:numPr>
-        <w:spacing w:before="0" w:beforeAutospacing="0" w:after="0" w:afterAutospacing="0" w:line="360" w:lineRule="auto"/>
-        <w:ind w:right="301"/>
-        <w:rPr>
-          <w:sz w:val="20"/>
-          <w:szCs w:val="20"/>
-        </w:rPr>
-      </w:pPr>
-      <w:r>
-        <w:rPr>
-          <w:sz w:val="20"/>
-          <w:szCs w:val="20"/>
-        </w:rPr>
-        <w:t>No se modifica ningún dato del caso durante la consulta.</w:t>
-      </w:r>
-    </w:p>
-    <w:p>
-      <w:pPr>
-        <w:pStyle w:val="NormalWeb"/>
-        <w:numPr>
-          <w:ilvl w:val="0"/>
-          <w:numId w:val="7"/>
-        </w:numPr>
-        <w:spacing w:line="360" w:lineRule="auto"/>
-        <w:ind w:right="300"/>
-        <w:rPr>
-          <w:b/>
-          <w:bCs/>
-          <w:sz w:val="27"/>
-          <w:szCs w:val="27"/>
-          <w:lang w:val="es-ES_tradnl"/>
-        </w:rPr>
-      </w:pPr>
-      <w:r>
-        <w:rPr>
-          <w:b/>
-          <w:bCs/>
-          <w:sz w:val="27"/>
-          <w:szCs w:val="27"/>
-          <w:lang w:val="es-ES_tradnl"/>
-        </w:rPr>
-        <w:t xml:space="preserve">Requerimientos </w:t>
-      </w:r>
-      <w:r>
-        <w:rPr>
-          <w:b/>
-          <w:bCs/>
-          <w:sz w:val="27"/>
-          <w:szCs w:val="27"/>
-          <w:lang w:val="es-ES_tradnl"/>
-        </w:rPr>
-        <w:t xml:space="preserve">Suplementarios o no </w:t>
-      </w:r>
-      <w:r>
-        <w:rPr>
-          <w:b/>
-          <w:bCs/>
-          <w:sz w:val="27"/>
-          <w:szCs w:val="27"/>
-          <w:lang w:val="es-ES_tradnl"/>
-        </w:rPr>
-        <w:t>Funcionales</w:t>
-      </w:r>
-    </w:p>
-    <w:p>
-      <w:pPr>
-        <w:pStyle w:val="NormalWeb"/>
-        <w:numPr>
-          <w:ilvl w:val="0"/>
-          <w:numId w:val="15"/>
-        </w:numPr>
-        <w:spacing w:before="0" w:beforeAutospacing="0" w:after="0" w:afterAutospacing="0" w:line="360" w:lineRule="auto"/>
-        <w:ind w:right="301"/>
-        <w:jc w:val="both"/>
-        <w:rPr>
-          <w:sz w:val="20"/>
-          <w:szCs w:val="20"/>
-          <w:lang w:val="es-ES_tradnl"/>
-        </w:rPr>
-      </w:pPr>
-      <w:r>
-        <w:rPr>
-          <w:sz w:val="20"/>
-          <w:szCs w:val="20"/>
-          <w:lang w:val="es-ES_tradnl"/>
-        </w:rPr>
-        <w:t>El formulario deberá utilizar conexión segura HTTPS.</w:t>
-      </w:r>
-    </w:p>
-    <w:p>
-      <w:pPr>
-        <w:pStyle w:val="NormalWeb"/>
-        <w:numPr>
-          <w:ilvl w:val="0"/>
-          <w:numId w:val="15"/>
-        </w:numPr>
-        <w:spacing w:before="0" w:beforeAutospacing="0" w:after="0" w:afterAutospacing="0" w:line="360" w:lineRule="auto"/>
-        <w:ind w:right="301"/>
-        <w:jc w:val="both"/>
-        <w:rPr>
-          <w:sz w:val="20"/>
-          <w:szCs w:val="20"/>
-          <w:lang w:val="es-ES_tradnl"/>
-        </w:rPr>
-      </w:pPr>
-      <w:r>
-        <w:rPr>
-          <w:sz w:val="20"/>
-          <w:szCs w:val="20"/>
-          <w:lang w:val="es-ES_tradnl"/>
-        </w:rPr>
-        <w:t>La consulta no deberá requerir autenticación del ciudadano.</w:t>
-      </w:r>
-    </w:p>
-    <w:p>
-      <w:pPr>
-        <w:pStyle w:val="NormalWeb"/>
-        <w:numPr>
-          <w:ilvl w:val="0"/>
-          <w:numId w:val="15"/>
-        </w:numPr>
-        <w:spacing w:before="0" w:beforeAutospacing="0" w:after="0" w:afterAutospacing="0" w:line="360" w:lineRule="auto"/>
-        <w:ind w:right="301"/>
-        <w:jc w:val="both"/>
-        <w:rPr>
-          <w:sz w:val="20"/>
-          <w:szCs w:val="20"/>
-          <w:lang w:val="es-ES_tradnl"/>
-        </w:rPr>
-      </w:pPr>
-      <w:r>
-        <w:rPr>
-          <w:sz w:val="20"/>
-          <w:szCs w:val="20"/>
-          <w:lang w:val="es-ES_tradnl"/>
-        </w:rPr>
-        <w:t>El sistema deberá estar disponible las 24 horas del día, excepto durante mantenimientos programados.</w:t>
-      </w:r>
-    </w:p>
-    <w:p>
-      <w:pPr>
-        <w:pStyle w:val="NormalWeb"/>
-        <w:numPr>
-          <w:ilvl w:val="0"/>
-          <w:numId w:val="7"/>
-        </w:numPr>
-        <w:spacing w:line="360" w:lineRule="auto"/>
-        <w:ind w:right="300"/>
-        <w:rPr>
-          <w:b/>
-          <w:bCs/>
-          <w:sz w:val="27"/>
-          <w:szCs w:val="27"/>
-          <w:lang w:val="es-ES_tradnl"/>
-        </w:rPr>
-      </w:pPr>
-      <w:r>
-        <w:rPr>
-          <w:b/>
-          <w:bCs/>
-          <w:sz w:val="27"/>
-          <w:szCs w:val="27"/>
+        <w:rPr>
+          <w:sz w:val="28"/>
+          <w:szCs w:val="28"/>
+          <w:lang w:val="es-ES_tradnl"/>
+        </w:rPr>
+      </w:pPr>
+      <w:r>
+        <w:rPr>
+          <w:sz w:val="28"/>
+          <w:szCs w:val="28"/>
           <w:lang w:val="es-ES_tradnl"/>
         </w:rPr>
         <w:t>Firmas Necesarias</w:t>
@@ -2272,38 +2550,53 @@
     </w:p>
     <w:tbl>
       <w:tblPr>
-        <w:tblW w:w="9360" w:type="dxa"/>
+        <w:tblW w:w="9000" w:type="dxa"/>
+        <w:jc w:val="center"/>
+        <w:tblCellSpacing w:w="0" w:type="dxa"/>
         <w:tblBorders>
-          <w:top w:val="single" w:sz="4" w:space="0" w:color="auto"/>
-          <w:left w:val="single" w:sz="4" w:space="0" w:color="auto"/>
-          <w:bottom w:val="single" w:sz="4" w:space="0" w:color="auto"/>
-          <w:right w:val="single" w:sz="4" w:space="0" w:color="auto"/>
-          <w:insideH w:val="single" w:sz="4" w:space="0" w:color="auto"/>
-          <w:insideV w:val="single" w:sz="4" w:space="0" w:color="auto"/>
+          <w:top w:val="outset" w:sz="6" w:space="0" w:color="000000"/>
+          <w:left w:val="outset" w:sz="6" w:space="0" w:color="000000"/>
+          <w:bottom w:val="outset" w:sz="6" w:space="0" w:color="000000"/>
+          <w:right w:val="outset" w:sz="6" w:space="0" w:color="000000"/>
         </w:tblBorders>
         <w:tblCellMar>
-          <w:left w:w="10" w:type="dxa"/>
-          <w:right w:w="10" w:type="dxa"/>
+          <w:left w:w="0" w:type="dxa"/>
+          <w:right w:w="0" w:type="dxa"/>
         </w:tblCellMar>
-        <w:tblLook w:val="04A0" w:firstRow="1" w:lastRow="0" w:firstColumn="1" w:lastColumn="0" w:noHBand="0" w:noVBand="1"/>
+        <w:tblLook w:val="0000" w:firstRow="0" w:lastRow="0" w:firstColumn="0" w:lastColumn="0" w:noHBand="0" w:noVBand="0"/>
       </w:tblPr>
       <w:tblGrid>
-        <w:gridCol w:w="5690"/>
-        <w:gridCol w:w="1835"/>
-        <w:gridCol w:w="1835"/>
+        <w:gridCol w:w="3086"/>
+        <w:gridCol w:w="3375"/>
+        <w:gridCol w:w="2539"/>
       </w:tblGrid>
       <w:tr>
+        <w:trPr>
+          <w:trHeight w:val="375"/>
+          <w:tblCellSpacing w:w="0" w:type="dxa"/>
+          <w:jc w:val="center"/>
+        </w:trPr>
         <w:tc>
           <w:tcPr>
-            <w:tcW w:w="0" w:type="auto"/>
-            <w:tcMar>
-              <w:top w:w="60" w:type="dxa"/>
-              <w:left w:w="80" w:type="dxa"/>
-              <w:bottom w:w="60" w:type="dxa"/>
-              <w:right w:w="80" w:type="dxa"/>
-            </w:tcMar>
+            <w:tcW w:w="3086" w:type="dxa"/>
+            <w:tcBorders>
+              <w:top w:val="outset" w:sz="6" w:space="0" w:color="000000"/>
+              <w:left w:val="outset" w:sz="6" w:space="0" w:color="000000"/>
+              <w:bottom w:val="outset" w:sz="6" w:space="0" w:color="000000"/>
+              <w:right w:val="outset" w:sz="6" w:space="0" w:color="000000"/>
+            </w:tcBorders>
+            <w:vAlign w:val="center"/>
           </w:tcPr>
           <w:p>
+            <w:pPr>
+              <w:jc w:val="center"/>
+            </w:pPr>
+            <w:r>
+              <w:rPr>
+                <w:lang w:val="es-ES_tradnl"/>
+              </w:rPr>
+              <w:t> </w:t>
+            </w:r>
             <w:r>
               <w:rPr>
                 <w:b/>
@@ -2317,15 +2610,19 @@
         </w:tc>
         <w:tc>
           <w:tcPr>
-            <w:tcW w:w="0" w:type="auto"/>
-            <w:tcMar>
-              <w:top w:w="60" w:type="dxa"/>
-              <w:left w:w="80" w:type="dxa"/>
-              <w:bottom w:w="60" w:type="dxa"/>
-              <w:right w:w="80" w:type="dxa"/>
-            </w:tcMar>
+            <w:tcW w:w="3375" w:type="dxa"/>
+            <w:tcBorders>
+              <w:top w:val="outset" w:sz="6" w:space="0" w:color="000000"/>
+              <w:left w:val="outset" w:sz="6" w:space="0" w:color="000000"/>
+              <w:bottom w:val="outset" w:sz="6" w:space="0" w:color="000000"/>
+              <w:right w:val="outset" w:sz="6" w:space="0" w:color="000000"/>
+            </w:tcBorders>
+            <w:vAlign w:val="center"/>
           </w:tcPr>
           <w:p>
+            <w:pPr>
+              <w:jc w:val="center"/>
+            </w:pPr>
             <w:r>
               <w:rPr>
                 <w:b/>
@@ -2339,15 +2636,19 @@
         </w:tc>
         <w:tc>
           <w:tcPr>
-            <w:tcW w:w="0" w:type="auto"/>
-            <w:tcMar>
-              <w:top w:w="60" w:type="dxa"/>
-              <w:left w:w="80" w:type="dxa"/>
-              <w:bottom w:w="60" w:type="dxa"/>
-              <w:right w:w="80" w:type="dxa"/>
-            </w:tcMar>
+            <w:tcW w:w="2539" w:type="dxa"/>
+            <w:tcBorders>
+              <w:top w:val="outset" w:sz="6" w:space="0" w:color="000000"/>
+              <w:left w:val="outset" w:sz="6" w:space="0" w:color="000000"/>
+              <w:bottom w:val="outset" w:sz="6" w:space="0" w:color="000000"/>
+              <w:right w:val="outset" w:sz="6" w:space="0" w:color="000000"/>
+            </w:tcBorders>
+            <w:vAlign w:val="center"/>
           </w:tcPr>
           <w:p>
+            <w:pPr>
+              <w:jc w:val="center"/>
+            </w:pPr>
             <w:r>
               <w:rPr>
                 <w:b/>
@@ -2361,83 +2662,119 @@
         </w:tc>
       </w:tr>
       <w:tr>
+        <w:trPr>
+          <w:trHeight w:val="375"/>
+          <w:tblCellSpacing w:w="0" w:type="dxa"/>
+          <w:jc w:val="center"/>
+        </w:trPr>
         <w:tc>
           <w:tcPr>
-            <w:tcW w:w="0" w:type="auto"/>
-            <w:tcMar>
-              <w:top w:w="60" w:type="dxa"/>
-              <w:left w:w="80" w:type="dxa"/>
-              <w:bottom w:w="60" w:type="dxa"/>
-              <w:right w:w="80" w:type="dxa"/>
-            </w:tcMar>
+            <w:tcW w:w="3086" w:type="dxa"/>
+            <w:tcBorders>
+              <w:top w:val="outset" w:sz="6" w:space="0" w:color="000000"/>
+              <w:left w:val="outset" w:sz="6" w:space="0" w:color="000000"/>
+              <w:bottom w:val="outset" w:sz="6" w:space="0" w:color="000000"/>
+              <w:right w:val="outset" w:sz="6" w:space="0" w:color="000000"/>
+            </w:tcBorders>
+            <w:vAlign w:val="center"/>
           </w:tcPr>
           <w:p>
             <w:r>
-              <w:t>Edy Rigoberto Ramírez</w:t>
+              <w:t> Edy Rigoberto Ramírez</w:t>
             </w:r>
           </w:p>
         </w:tc>
         <w:tc>
           <w:tcPr>
-            <w:tcW w:w="0" w:type="auto"/>
-            <w:tcMar>
-              <w:top w:w="60" w:type="dxa"/>
-              <w:left w:w="80" w:type="dxa"/>
-              <w:bottom w:w="60" w:type="dxa"/>
-              <w:right w:w="80" w:type="dxa"/>
-            </w:tcMar>
+            <w:tcW w:w="3375" w:type="dxa"/>
+            <w:tcBorders>
+              <w:top w:val="outset" w:sz="6" w:space="0" w:color="000000"/>
+              <w:left w:val="outset" w:sz="6" w:space="0" w:color="000000"/>
+              <w:bottom w:val="outset" w:sz="6" w:space="0" w:color="000000"/>
+              <w:right w:val="outset" w:sz="6" w:space="0" w:color="000000"/>
+            </w:tcBorders>
+            <w:vAlign w:val="center"/>
           </w:tcPr>
-          <w:p/>
+          <w:p>
+            <w:r>
+              <w:t> </w:t>
+            </w:r>
+          </w:p>
         </w:tc>
         <w:tc>
           <w:tcPr>
-            <w:tcW w:w="0" w:type="auto"/>
-            <w:tcMar>
-              <w:top w:w="60" w:type="dxa"/>
-              <w:left w:w="80" w:type="dxa"/>
-              <w:bottom w:w="60" w:type="dxa"/>
-              <w:right w:w="80" w:type="dxa"/>
-            </w:tcMar>
+            <w:tcW w:w="2539" w:type="dxa"/>
+            <w:tcBorders>
+              <w:top w:val="outset" w:sz="6" w:space="0" w:color="000000"/>
+              <w:left w:val="outset" w:sz="6" w:space="0" w:color="000000"/>
+              <w:bottom w:val="outset" w:sz="6" w:space="0" w:color="000000"/>
+              <w:right w:val="outset" w:sz="6" w:space="0" w:color="000000"/>
+            </w:tcBorders>
+            <w:vAlign w:val="center"/>
           </w:tcPr>
-          <w:p/>
+          <w:p>
+            <w:r>
+              <w:t> </w:t>
+            </w:r>
+          </w:p>
         </w:tc>
       </w:tr>
       <w:tr>
+        <w:trPr>
+          <w:trHeight w:val="375"/>
+          <w:tblCellSpacing w:w="0" w:type="dxa"/>
+          <w:jc w:val="center"/>
+        </w:trPr>
         <w:tc>
           <w:tcPr>
-            <w:tcW w:w="0" w:type="auto"/>
-            <w:tcMar>
-              <w:top w:w="60" w:type="dxa"/>
-              <w:left w:w="80" w:type="dxa"/>
-              <w:bottom w:w="60" w:type="dxa"/>
-              <w:right w:w="80" w:type="dxa"/>
-            </w:tcMar>
+            <w:tcW w:w="3086" w:type="dxa"/>
+            <w:tcBorders>
+              <w:top w:val="outset" w:sz="6" w:space="0" w:color="000000"/>
+              <w:left w:val="outset" w:sz="6" w:space="0" w:color="000000"/>
+              <w:bottom w:val="outset" w:sz="6" w:space="0" w:color="000000"/>
+              <w:right w:val="outset" w:sz="6" w:space="0" w:color="000000"/>
+            </w:tcBorders>
+            <w:vAlign w:val="center"/>
           </w:tcPr>
-          <w:p/>
+          <w:p>
+            <w:r>
+              <w:t> </w:t>
+            </w:r>
+          </w:p>
         </w:tc>
         <w:tc>
           <w:tcPr>
-            <w:tcW w:w="0" w:type="auto"/>
-            <w:tcMar>
-              <w:top w:w="60" w:type="dxa"/>
-              <w:left w:w="80" w:type="dxa"/>
-              <w:bottom w:w="60" w:type="dxa"/>
-              <w:right w:w="80" w:type="dxa"/>
-            </w:tcMar>
+            <w:tcW w:w="3375" w:type="dxa"/>
+            <w:tcBorders>
+              <w:top w:val="outset" w:sz="6" w:space="0" w:color="000000"/>
+              <w:left w:val="outset" w:sz="6" w:space="0" w:color="000000"/>
+              <w:bottom w:val="outset" w:sz="6" w:space="0" w:color="000000"/>
+              <w:right w:val="outset" w:sz="6" w:space="0" w:color="000000"/>
+            </w:tcBorders>
+            <w:vAlign w:val="center"/>
           </w:tcPr>
-          <w:p/>
+          <w:p>
+            <w:r>
+              <w:t> </w:t>
+            </w:r>
+          </w:p>
         </w:tc>
         <w:tc>
           <w:tcPr>
-            <w:tcW w:w="0" w:type="auto"/>
-            <w:tcMar>
-              <w:top w:w="60" w:type="dxa"/>
-              <w:left w:w="80" w:type="dxa"/>
-              <w:bottom w:w="60" w:type="dxa"/>
-              <w:right w:w="80" w:type="dxa"/>
-            </w:tcMar>
+            <w:tcW w:w="2539" w:type="dxa"/>
+            <w:tcBorders>
+              <w:top w:val="outset" w:sz="6" w:space="0" w:color="000000"/>
+              <w:left w:val="outset" w:sz="6" w:space="0" w:color="000000"/>
+              <w:bottom w:val="outset" w:sz="6" w:space="0" w:color="000000"/>
+              <w:right w:val="outset" w:sz="6" w:space="0" w:color="000000"/>
+            </w:tcBorders>
+            <w:vAlign w:val="center"/>
           </w:tcPr>
-          <w:p/>
+          <w:p>
+            <w:r>
+              <w:t> </w:t>
+            </w:r>
+          </w:p>
         </w:tc>
       </w:tr>
     </w:tbl>
@@ -2470,8 +2807,8 @@
       </w:pPr>
     </w:p>
     <w:sectPr>
-      <w:pgSz w:w="11906" w:h="16838"/>
-      <w:pgMar w:top="1417" w:right="1701" w:bottom="1417" w:left="1701" w:header="283" w:footer="283" w:gutter="0"/>
+      <w:pgSz w:w="12242" w:h="15842" w:code="1"/>
+      <w:pgMar w:top="1418" w:right="1701" w:bottom="1418" w:left="1701" w:header="284" w:footer="284" w:gutter="0"/>
       <w:pgBorders w:offsetFrom="page">
         <w:bottom w:val="single" w:sz="6" w:space="24" w:color="auto"/>
       </w:pgBorders>
@@ -2484,7 +2821,7 @@
 </file>
 
 <file path=word/endnotes.xml><?xml version="1.0" encoding="utf-8"?>
-<w:endnotes xmlns:wpc="http://schemas.microsoft.com/office/word/2010/wordprocessingCanvas" xmlns:cx="http://schemas.microsoft.com/office/drawing/2014/chartex" xmlns:cx1="http://schemas.microsoft.com/office/drawing/2015/9/8/chartex" xmlns:cx2="http://schemas.microsoft.com/office/drawing/2015/10/21/chartex" xmlns:cx3="http://schemas.microsoft.com/office/drawing/2016/5/9/chartex" xmlns:cx4="http://schemas.microsoft.com/office/drawing/2016/5/10/chartex" xmlns:cx5="http://schemas.microsoft.com/office/drawing/2016/5/11/chartex" xmlns:cx6="http://schemas.microsoft.com/office/drawing/2016/5/12/chartex" xmlns:cx7="http://schemas.microsoft.com/office/drawing/2016/5/13/chartex" xmlns:cx8="http://schemas.microsoft.com/office/drawing/2016/5/14/chartex" xmlns:mc="http://schemas.openxmlformats.org/markup-compatibility/2006" xmlns:aink="http://schemas.microsoft.com/office/drawing/2016/ink" xmlns:am3d="http://schemas.microsoft.com/office/drawing/2017/model3d" xmlns:o="urn:schemas-microsoft-com:office:office" xmlns:r="http://schemas.openxmlformats.org/officeDocument/2006/relationships" xmlns:m="http://schemas.openxmlformats.org/officeDocument/2006/math" xmlns:v="urn:schemas-microsoft-com:vml" xmlns:wp14="http://schemas.microsoft.com/office/word/2010/wordprocessingDrawing" xmlns:wp="http://schemas.openxmlformats.org/drawingml/2006/wordprocessingDrawing" xmlns:w10="urn:schemas-microsoft-com:office:word" xmlns:w="http://schemas.openxmlformats.org/wordprocessingml/2006/main" xmlns:w14="http://schemas.microsoft.com/office/word/2010/wordml" xmlns:w15="http://schemas.microsoft.com/office/word/2012/wordml" xmlns:w16cex="http://schemas.microsoft.com/office/word/2018/wordml/cex" xmlns:w16cid="http://schemas.microsoft.com/office/word/2016/wordml/cid" xmlns:w16="http://schemas.microsoft.com/office/word/2018/wordml" xmlns:w16sdtdh="http://schemas.microsoft.com/office/word/2020/wordml/sdtdatahash" xmlns:w16se="http://schemas.microsoft.com/office/word/2015/wordml/symex" xmlns:wpg="http://schemas.microsoft.com/office/word/2010/wordprocessingGroup" xmlns:wpi="http://schemas.microsoft.com/office/word/2010/wordprocessingInk" xmlns:wne="http://schemas.microsoft.com/office/word/2006/wordml" xmlns:wps="http://schemas.microsoft.com/office/word/2010/wordprocessingShape" mc:Ignorable="w14 w15 w16se w16cid w16 w16cex w16sdtdh wp14">
+<w:endnotes xmlns:wpc="http://schemas.microsoft.com/office/word/2010/wordprocessingCanvas" xmlns:cx="http://schemas.microsoft.com/office/drawing/2014/chartex" xmlns:cx1="http://schemas.microsoft.com/office/drawing/2015/9/8/chartex" xmlns:cx2="http://schemas.microsoft.com/office/drawing/2015/10/21/chartex" xmlns:cx3="http://schemas.microsoft.com/office/drawing/2016/5/9/chartex" xmlns:cx4="http://schemas.microsoft.com/office/drawing/2016/5/10/chartex" xmlns:cx5="http://schemas.microsoft.com/office/drawing/2016/5/11/chartex" xmlns:cx6="http://schemas.microsoft.com/office/drawing/2016/5/12/chartex" xmlns:cx7="http://schemas.microsoft.com/office/drawing/2016/5/13/chartex" xmlns:cx8="http://schemas.microsoft.com/office/drawing/2016/5/14/chartex" xmlns:mc="http://schemas.openxmlformats.org/markup-compatibility/2006" xmlns:aink="http://schemas.microsoft.com/office/drawing/2016/ink" xmlns:am3d="http://schemas.microsoft.com/office/drawing/2017/model3d" xmlns:o="urn:schemas-microsoft-com:office:office" xmlns:oel="http://schemas.microsoft.com/office/2019/extlst" xmlns:r="http://schemas.openxmlformats.org/officeDocument/2006/relationships" xmlns:m="http://schemas.openxmlformats.org/officeDocument/2006/math" xmlns:v="urn:schemas-microsoft-com:vml" xmlns:wp14="http://schemas.microsoft.com/office/word/2010/wordprocessingDrawing" xmlns:wp="http://schemas.openxmlformats.org/drawingml/2006/wordprocessingDrawing" xmlns:w10="urn:schemas-microsoft-com:office:word" xmlns:w="http://schemas.openxmlformats.org/wordprocessingml/2006/main" xmlns:w14="http://schemas.microsoft.com/office/word/2010/wordml" xmlns:w15="http://schemas.microsoft.com/office/word/2012/wordml" xmlns:w16cex="http://schemas.microsoft.com/office/word/2018/wordml/cex" xmlns:w16cid="http://schemas.microsoft.com/office/word/2016/wordml/cid" xmlns:w16="http://schemas.microsoft.com/office/word/2018/wordml" xmlns:w16du="http://schemas.microsoft.com/office/word/2023/wordml/word16du" xmlns:w16sdtdh="http://schemas.microsoft.com/office/word/2020/wordml/sdtdatahash" xmlns:w16sdtfl="http://schemas.microsoft.com/office/word/2024/wordml/sdtformatlock" xmlns:w16se="http://schemas.microsoft.com/office/word/2015/wordml/symex" xmlns:wpg="http://schemas.microsoft.com/office/word/2010/wordprocessingGroup" xmlns:wpi="http://schemas.microsoft.com/office/word/2010/wordprocessingInk" xmlns:wne="http://schemas.microsoft.com/office/word/2006/wordml" xmlns:wps="http://schemas.microsoft.com/office/word/2010/wordprocessingShape" mc:Ignorable="w14 w15 w16se w16cid w16 w16cex w16sdtdh w16sdtfl w16du wp14">
   <w:endnote w:type="separator" w:id="-1">
     <w:p>
       <w:r>
@@ -2503,7 +2840,7 @@
 </file>
 
 <file path=word/footnotes.xml><?xml version="1.0" encoding="utf-8"?>
-<w:footnotes xmlns:wpc="http://schemas.microsoft.com/office/word/2010/wordprocessingCanvas" xmlns:cx="http://schemas.microsoft.com/office/drawing/2014/chartex" xmlns:cx1="http://schemas.microsoft.com/office/drawing/2015/9/8/chartex" xmlns:cx2="http://schemas.microsoft.com/office/drawing/2015/10/21/chartex" xmlns:cx3="http://schemas.microsoft.com/office/drawing/2016/5/9/chartex" xmlns:cx4="http://schemas.microsoft.com/office/drawing/2016/5/10/chartex" xmlns:cx5="http://schemas.microsoft.com/office/drawing/2016/5/11/chartex" xmlns:cx6="http://schemas.microsoft.com/office/drawing/2016/5/12/chartex" xmlns:cx7="http://schemas.microsoft.com/office/drawing/2016/5/13/chartex" xmlns:cx8="http://schemas.microsoft.com/office/drawing/2016/5/14/chartex" xmlns:mc="http://schemas.openxmlformats.org/markup-compatibility/2006" xmlns:aink="http://schemas.microsoft.com/office/drawing/2016/ink" xmlns:am3d="http://schemas.microsoft.com/office/drawing/2017/model3d" xmlns:o="urn:schemas-microsoft-com:office:office" xmlns:r="http://schemas.openxmlformats.org/officeDocument/2006/relationships" xmlns:m="http://schemas.openxmlformats.org/officeDocument/2006/math" xmlns:v="urn:schemas-microsoft-com:vml" xmlns:wp14="http://schemas.microsoft.com/office/word/2010/wordprocessingDrawing" xmlns:wp="http://schemas.openxmlformats.org/drawingml/2006/wordprocessingDrawing" xmlns:w10="urn:schemas-microsoft-com:office:word" xmlns:w="http://schemas.openxmlformats.org/wordprocessingml/2006/main" xmlns:w14="http://schemas.microsoft.com/office/word/2010/wordml" xmlns:w15="http://schemas.microsoft.com/office/word/2012/wordml" xmlns:w16cex="http://schemas.microsoft.com/office/word/2018/wordml/cex" xmlns:w16cid="http://schemas.microsoft.com/office/word/2016/wordml/cid" xmlns:w16="http://schemas.microsoft.com/office/word/2018/wordml" xmlns:w16sdtdh="http://schemas.microsoft.com/office/word/2020/wordml/sdtdatahash" xmlns:w16se="http://schemas.microsoft.com/office/word/2015/wordml/symex" xmlns:wpg="http://schemas.microsoft.com/office/word/2010/wordprocessingGroup" xmlns:wpi="http://schemas.microsoft.com/office/word/2010/wordprocessingInk" xmlns:wne="http://schemas.microsoft.com/office/word/2006/wordml" xmlns:wps="http://schemas.microsoft.com/office/word/2010/wordprocessingShape" mc:Ignorable="w14 w15 w16se w16cid w16 w16cex w16sdtdh wp14">
+<w:footnotes xmlns:wpc="http://schemas.microsoft.com/office/word/2010/wordprocessingCanvas" xmlns:cx="http://schemas.microsoft.com/office/drawing/2014/chartex" xmlns:cx1="http://schemas.microsoft.com/office/drawing/2015/9/8/chartex" xmlns:cx2="http://schemas.microsoft.com/office/drawing/2015/10/21/chartex" xmlns:cx3="http://schemas.microsoft.com/office/drawing/2016/5/9/chartex" xmlns:cx4="http://schemas.microsoft.com/office/drawing/2016/5/10/chartex" xmlns:cx5="http://schemas.microsoft.com/office/drawing/2016/5/11/chartex" xmlns:cx6="http://schemas.microsoft.com/office/drawing/2016/5/12/chartex" xmlns:cx7="http://schemas.microsoft.com/office/drawing/2016/5/13/chartex" xmlns:cx8="http://schemas.microsoft.com/office/drawing/2016/5/14/chartex" xmlns:mc="http://schemas.openxmlformats.org/markup-compatibility/2006" xmlns:aink="http://schemas.microsoft.com/office/drawing/2016/ink" xmlns:am3d="http://schemas.microsoft.com/office/drawing/2017/model3d" xmlns:o="urn:schemas-microsoft-com:office:office" xmlns:oel="http://schemas.microsoft.com/office/2019/extlst" xmlns:r="http://schemas.openxmlformats.org/officeDocument/2006/relationships" xmlns:m="http://schemas.openxmlformats.org/officeDocument/2006/math" xmlns:v="urn:schemas-microsoft-com:vml" xmlns:wp14="http://schemas.microsoft.com/office/word/2010/wordprocessingDrawing" xmlns:wp="http://schemas.openxmlformats.org/drawingml/2006/wordprocessingDrawing" xmlns:w10="urn:schemas-microsoft-com:office:word" xmlns:w="http://schemas.openxmlformats.org/wordprocessingml/2006/main" xmlns:w14="http://schemas.microsoft.com/office/word/2010/wordml" xmlns:w15="http://schemas.microsoft.com/office/word/2012/wordml" xmlns:w16cex="http://schemas.microsoft.com/office/word/2018/wordml/cex" xmlns:w16cid="http://schemas.microsoft.com/office/word/2016/wordml/cid" xmlns:w16="http://schemas.microsoft.com/office/word/2018/wordml" xmlns:w16du="http://schemas.microsoft.com/office/word/2023/wordml/word16du" xmlns:w16sdtdh="http://schemas.microsoft.com/office/word/2020/wordml/sdtdatahash" xmlns:w16sdtfl="http://schemas.microsoft.com/office/word/2024/wordml/sdtformatlock" xmlns:w16se="http://schemas.microsoft.com/office/word/2015/wordml/symex" xmlns:wpg="http://schemas.microsoft.com/office/word/2010/wordprocessingGroup" xmlns:wpi="http://schemas.microsoft.com/office/word/2010/wordprocessingInk" xmlns:wne="http://schemas.microsoft.com/office/word/2006/wordml" xmlns:wps="http://schemas.microsoft.com/office/word/2010/wordprocessingShape" mc:Ignorable="w14 w15 w16se w16cid w16 w16cex w16sdtdh w16sdtfl w16du wp14">
   <w:footnote w:type="separator" w:id="-1">
     <w:p>
       <w:r>
@@ -2522,7 +2859,7 @@
 </file>
 
 <file path=word/numbering.xml><?xml version="1.0" encoding="utf-8"?>
-<w:numbering xmlns:wpc="http://schemas.microsoft.com/office/word/2010/wordprocessingCanvas" xmlns:cx="http://schemas.microsoft.com/office/drawing/2014/chartex" xmlns:cx1="http://schemas.microsoft.com/office/drawing/2015/9/8/chartex" xmlns:cx2="http://schemas.microsoft.com/office/drawing/2015/10/21/chartex" xmlns:cx3="http://schemas.microsoft.com/office/drawing/2016/5/9/chartex" xmlns:cx4="http://schemas.microsoft.com/office/drawing/2016/5/10/chartex" xmlns:cx5="http://schemas.microsoft.com/office/drawing/2016/5/11/chartex" xmlns:cx6="http://schemas.microsoft.com/office/drawing/2016/5/12/chartex" xmlns:cx7="http://schemas.microsoft.com/office/drawing/2016/5/13/chartex" xmlns:cx8="http://schemas.microsoft.com/office/drawing/2016/5/14/chartex" xmlns:mc="http://schemas.openxmlformats.org/markup-compatibility/2006" xmlns:aink="http://schemas.microsoft.com/office/drawing/2016/ink" xmlns:am3d="http://schemas.microsoft.com/office/drawing/2017/model3d" xmlns:o="urn:schemas-microsoft-com:office:office" xmlns:r="http://schemas.openxmlformats.org/officeDocument/2006/relationships" xmlns:m="http://schemas.openxmlformats.org/officeDocument/2006/math" xmlns:v="urn:schemas-microsoft-com:vml" xmlns:wp14="http://schemas.microsoft.com/office/word/2010/wordprocessingDrawing" xmlns:wp="http://schemas.openxmlformats.org/drawingml/2006/wordprocessingDrawing" xmlns:w10="urn:schemas-microsoft-com:office:word" xmlns:w="http://schemas.openxmlformats.org/wordprocessingml/2006/main" xmlns:w14="http://schemas.microsoft.com/office/word/2010/wordml" xmlns:w15="http://schemas.microsoft.com/office/word/2012/wordml" xmlns:w16cex="http://schemas.microsoft.com/office/word/2018/wordml/cex" xmlns:w16cid="http://schemas.microsoft.com/office/word/2016/wordml/cid" xmlns:w16="http://schemas.microsoft.com/office/word/2018/wordml" xmlns:w16sdtdh="http://schemas.microsoft.com/office/word/2020/wordml/sdtdatahash" xmlns:w16se="http://schemas.microsoft.com/office/word/2015/wordml/symex" xmlns:wpg="http://schemas.microsoft.com/office/word/2010/wordprocessingGroup" xmlns:wpi="http://schemas.microsoft.com/office/word/2010/wordprocessingInk" xmlns:wne="http://schemas.microsoft.com/office/word/2006/wordml" xmlns:wps="http://schemas.microsoft.com/office/word/2010/wordprocessingShape" mc:Ignorable="w14 w15 w16se w16cid w16 w16cex w16sdtdh wp14">
+<w:numbering xmlns:wpc="http://schemas.microsoft.com/office/word/2010/wordprocessingCanvas" xmlns:cx="http://schemas.microsoft.com/office/drawing/2014/chartex" xmlns:cx1="http://schemas.microsoft.com/office/drawing/2015/9/8/chartex" xmlns:cx2="http://schemas.microsoft.com/office/drawing/2015/10/21/chartex" xmlns:cx3="http://schemas.microsoft.com/office/drawing/2016/5/9/chartex" xmlns:cx4="http://schemas.microsoft.com/office/drawing/2016/5/10/chartex" xmlns:cx5="http://schemas.microsoft.com/office/drawing/2016/5/11/chartex" xmlns:cx6="http://schemas.microsoft.com/office/drawing/2016/5/12/chartex" xmlns:cx7="http://schemas.microsoft.com/office/drawing/2016/5/13/chartex" xmlns:cx8="http://schemas.microsoft.com/office/drawing/2016/5/14/chartex" xmlns:mc="http://schemas.openxmlformats.org/markup-compatibility/2006" xmlns:aink="http://schemas.microsoft.com/office/drawing/2016/ink" xmlns:am3d="http://schemas.microsoft.com/office/drawing/2017/model3d" xmlns:o="urn:schemas-microsoft-com:office:office" xmlns:oel="http://schemas.microsoft.com/office/2019/extlst" xmlns:r="http://schemas.openxmlformats.org/officeDocument/2006/relationships" xmlns:m="http://schemas.openxmlformats.org/officeDocument/2006/math" xmlns:v="urn:schemas-microsoft-com:vml" xmlns:wp14="http://schemas.microsoft.com/office/word/2010/wordprocessingDrawing" xmlns:wp="http://schemas.openxmlformats.org/drawingml/2006/wordprocessingDrawing" xmlns:w10="urn:schemas-microsoft-com:office:word" xmlns:w="http://schemas.openxmlformats.org/wordprocessingml/2006/main" xmlns:w14="http://schemas.microsoft.com/office/word/2010/wordml" xmlns:w15="http://schemas.microsoft.com/office/word/2012/wordml" xmlns:w16cex="http://schemas.microsoft.com/office/word/2018/wordml/cex" xmlns:w16cid="http://schemas.microsoft.com/office/word/2016/wordml/cid" xmlns:w16="http://schemas.microsoft.com/office/word/2018/wordml" xmlns:w16du="http://schemas.microsoft.com/office/word/2023/wordml/word16du" xmlns:w16sdtdh="http://schemas.microsoft.com/office/word/2020/wordml/sdtdatahash" xmlns:w16sdtfl="http://schemas.microsoft.com/office/word/2024/wordml/sdtformatlock" xmlns:w16se="http://schemas.microsoft.com/office/word/2015/wordml/symex" xmlns:wpg="http://schemas.microsoft.com/office/word/2010/wordprocessingGroup" xmlns:wpi="http://schemas.microsoft.com/office/word/2010/wordprocessingInk" xmlns:wne="http://schemas.microsoft.com/office/word/2006/wordml" xmlns:wps="http://schemas.microsoft.com/office/word/2010/wordprocessingShape" mc:Ignorable="w14 w15 w16se w16cid w16 w16cex w16sdtdh w16sdtfl w16du wp14">
   <w:abstractNum w:abstractNumId="0" w15:restartNumberingAfterBreak="0">
     <w:nsid w:val="02F81A67"/>
     <w:multiLevelType w:val="multilevel"/>
@@ -2872,6 +3209,178 @@
     </w:lvl>
   </w:abstractNum>
   <w:abstractNum w:abstractNumId="3" w15:restartNumberingAfterBreak="0">
+    <w:nsid w:val="0D2D17C5"/>
+    <w:multiLevelType w:val="hybridMultilevel"/>
+    <w:tmpl w:val="1FF8E2B4"/>
+    <w:lvl w:ilvl="0" w:tplc="100A000F">
+      <w:start w:val="1"/>
+      <w:numFmt w:val="decimal"/>
+      <w:lvlText w:val="%1."/>
+      <w:lvlJc w:val="left"/>
+      <w:pPr>
+        <w:ind w:left="720" w:hanging="360"/>
+      </w:pPr>
+    </w:lvl>
+    <w:lvl w:ilvl="1" w:tplc="100A0019" w:tentative="1">
+      <w:start w:val="1"/>
+      <w:numFmt w:val="lowerLetter"/>
+      <w:lvlText w:val="%2."/>
+      <w:lvlJc w:val="left"/>
+      <w:pPr>
+        <w:ind w:left="1440" w:hanging="360"/>
+      </w:pPr>
+    </w:lvl>
+    <w:lvl w:ilvl="2" w:tplc="100A001B" w:tentative="1">
+      <w:start w:val="1"/>
+      <w:numFmt w:val="lowerRoman"/>
+      <w:lvlText w:val="%3."/>
+      <w:lvlJc w:val="right"/>
+      <w:pPr>
+        <w:ind w:left="2160" w:hanging="180"/>
+      </w:pPr>
+    </w:lvl>
+    <w:lvl w:ilvl="3" w:tplc="100A000F" w:tentative="1">
+      <w:start w:val="1"/>
+      <w:numFmt w:val="decimal"/>
+      <w:lvlText w:val="%4."/>
+      <w:lvlJc w:val="left"/>
+      <w:pPr>
+        <w:ind w:left="2880" w:hanging="360"/>
+      </w:pPr>
+    </w:lvl>
+    <w:lvl w:ilvl="4" w:tplc="100A0019" w:tentative="1">
+      <w:start w:val="1"/>
+      <w:numFmt w:val="lowerLetter"/>
+      <w:lvlText w:val="%5."/>
+      <w:lvlJc w:val="left"/>
+      <w:pPr>
+        <w:ind w:left="3600" w:hanging="360"/>
+      </w:pPr>
+    </w:lvl>
+    <w:lvl w:ilvl="5" w:tplc="100A001B" w:tentative="1">
+      <w:start w:val="1"/>
+      <w:numFmt w:val="lowerRoman"/>
+      <w:lvlText w:val="%6."/>
+      <w:lvlJc w:val="right"/>
+      <w:pPr>
+        <w:ind w:left="4320" w:hanging="180"/>
+      </w:pPr>
+    </w:lvl>
+    <w:lvl w:ilvl="6" w:tplc="100A000F" w:tentative="1">
+      <w:start w:val="1"/>
+      <w:numFmt w:val="decimal"/>
+      <w:lvlText w:val="%7."/>
+      <w:lvlJc w:val="left"/>
+      <w:pPr>
+        <w:ind w:left="5040" w:hanging="360"/>
+      </w:pPr>
+    </w:lvl>
+    <w:lvl w:ilvl="7" w:tplc="100A0019" w:tentative="1">
+      <w:start w:val="1"/>
+      <w:numFmt w:val="lowerLetter"/>
+      <w:lvlText w:val="%8."/>
+      <w:lvlJc w:val="left"/>
+      <w:pPr>
+        <w:ind w:left="5760" w:hanging="360"/>
+      </w:pPr>
+    </w:lvl>
+    <w:lvl w:ilvl="8" w:tplc="100A001B" w:tentative="1">
+      <w:start w:val="1"/>
+      <w:numFmt w:val="lowerRoman"/>
+      <w:lvlText w:val="%9."/>
+      <w:lvlJc w:val="right"/>
+      <w:pPr>
+        <w:ind w:left="6480" w:hanging="180"/>
+      </w:pPr>
+    </w:lvl>
+  </w:abstractNum>
+  <w:abstractNum w:abstractNumId="4" w15:restartNumberingAfterBreak="0">
+    <w:nsid w:val="111A54DD"/>
+    <w:multiLevelType w:val="multilevel"/>
+    <w:tmpl w:val="100A001F"/>
+    <w:lvl w:ilvl="0">
+      <w:start w:val="1"/>
+      <w:numFmt w:val="decimal"/>
+      <w:lvlText w:val="%1."/>
+      <w:lvlJc w:val="left"/>
+      <w:pPr>
+        <w:ind w:left="360" w:hanging="360"/>
+      </w:pPr>
+    </w:lvl>
+    <w:lvl w:ilvl="1">
+      <w:start w:val="1"/>
+      <w:numFmt w:val="decimal"/>
+      <w:lvlText w:val="%1.%2."/>
+      <w:lvlJc w:val="left"/>
+      <w:pPr>
+        <w:ind w:left="792" w:hanging="432"/>
+      </w:pPr>
+    </w:lvl>
+    <w:lvl w:ilvl="2">
+      <w:start w:val="1"/>
+      <w:numFmt w:val="decimal"/>
+      <w:lvlText w:val="%1.%2.%3."/>
+      <w:lvlJc w:val="left"/>
+      <w:pPr>
+        <w:ind w:left="1224" w:hanging="504"/>
+      </w:pPr>
+    </w:lvl>
+    <w:lvl w:ilvl="3">
+      <w:start w:val="1"/>
+      <w:numFmt w:val="decimal"/>
+      <w:lvlText w:val="%1.%2.%3.%4."/>
+      <w:lvlJc w:val="left"/>
+      <w:pPr>
+        <w:ind w:left="1728" w:hanging="648"/>
+      </w:pPr>
+    </w:lvl>
+    <w:lvl w:ilvl="4">
+      <w:start w:val="1"/>
+      <w:numFmt w:val="decimal"/>
+      <w:lvlText w:val="%1.%2.%3.%4.%5."/>
+      <w:lvlJc w:val="left"/>
+      <w:pPr>
+        <w:ind w:left="2232" w:hanging="792"/>
+      </w:pPr>
+    </w:lvl>
+    <w:lvl w:ilvl="5">
+      <w:start w:val="1"/>
+      <w:numFmt w:val="decimal"/>
+      <w:lvlText w:val="%1.%2.%3.%4.%5.%6."/>
+      <w:lvlJc w:val="left"/>
+      <w:pPr>
+        <w:ind w:left="2736" w:hanging="936"/>
+      </w:pPr>
+    </w:lvl>
+    <w:lvl w:ilvl="6">
+      <w:start w:val="1"/>
+      <w:numFmt w:val="decimal"/>
+      <w:lvlText w:val="%1.%2.%3.%4.%5.%6.%7."/>
+      <w:lvlJc w:val="left"/>
+      <w:pPr>
+        <w:ind w:left="3240" w:hanging="1080"/>
+      </w:pPr>
+    </w:lvl>
+    <w:lvl w:ilvl="7">
+      <w:start w:val="1"/>
+      <w:numFmt w:val="decimal"/>
+      <w:lvlText w:val="%1.%2.%3.%4.%5.%6.%7.%8."/>
+      <w:lvlJc w:val="left"/>
+      <w:pPr>
+        <w:ind w:left="3744" w:hanging="1224"/>
+      </w:pPr>
+    </w:lvl>
+    <w:lvl w:ilvl="8">
+      <w:start w:val="1"/>
+      <w:numFmt w:val="decimal"/>
+      <w:lvlText w:val="%1.%2.%3.%4.%5.%6.%7.%8.%9."/>
+      <w:lvlJc w:val="left"/>
+      <w:pPr>
+        <w:ind w:left="4320" w:hanging="1440"/>
+      </w:pPr>
+    </w:lvl>
+  </w:abstractNum>
+  <w:abstractNum w:abstractNumId="5" w15:restartNumberingAfterBreak="0">
     <w:nsid w:val="14EA0875"/>
     <w:multiLevelType w:val="multilevel"/>
     <w:tmpl w:val="100A001F"/>
@@ -2957,7 +3466,93 @@
       </w:pPr>
     </w:lvl>
   </w:abstractNum>
-  <w:abstractNum w:abstractNumId="4" w15:restartNumberingAfterBreak="0">
+  <w:abstractNum w:abstractNumId="6" w15:restartNumberingAfterBreak="0">
+    <w:nsid w:val="17A123E1"/>
+    <w:multiLevelType w:val="hybridMultilevel"/>
+    <w:tmpl w:val="7174DD04"/>
+    <w:lvl w:ilvl="0" w:tplc="100A000F">
+      <w:start w:val="1"/>
+      <w:numFmt w:val="decimal"/>
+      <w:lvlText w:val="%1."/>
+      <w:lvlJc w:val="left"/>
+      <w:pPr>
+        <w:ind w:left="720" w:hanging="360"/>
+      </w:pPr>
+    </w:lvl>
+    <w:lvl w:ilvl="1" w:tplc="100A0019" w:tentative="1">
+      <w:start w:val="1"/>
+      <w:numFmt w:val="lowerLetter"/>
+      <w:lvlText w:val="%2."/>
+      <w:lvlJc w:val="left"/>
+      <w:pPr>
+        <w:ind w:left="1440" w:hanging="360"/>
+      </w:pPr>
+    </w:lvl>
+    <w:lvl w:ilvl="2" w:tplc="100A001B" w:tentative="1">
+      <w:start w:val="1"/>
+      <w:numFmt w:val="lowerRoman"/>
+      <w:lvlText w:val="%3."/>
+      <w:lvlJc w:val="right"/>
+      <w:pPr>
+        <w:ind w:left="2160" w:hanging="180"/>
+      </w:pPr>
+    </w:lvl>
+    <w:lvl w:ilvl="3" w:tplc="100A000F" w:tentative="1">
+      <w:start w:val="1"/>
+      <w:numFmt w:val="decimal"/>
+      <w:lvlText w:val="%4."/>
+      <w:lvlJc w:val="left"/>
+      <w:pPr>
+        <w:ind w:left="2880" w:hanging="360"/>
+      </w:pPr>
+    </w:lvl>
+    <w:lvl w:ilvl="4" w:tplc="100A0019" w:tentative="1">
+      <w:start w:val="1"/>
+      <w:numFmt w:val="lowerLetter"/>
+      <w:lvlText w:val="%5."/>
+      <w:lvlJc w:val="left"/>
+      <w:pPr>
+        <w:ind w:left="3600" w:hanging="360"/>
+      </w:pPr>
+    </w:lvl>
+    <w:lvl w:ilvl="5" w:tplc="100A001B" w:tentative="1">
+      <w:start w:val="1"/>
+      <w:numFmt w:val="lowerRoman"/>
+      <w:lvlText w:val="%6."/>
+      <w:lvlJc w:val="right"/>
+      <w:pPr>
+        <w:ind w:left="4320" w:hanging="180"/>
+      </w:pPr>
+    </w:lvl>
+    <w:lvl w:ilvl="6" w:tplc="100A000F" w:tentative="1">
+      <w:start w:val="1"/>
+      <w:numFmt w:val="decimal"/>
+      <w:lvlText w:val="%7."/>
+      <w:lvlJc w:val="left"/>
+      <w:pPr>
+        <w:ind w:left="5040" w:hanging="360"/>
+      </w:pPr>
+    </w:lvl>
+    <w:lvl w:ilvl="7" w:tplc="100A0019" w:tentative="1">
+      <w:start w:val="1"/>
+      <w:numFmt w:val="lowerLetter"/>
+      <w:lvlText w:val="%8."/>
+      <w:lvlJc w:val="left"/>
+      <w:pPr>
+        <w:ind w:left="5760" w:hanging="360"/>
+      </w:pPr>
+    </w:lvl>
+    <w:lvl w:ilvl="8" w:tplc="100A001B" w:tentative="1">
+      <w:start w:val="1"/>
+      <w:numFmt w:val="lowerRoman"/>
+      <w:lvlText w:val="%9."/>
+      <w:lvlJc w:val="right"/>
+      <w:pPr>
+        <w:ind w:left="6480" w:hanging="180"/>
+      </w:pPr>
+    </w:lvl>
+  </w:abstractNum>
+  <w:abstractNum w:abstractNumId="7" w15:restartNumberingAfterBreak="0">
     <w:nsid w:val="19127582"/>
     <w:multiLevelType w:val="hybridMultilevel"/>
     <w:tmpl w:val="9D2C374C"/>
@@ -3043,7 +3638,7 @@
       </w:pPr>
     </w:lvl>
   </w:abstractNum>
-  <w:abstractNum w:abstractNumId="5" w15:restartNumberingAfterBreak="0">
+  <w:abstractNum w:abstractNumId="8" w15:restartNumberingAfterBreak="0">
     <w:nsid w:val="1F390D10"/>
     <w:multiLevelType w:val="singleLevel"/>
     <w:tmpl w:val="4D90F492"/>
@@ -3058,7 +3653,7 @@
       </w:pPr>
     </w:lvl>
   </w:abstractNum>
-  <w:abstractNum w:abstractNumId="6" w15:restartNumberingAfterBreak="0">
+  <w:abstractNum w:abstractNumId="9" w15:restartNumberingAfterBreak="0">
     <w:nsid w:val="2EAD69B2"/>
     <w:multiLevelType w:val="singleLevel"/>
     <w:tmpl w:val="4D90F492"/>
@@ -3073,7 +3668,7 @@
       </w:pPr>
     </w:lvl>
   </w:abstractNum>
-  <w:abstractNum w:abstractNumId="7" w15:restartNumberingAfterBreak="0">
+  <w:abstractNum w:abstractNumId="10" w15:restartNumberingAfterBreak="0">
     <w:nsid w:val="3A0A5BE7"/>
     <w:multiLevelType w:val="hybridMultilevel"/>
     <w:tmpl w:val="0AA0074A"/>
@@ -3162,7 +3757,7 @@
       </w:pPr>
     </w:lvl>
   </w:abstractNum>
-  <w:abstractNum w:abstractNumId="8" w15:restartNumberingAfterBreak="0">
+  <w:abstractNum w:abstractNumId="11" w15:restartNumberingAfterBreak="0">
     <w:nsid w:val="3D216DD9"/>
     <w:multiLevelType w:val="hybridMultilevel"/>
     <w:tmpl w:val="61B6E42C"/>
@@ -3251,7 +3846,7 @@
       </w:pPr>
     </w:lvl>
   </w:abstractNum>
-  <w:abstractNum w:abstractNumId="9" w15:restartNumberingAfterBreak="0">
+  <w:abstractNum w:abstractNumId="12" w15:restartNumberingAfterBreak="0">
     <w:nsid w:val="3D441E1C"/>
     <w:multiLevelType w:val="multilevel"/>
     <w:tmpl w:val="0409001F"/>
@@ -3340,7 +3935,93 @@
       </w:pPr>
     </w:lvl>
   </w:abstractNum>
-  <w:abstractNum w:abstractNumId="10" w15:restartNumberingAfterBreak="0">
+  <w:abstractNum w:abstractNumId="13" w15:restartNumberingAfterBreak="0">
+    <w:nsid w:val="433C1667"/>
+    <w:multiLevelType w:val="hybridMultilevel"/>
+    <w:tmpl w:val="29CCE532"/>
+    <w:lvl w:ilvl="0" w:tplc="100A000F">
+      <w:start w:val="1"/>
+      <w:numFmt w:val="decimal"/>
+      <w:lvlText w:val="%1."/>
+      <w:lvlJc w:val="left"/>
+      <w:pPr>
+        <w:ind w:left="720" w:hanging="360"/>
+      </w:pPr>
+    </w:lvl>
+    <w:lvl w:ilvl="1" w:tplc="100A0019">
+      <w:start w:val="1"/>
+      <w:numFmt w:val="lowerLetter"/>
+      <w:lvlText w:val="%2."/>
+      <w:lvlJc w:val="left"/>
+      <w:pPr>
+        <w:ind w:left="1440" w:hanging="360"/>
+      </w:pPr>
+    </w:lvl>
+    <w:lvl w:ilvl="2" w:tplc="100A001B" w:tentative="1">
+      <w:start w:val="1"/>
+      <w:numFmt w:val="lowerRoman"/>
+      <w:lvlText w:val="%3."/>
+      <w:lvlJc w:val="right"/>
+      <w:pPr>
+        <w:ind w:left="2160" w:hanging="180"/>
+      </w:pPr>
+    </w:lvl>
+    <w:lvl w:ilvl="3" w:tplc="100A000F" w:tentative="1">
+      <w:start w:val="1"/>
+      <w:numFmt w:val="decimal"/>
+      <w:lvlText w:val="%4."/>
+      <w:lvlJc w:val="left"/>
+      <w:pPr>
+        <w:ind w:left="2880" w:hanging="360"/>
+      </w:pPr>
+    </w:lvl>
+    <w:lvl w:ilvl="4" w:tplc="100A0019" w:tentative="1">
+      <w:start w:val="1"/>
+      <w:numFmt w:val="lowerLetter"/>
+      <w:lvlText w:val="%5."/>
+      <w:lvlJc w:val="left"/>
+      <w:pPr>
+        <w:ind w:left="3600" w:hanging="360"/>
+      </w:pPr>
+    </w:lvl>
+    <w:lvl w:ilvl="5" w:tplc="100A001B" w:tentative="1">
+      <w:start w:val="1"/>
+      <w:numFmt w:val="lowerRoman"/>
+      <w:lvlText w:val="%6."/>
+      <w:lvlJc w:val="right"/>
+      <w:pPr>
+        <w:ind w:left="4320" w:hanging="180"/>
+      </w:pPr>
+    </w:lvl>
+    <w:lvl w:ilvl="6" w:tplc="100A000F" w:tentative="1">
+      <w:start w:val="1"/>
+      <w:numFmt w:val="decimal"/>
+      <w:lvlText w:val="%7."/>
+      <w:lvlJc w:val="left"/>
+      <w:pPr>
+        <w:ind w:left="5040" w:hanging="360"/>
+      </w:pPr>
+    </w:lvl>
+    <w:lvl w:ilvl="7" w:tplc="100A0019" w:tentative="1">
+      <w:start w:val="1"/>
+      <w:numFmt w:val="lowerLetter"/>
+      <w:lvlText w:val="%8."/>
+      <w:lvlJc w:val="left"/>
+      <w:pPr>
+        <w:ind w:left="5760" w:hanging="360"/>
+      </w:pPr>
+    </w:lvl>
+    <w:lvl w:ilvl="8" w:tplc="100A001B" w:tentative="1">
+      <w:start w:val="1"/>
+      <w:numFmt w:val="lowerRoman"/>
+      <w:lvlText w:val="%9."/>
+      <w:lvlJc w:val="right"/>
+      <w:pPr>
+        <w:ind w:left="6480" w:hanging="180"/>
+      </w:pPr>
+    </w:lvl>
+  </w:abstractNum>
+  <w:abstractNum w:abstractNumId="14" w15:restartNumberingAfterBreak="0">
     <w:nsid w:val="468E7701"/>
     <w:multiLevelType w:val="multilevel"/>
     <w:tmpl w:val="85A0DEC6"/>
@@ -3489,7 +4170,93 @@
       </w:rPr>
     </w:lvl>
   </w:abstractNum>
-  <w:abstractNum w:abstractNumId="11" w15:restartNumberingAfterBreak="0">
+  <w:abstractNum w:abstractNumId="15" w15:restartNumberingAfterBreak="0">
+    <w:nsid w:val="47571CF2"/>
+    <w:multiLevelType w:val="hybridMultilevel"/>
+    <w:tmpl w:val="FEBADBA0"/>
+    <w:lvl w:ilvl="0" w:tplc="FFFFFFFF">
+      <w:start w:val="1"/>
+      <w:numFmt w:val="decimal"/>
+      <w:lvlText w:val="%1."/>
+      <w:lvlJc w:val="left"/>
+      <w:pPr>
+        <w:ind w:left="720" w:hanging="360"/>
+      </w:pPr>
+    </w:lvl>
+    <w:lvl w:ilvl="1" w:tplc="FFFFFFFF" w:tentative="1">
+      <w:start w:val="1"/>
+      <w:numFmt w:val="lowerLetter"/>
+      <w:lvlText w:val="%2."/>
+      <w:lvlJc w:val="left"/>
+      <w:pPr>
+        <w:ind w:left="1440" w:hanging="360"/>
+      </w:pPr>
+    </w:lvl>
+    <w:lvl w:ilvl="2" w:tplc="FFFFFFFF" w:tentative="1">
+      <w:start w:val="1"/>
+      <w:numFmt w:val="lowerRoman"/>
+      <w:lvlText w:val="%3."/>
+      <w:lvlJc w:val="right"/>
+      <w:pPr>
+        <w:ind w:left="2160" w:hanging="180"/>
+      </w:pPr>
+    </w:lvl>
+    <w:lvl w:ilvl="3" w:tplc="FFFFFFFF" w:tentative="1">
+      <w:start w:val="1"/>
+      <w:numFmt w:val="decimal"/>
+      <w:lvlText w:val="%4."/>
+      <w:lvlJc w:val="left"/>
+      <w:pPr>
+        <w:ind w:left="2880" w:hanging="360"/>
+      </w:pPr>
+    </w:lvl>
+    <w:lvl w:ilvl="4" w:tplc="FFFFFFFF" w:tentative="1">
+      <w:start w:val="1"/>
+      <w:numFmt w:val="lowerLetter"/>
+      <w:lvlText w:val="%5."/>
+      <w:lvlJc w:val="left"/>
+      <w:pPr>
+        <w:ind w:left="3600" w:hanging="360"/>
+      </w:pPr>
+    </w:lvl>
+    <w:lvl w:ilvl="5" w:tplc="FFFFFFFF" w:tentative="1">
+      <w:start w:val="1"/>
+      <w:numFmt w:val="lowerRoman"/>
+      <w:lvlText w:val="%6."/>
+      <w:lvlJc w:val="right"/>
+      <w:pPr>
+        <w:ind w:left="4320" w:hanging="180"/>
+      </w:pPr>
+    </w:lvl>
+    <w:lvl w:ilvl="6" w:tplc="FFFFFFFF" w:tentative="1">
+      <w:start w:val="1"/>
+      <w:numFmt w:val="decimal"/>
+      <w:lvlText w:val="%7."/>
+      <w:lvlJc w:val="left"/>
+      <w:pPr>
+        <w:ind w:left="5040" w:hanging="360"/>
+      </w:pPr>
+    </w:lvl>
+    <w:lvl w:ilvl="7" w:tplc="FFFFFFFF" w:tentative="1">
+      <w:start w:val="1"/>
+      <w:numFmt w:val="lowerLetter"/>
+      <w:lvlText w:val="%8."/>
+      <w:lvlJc w:val="left"/>
+      <w:pPr>
+        <w:ind w:left="5760" w:hanging="360"/>
+      </w:pPr>
+    </w:lvl>
+    <w:lvl w:ilvl="8" w:tplc="FFFFFFFF" w:tentative="1">
+      <w:start w:val="1"/>
+      <w:numFmt w:val="lowerRoman"/>
+      <w:lvlText w:val="%9."/>
+      <w:lvlJc w:val="right"/>
+      <w:pPr>
+        <w:ind w:left="6480" w:hanging="180"/>
+      </w:pPr>
+    </w:lvl>
+  </w:abstractNum>
+  <w:abstractNum w:abstractNumId="16" w15:restartNumberingAfterBreak="0">
     <w:nsid w:val="4E5005E9"/>
     <w:multiLevelType w:val="hybridMultilevel"/>
     <w:tmpl w:val="97AAC656"/>
@@ -3578,7 +4345,93 @@
       </w:pPr>
     </w:lvl>
   </w:abstractNum>
-  <w:abstractNum w:abstractNumId="12" w15:restartNumberingAfterBreak="0">
+  <w:abstractNum w:abstractNumId="17" w15:restartNumberingAfterBreak="0">
+    <w:nsid w:val="5C8A5CBA"/>
+    <w:multiLevelType w:val="hybridMultilevel"/>
+    <w:tmpl w:val="05863FEC"/>
+    <w:lvl w:ilvl="0" w:tplc="100A000F">
+      <w:start w:val="1"/>
+      <w:numFmt w:val="decimal"/>
+      <w:lvlText w:val="%1."/>
+      <w:lvlJc w:val="left"/>
+      <w:pPr>
+        <w:ind w:left="720" w:hanging="360"/>
+      </w:pPr>
+    </w:lvl>
+    <w:lvl w:ilvl="1" w:tplc="100A0019" w:tentative="1">
+      <w:start w:val="1"/>
+      <w:numFmt w:val="lowerLetter"/>
+      <w:lvlText w:val="%2."/>
+      <w:lvlJc w:val="left"/>
+      <w:pPr>
+        <w:ind w:left="1440" w:hanging="360"/>
+      </w:pPr>
+    </w:lvl>
+    <w:lvl w:ilvl="2" w:tplc="100A001B" w:tentative="1">
+      <w:start w:val="1"/>
+      <w:numFmt w:val="lowerRoman"/>
+      <w:lvlText w:val="%3."/>
+      <w:lvlJc w:val="right"/>
+      <w:pPr>
+        <w:ind w:left="2160" w:hanging="180"/>
+      </w:pPr>
+    </w:lvl>
+    <w:lvl w:ilvl="3" w:tplc="100A000F" w:tentative="1">
+      <w:start w:val="1"/>
+      <w:numFmt w:val="decimal"/>
+      <w:lvlText w:val="%4."/>
+      <w:lvlJc w:val="left"/>
+      <w:pPr>
+        <w:ind w:left="2880" w:hanging="360"/>
+      </w:pPr>
+    </w:lvl>
+    <w:lvl w:ilvl="4" w:tplc="100A0019" w:tentative="1">
+      <w:start w:val="1"/>
+      <w:numFmt w:val="lowerLetter"/>
+      <w:lvlText w:val="%5."/>
+      <w:lvlJc w:val="left"/>
+      <w:pPr>
+        <w:ind w:left="3600" w:hanging="360"/>
+      </w:pPr>
+    </w:lvl>
+    <w:lvl w:ilvl="5" w:tplc="100A001B" w:tentative="1">
+      <w:start w:val="1"/>
+      <w:numFmt w:val="lowerRoman"/>
+      <w:lvlText w:val="%6."/>
+      <w:lvlJc w:val="right"/>
+      <w:pPr>
+        <w:ind w:left="4320" w:hanging="180"/>
+      </w:pPr>
+    </w:lvl>
+    <w:lvl w:ilvl="6" w:tplc="100A000F" w:tentative="1">
+      <w:start w:val="1"/>
+      <w:numFmt w:val="decimal"/>
+      <w:lvlText w:val="%7."/>
+      <w:lvlJc w:val="left"/>
+      <w:pPr>
+        <w:ind w:left="5040" w:hanging="360"/>
+      </w:pPr>
+    </w:lvl>
+    <w:lvl w:ilvl="7" w:tplc="100A0019" w:tentative="1">
+      <w:start w:val="1"/>
+      <w:numFmt w:val="lowerLetter"/>
+      <w:lvlText w:val="%8."/>
+      <w:lvlJc w:val="left"/>
+      <w:pPr>
+        <w:ind w:left="5760" w:hanging="360"/>
+      </w:pPr>
+    </w:lvl>
+    <w:lvl w:ilvl="8" w:tplc="100A001B" w:tentative="1">
+      <w:start w:val="1"/>
+      <w:numFmt w:val="lowerRoman"/>
+      <w:lvlText w:val="%9."/>
+      <w:lvlJc w:val="right"/>
+      <w:pPr>
+        <w:ind w:left="6480" w:hanging="180"/>
+      </w:pPr>
+    </w:lvl>
+  </w:abstractNum>
+  <w:abstractNum w:abstractNumId="18" w15:restartNumberingAfterBreak="0">
     <w:nsid w:val="70926623"/>
     <w:multiLevelType w:val="hybridMultilevel"/>
     <w:tmpl w:val="59F69580"/>
@@ -3667,7 +4520,93 @@
       </w:pPr>
     </w:lvl>
   </w:abstractNum>
-  <w:abstractNum w:abstractNumId="13" w15:restartNumberingAfterBreak="0">
+  <w:abstractNum w:abstractNumId="19" w15:restartNumberingAfterBreak="0">
+    <w:nsid w:val="73112FDD"/>
+    <w:multiLevelType w:val="hybridMultilevel"/>
+    <w:tmpl w:val="FEBADBA0"/>
+    <w:lvl w:ilvl="0" w:tplc="100A000F">
+      <w:start w:val="1"/>
+      <w:numFmt w:val="decimal"/>
+      <w:lvlText w:val="%1."/>
+      <w:lvlJc w:val="left"/>
+      <w:pPr>
+        <w:ind w:left="720" w:hanging="360"/>
+      </w:pPr>
+    </w:lvl>
+    <w:lvl w:ilvl="1" w:tplc="100A0019" w:tentative="1">
+      <w:start w:val="1"/>
+      <w:numFmt w:val="lowerLetter"/>
+      <w:lvlText w:val="%2."/>
+      <w:lvlJc w:val="left"/>
+      <w:pPr>
+        <w:ind w:left="1440" w:hanging="360"/>
+      </w:pPr>
+    </w:lvl>
+    <w:lvl w:ilvl="2" w:tplc="100A001B" w:tentative="1">
+      <w:start w:val="1"/>
+      <w:numFmt w:val="lowerRoman"/>
+      <w:lvlText w:val="%3."/>
+      <w:lvlJc w:val="right"/>
+      <w:pPr>
+        <w:ind w:left="2160" w:hanging="180"/>
+      </w:pPr>
+    </w:lvl>
+    <w:lvl w:ilvl="3" w:tplc="100A000F" w:tentative="1">
+      <w:start w:val="1"/>
+      <w:numFmt w:val="decimal"/>
+      <w:lvlText w:val="%4."/>
+      <w:lvlJc w:val="left"/>
+      <w:pPr>
+        <w:ind w:left="2880" w:hanging="360"/>
+      </w:pPr>
+    </w:lvl>
+    <w:lvl w:ilvl="4" w:tplc="100A0019" w:tentative="1">
+      <w:start w:val="1"/>
+      <w:numFmt w:val="lowerLetter"/>
+      <w:lvlText w:val="%5."/>
+      <w:lvlJc w:val="left"/>
+      <w:pPr>
+        <w:ind w:left="3600" w:hanging="360"/>
+      </w:pPr>
+    </w:lvl>
+    <w:lvl w:ilvl="5" w:tplc="100A001B" w:tentative="1">
+      <w:start w:val="1"/>
+      <w:numFmt w:val="lowerRoman"/>
+      <w:lvlText w:val="%6."/>
+      <w:lvlJc w:val="right"/>
+      <w:pPr>
+        <w:ind w:left="4320" w:hanging="180"/>
+      </w:pPr>
+    </w:lvl>
+    <w:lvl w:ilvl="6" w:tplc="100A000F" w:tentative="1">
+      <w:start w:val="1"/>
+      <w:numFmt w:val="decimal"/>
+      <w:lvlText w:val="%7."/>
+      <w:lvlJc w:val="left"/>
+      <w:pPr>
+        <w:ind w:left="5040" w:hanging="360"/>
+      </w:pPr>
+    </w:lvl>
+    <w:lvl w:ilvl="7" w:tplc="100A0019" w:tentative="1">
+      <w:start w:val="1"/>
+      <w:numFmt w:val="lowerLetter"/>
+      <w:lvlText w:val="%8."/>
+      <w:lvlJc w:val="left"/>
+      <w:pPr>
+        <w:ind w:left="5760" w:hanging="360"/>
+      </w:pPr>
+    </w:lvl>
+    <w:lvl w:ilvl="8" w:tplc="100A001B" w:tentative="1">
+      <w:start w:val="1"/>
+      <w:numFmt w:val="lowerRoman"/>
+      <w:lvlText w:val="%9."/>
+      <w:lvlJc w:val="right"/>
+      <w:pPr>
+        <w:ind w:left="6480" w:hanging="180"/>
+      </w:pPr>
+    </w:lvl>
+  </w:abstractNum>
+  <w:abstractNum w:abstractNumId="20" w15:restartNumberingAfterBreak="0">
     <w:nsid w:val="757B3DE1"/>
     <w:multiLevelType w:val="hybridMultilevel"/>
     <w:tmpl w:val="97AAC656"/>
@@ -3756,7 +4695,7 @@
       </w:pPr>
     </w:lvl>
   </w:abstractNum>
-  <w:abstractNum w:abstractNumId="14" w15:restartNumberingAfterBreak="0">
+  <w:abstractNum w:abstractNumId="21" w15:restartNumberingAfterBreak="0">
     <w:nsid w:val="77F5392A"/>
     <w:multiLevelType w:val="hybridMultilevel"/>
     <w:tmpl w:val="6E72A7EA"/>
@@ -3845,7 +4784,7 @@
       </w:pPr>
     </w:lvl>
   </w:abstractNum>
-  <w:abstractNum w:abstractNumId="15" w15:restartNumberingAfterBreak="0">
+  <w:abstractNum w:abstractNumId="22" w15:restartNumberingAfterBreak="0">
     <w:nsid w:val="7A492679"/>
     <w:multiLevelType w:val="hybridMultilevel"/>
     <w:tmpl w:val="45E6E7B8"/>
@@ -3934,64 +4873,174 @@
       </w:pPr>
     </w:lvl>
   </w:abstractNum>
-  <w:num w:numId="1">
+  <w:abstractNum w:abstractNumId="23" w15:restartNumberingAfterBreak="0">
+    <w:nsid w:val="7EA42152"/>
+    <w:multiLevelType w:val="multilevel"/>
+    <w:tmpl w:val="100A001F"/>
+    <w:lvl w:ilvl="0">
+      <w:start w:val="1"/>
+      <w:numFmt w:val="decimal"/>
+      <w:lvlText w:val="%1."/>
+      <w:lvlJc w:val="left"/>
+      <w:pPr>
+        <w:ind w:left="360" w:hanging="360"/>
+      </w:pPr>
+    </w:lvl>
+    <w:lvl w:ilvl="1">
+      <w:start w:val="1"/>
+      <w:numFmt w:val="decimal"/>
+      <w:lvlText w:val="%1.%2."/>
+      <w:lvlJc w:val="left"/>
+      <w:pPr>
+        <w:ind w:left="792" w:hanging="432"/>
+      </w:pPr>
+    </w:lvl>
+    <w:lvl w:ilvl="2">
+      <w:start w:val="1"/>
+      <w:numFmt w:val="decimal"/>
+      <w:lvlText w:val="%1.%2.%3."/>
+      <w:lvlJc w:val="left"/>
+      <w:pPr>
+        <w:ind w:left="1224" w:hanging="504"/>
+      </w:pPr>
+    </w:lvl>
+    <w:lvl w:ilvl="3">
+      <w:start w:val="1"/>
+      <w:numFmt w:val="decimal"/>
+      <w:lvlText w:val="%1.%2.%3.%4."/>
+      <w:lvlJc w:val="left"/>
+      <w:pPr>
+        <w:ind w:left="1728" w:hanging="648"/>
+      </w:pPr>
+    </w:lvl>
+    <w:lvl w:ilvl="4">
+      <w:start w:val="1"/>
+      <w:numFmt w:val="decimal"/>
+      <w:lvlText w:val="%1.%2.%3.%4.%5."/>
+      <w:lvlJc w:val="left"/>
+      <w:pPr>
+        <w:ind w:left="2232" w:hanging="792"/>
+      </w:pPr>
+    </w:lvl>
+    <w:lvl w:ilvl="5">
+      <w:start w:val="1"/>
+      <w:numFmt w:val="decimal"/>
+      <w:lvlText w:val="%1.%2.%3.%4.%5.%6."/>
+      <w:lvlJc w:val="left"/>
+      <w:pPr>
+        <w:ind w:left="2736" w:hanging="936"/>
+      </w:pPr>
+    </w:lvl>
+    <w:lvl w:ilvl="6">
+      <w:start w:val="1"/>
+      <w:numFmt w:val="decimal"/>
+      <w:lvlText w:val="%1.%2.%3.%4.%5.%6.%7."/>
+      <w:lvlJc w:val="left"/>
+      <w:pPr>
+        <w:ind w:left="3240" w:hanging="1080"/>
+      </w:pPr>
+    </w:lvl>
+    <w:lvl w:ilvl="7">
+      <w:start w:val="1"/>
+      <w:numFmt w:val="decimal"/>
+      <w:lvlText w:val="%1.%2.%3.%4.%5.%6.%7.%8."/>
+      <w:lvlJc w:val="left"/>
+      <w:pPr>
+        <w:ind w:left="3744" w:hanging="1224"/>
+      </w:pPr>
+    </w:lvl>
+    <w:lvl w:ilvl="8">
+      <w:start w:val="1"/>
+      <w:numFmt w:val="decimal"/>
+      <w:lvlText w:val="%1.%2.%3.%4.%5.%6.%7.%8.%9."/>
+      <w:lvlJc w:val="left"/>
+      <w:pPr>
+        <w:ind w:left="4320" w:hanging="1440"/>
+      </w:pPr>
+    </w:lvl>
+  </w:abstractNum>
+  <w:num w:numId="1" w16cid:durableId="1131938423">
+    <w:abstractNumId w:val="14"/>
+  </w:num>
+  <w:num w:numId="2" w16cid:durableId="1376583901">
+    <w:abstractNumId w:val="2"/>
+  </w:num>
+  <w:num w:numId="3" w16cid:durableId="1464151694">
+    <w:abstractNumId w:val="0"/>
+  </w:num>
+  <w:num w:numId="4" w16cid:durableId="1543901249">
+    <w:abstractNumId w:val="12"/>
+  </w:num>
+  <w:num w:numId="5" w16cid:durableId="115224563">
+    <w:abstractNumId w:val="9"/>
+  </w:num>
+  <w:num w:numId="6" w16cid:durableId="1201670216">
+    <w:abstractNumId w:val="8"/>
+  </w:num>
+  <w:num w:numId="7" w16cid:durableId="236941390">
+    <w:abstractNumId w:val="5"/>
+  </w:num>
+  <w:num w:numId="8" w16cid:durableId="233780535">
+    <w:abstractNumId w:val="7"/>
+  </w:num>
+  <w:num w:numId="9" w16cid:durableId="582225123">
     <w:abstractNumId w:val="10"/>
   </w:num>
-  <w:num w:numId="2">
-    <w:abstractNumId w:val="2"/>
+  <w:num w:numId="10" w16cid:durableId="1796755495">
+    <w:abstractNumId w:val="22"/>
   </w:num>
-  <w:num w:numId="3">
-    <w:abstractNumId w:val="0"/>
+  <w:num w:numId="11" w16cid:durableId="472331872">
+    <w:abstractNumId w:val="16"/>
   </w:num>
-  <w:num w:numId="4">
-    <w:abstractNumId w:val="9"/>
+  <w:num w:numId="12" w16cid:durableId="324475984">
+    <w:abstractNumId w:val="1"/>
   </w:num>
-  <w:num w:numId="5">
+  <w:num w:numId="13" w16cid:durableId="1545020146">
+    <w:abstractNumId w:val="11"/>
+  </w:num>
+  <w:num w:numId="14" w16cid:durableId="1126655990">
+    <w:abstractNumId w:val="18"/>
+  </w:num>
+  <w:num w:numId="15" w16cid:durableId="291132961">
+    <w:abstractNumId w:val="21"/>
+  </w:num>
+  <w:num w:numId="16" w16cid:durableId="233587339">
+    <w:abstractNumId w:val="20"/>
+  </w:num>
+  <w:num w:numId="17" w16cid:durableId="5065302">
+    <w:abstractNumId w:val="23"/>
+  </w:num>
+  <w:num w:numId="18" w16cid:durableId="1701512352">
+    <w:abstractNumId w:val="4"/>
+  </w:num>
+  <w:num w:numId="19" w16cid:durableId="1852141663">
+    <w:abstractNumId w:val="13"/>
+  </w:num>
+  <w:num w:numId="20" w16cid:durableId="1633823818">
+    <w:abstractNumId w:val="17"/>
+  </w:num>
+  <w:num w:numId="21" w16cid:durableId="1683782107">
     <w:abstractNumId w:val="6"/>
   </w:num>
-  <w:num w:numId="6">
-    <w:abstractNumId w:val="5"/>
-  </w:num>
-  <w:num w:numId="7">
+  <w:num w:numId="22" w16cid:durableId="1168522303">
     <w:abstractNumId w:val="3"/>
   </w:num>
-  <w:num w:numId="8">
-    <w:abstractNumId w:val="4"/>
+  <w:num w:numId="23" w16cid:durableId="1403409673">
+    <w:abstractNumId w:val="19"/>
   </w:num>
-  <w:num w:numId="9">
-    <w:abstractNumId w:val="7"/>
-  </w:num>
-  <w:num w:numId="10">
+  <w:num w:numId="24" w16cid:durableId="355424486">
     <w:abstractNumId w:val="15"/>
-  </w:num>
-  <w:num w:numId="11">
-    <w:abstractNumId w:val="11"/>
-  </w:num>
-  <w:num w:numId="12">
-    <w:abstractNumId w:val="1"/>
-  </w:num>
-  <w:num w:numId="13">
-    <w:abstractNumId w:val="8"/>
-  </w:num>
-  <w:num w:numId="14">
-    <w:abstractNumId w:val="12"/>
-  </w:num>
-  <w:num w:numId="15">
-    <w:abstractNumId w:val="14"/>
-  </w:num>
-  <w:num w:numId="16">
-    <w:abstractNumId w:val="13"/>
   </w:num>
 </w:numbering>
 </file>
 
 <file path=word/styles.xml><?xml version="1.0" encoding="utf-8"?>
-<w:styles xmlns:mc="http://schemas.openxmlformats.org/markup-compatibility/2006" xmlns:r="http://schemas.openxmlformats.org/officeDocument/2006/relationships" xmlns:w="http://schemas.openxmlformats.org/wordprocessingml/2006/main" xmlns:w14="http://schemas.microsoft.com/office/word/2010/wordml" xmlns:w15="http://schemas.microsoft.com/office/word/2012/wordml" xmlns:w16cex="http://schemas.microsoft.com/office/word/2018/wordml/cex" xmlns:w16cid="http://schemas.microsoft.com/office/word/2016/wordml/cid" xmlns:w16="http://schemas.microsoft.com/office/word/2018/wordml" xmlns:w16sdtdh="http://schemas.microsoft.com/office/word/2020/wordml/sdtdatahash" xmlns:w16se="http://schemas.microsoft.com/office/word/2015/wordml/symex" mc:Ignorable="w14 w15 w16se w16cid w16 w16cex w16sdtdh">
+<w:styles xmlns:mc="http://schemas.openxmlformats.org/markup-compatibility/2006" xmlns:r="http://schemas.openxmlformats.org/officeDocument/2006/relationships" xmlns:w="http://schemas.openxmlformats.org/wordprocessingml/2006/main" xmlns:w14="http://schemas.microsoft.com/office/word/2010/wordml" xmlns:w15="http://schemas.microsoft.com/office/word/2012/wordml" xmlns:w16cex="http://schemas.microsoft.com/office/word/2018/wordml/cex" xmlns:w16cid="http://schemas.microsoft.com/office/word/2016/wordml/cid" xmlns:w16="http://schemas.microsoft.com/office/word/2018/wordml" xmlns:w16du="http://schemas.microsoft.com/office/word/2023/wordml/word16du" xmlns:w16sdtdh="http://schemas.microsoft.com/office/word/2020/wordml/sdtdatahash" xmlns:w16sdtfl="http://schemas.microsoft.com/office/word/2024/wordml/sdtformatlock" xmlns:w16se="http://schemas.microsoft.com/office/word/2015/wordml/symex" mc:Ignorable="w14 w15 w16se w16cid w16 w16cex w16sdtdh w16sdtfl w16du">
   <w:docDefaults>
     <w:rPrDefault>
       <w:rPr>
         <w:rFonts w:ascii="Times New Roman" w:eastAsia="Times New Roman" w:hAnsi="Times New Roman" w:cs="Times New Roman"/>
-        <w:lang w:val="es-419" w:eastAsia="es-419" w:bidi="ar-SA"/>
+        <w:lang w:val="es-GT" w:eastAsia="es-GT" w:bidi="ar-SA"/>
       </w:rPr>
     </w:rPrDefault>
     <w:pPrDefault/>
@@ -4290,7 +5339,7 @@
       <w:lang w:val="es-ES" w:eastAsia="es-ES"/>
     </w:rPr>
   </w:style>
-  <w:style w:type="paragraph" w:styleId="Heading1">
+  <w:style w:type="paragraph" w:styleId="Ttulo1">
     <w:name w:val="heading 1"/>
     <w:basedOn w:val="Normal"/>
     <w:qFormat/>
@@ -4307,7 +5356,7 @@
       <w:szCs w:val="48"/>
     </w:rPr>
   </w:style>
-  <w:style w:type="paragraph" w:styleId="Heading2">
+  <w:style w:type="paragraph" w:styleId="Ttulo2">
     <w:name w:val="heading 2"/>
     <w:basedOn w:val="Normal"/>
     <w:qFormat/>
@@ -4323,13 +5372,13 @@
       <w:szCs w:val="36"/>
     </w:rPr>
   </w:style>
-  <w:style w:type="character" w:default="1" w:styleId="DefaultParagraphFont">
+  <w:style w:type="character" w:default="1" w:styleId="Fuentedeprrafopredeter">
     <w:name w:val="Default Paragraph Font"/>
     <w:uiPriority w:val="1"/>
     <w:semiHidden/>
     <w:unhideWhenUsed/>
   </w:style>
-  <w:style w:type="table" w:default="1" w:styleId="TableNormal">
+  <w:style w:type="table" w:default="1" w:styleId="Tablanormal">
     <w:name w:val="Normal Table"/>
     <w:uiPriority w:val="99"/>
     <w:semiHidden/>
@@ -4344,7 +5393,7 @@
       </w:tblCellMar>
     </w:tblPr>
   </w:style>
-  <w:style w:type="numbering" w:default="1" w:styleId="NoList">
+  <w:style w:type="numbering" w:default="1" w:styleId="Sinlista">
     <w:name w:val="No List"/>
     <w:uiPriority w:val="99"/>
     <w:semiHidden/>
@@ -4358,7 +5407,7 @@
       <w:spacing w:before="100" w:beforeAutospacing="1" w:after="100" w:afterAutospacing="1"/>
     </w:pPr>
   </w:style>
-  <w:style w:type="paragraph" w:styleId="TOC1">
+  <w:style w:type="paragraph" w:styleId="TDC1">
     <w:name w:val="toc 1"/>
     <w:basedOn w:val="Normal"/>
     <w:rsid w:val="000D097C"/>
@@ -4366,7 +5415,7 @@
       <w:spacing w:before="100" w:beforeAutospacing="1" w:after="100" w:afterAutospacing="1"/>
     </w:pPr>
   </w:style>
-  <w:style w:type="character" w:styleId="Hyperlink">
+  <w:style w:type="character" w:styleId="Hipervnculo">
     <w:name w:val="Hyperlink"/>
     <w:rsid w:val="000D097C"/>
     <w:rPr>
@@ -4374,7 +5423,7 @@
       <w:u w:val="single"/>
     </w:rPr>
   </w:style>
-  <w:style w:type="paragraph" w:styleId="TOC2">
+  <w:style w:type="paragraph" w:styleId="TDC2">
     <w:name w:val="toc 2"/>
     <w:basedOn w:val="Normal"/>
     <w:rsid w:val="000D097C"/>
@@ -4382,7 +5431,7 @@
       <w:spacing w:before="100" w:beforeAutospacing="1" w:after="100" w:afterAutospacing="1"/>
     </w:pPr>
   </w:style>
-  <w:style w:type="paragraph" w:styleId="BodyTextIndent3">
+  <w:style w:type="paragraph" w:styleId="Sangra3detindependiente">
     <w:name w:val="Body Text Indent 3"/>
     <w:basedOn w:val="Normal"/>
     <w:rsid w:val="000D097C"/>
@@ -4390,10 +5439,10 @@
       <w:spacing w:before="100" w:beforeAutospacing="1" w:after="100" w:afterAutospacing="1"/>
     </w:pPr>
   </w:style>
-  <w:style w:type="paragraph" w:styleId="Header">
+  <w:style w:type="paragraph" w:styleId="Encabezado">
     <w:name w:val="header"/>
     <w:basedOn w:val="Normal"/>
-    <w:link w:val="HeaderChar"/>
+    <w:link w:val="EncabezadoCar"/>
     <w:uiPriority w:val="99"/>
     <w:rsid w:val="000D097C"/>
     <w:pPr>
@@ -4410,16 +5459,16 @@
   </w:style>
   <w:style w:type="paragraph" w:customStyle="1" w:styleId="ByLine">
     <w:name w:val="ByLine"/>
-    <w:basedOn w:val="Title"/>
+    <w:basedOn w:val="Ttulo"/>
     <w:rsid w:val="00F6349F"/>
     <w:rPr>
       <w:sz w:val="28"/>
     </w:rPr>
   </w:style>
-  <w:style w:type="paragraph" w:styleId="Title">
+  <w:style w:type="paragraph" w:styleId="Ttulo">
     <w:name w:val="Title"/>
     <w:basedOn w:val="Normal"/>
-    <w:link w:val="TitleChar"/>
+    <w:link w:val="TtuloCar"/>
     <w:qFormat/>
     <w:rsid w:val="00F6349F"/>
     <w:pPr>
@@ -4435,9 +5484,9 @@
       <w:lang w:val="en-US" w:eastAsia="en-US"/>
     </w:rPr>
   </w:style>
-  <w:style w:type="character" w:customStyle="1" w:styleId="TitleChar">
-    <w:name w:val="Title Char"/>
-    <w:link w:val="Title"/>
+  <w:style w:type="character" w:customStyle="1" w:styleId="TtuloCar">
+    <w:name w:val="Título Car"/>
+    <w:link w:val="Ttulo"/>
     <w:rsid w:val="00F6349F"/>
     <w:rPr>
       <w:rFonts w:ascii="Arial" w:hAnsi="Arial"/>
@@ -4464,12 +5513,12 @@
       <w:lang w:val="en-US" w:eastAsia="en-US"/>
     </w:rPr>
   </w:style>
-  <w:style w:type="character" w:styleId="LineNumber">
+  <w:style w:type="character" w:styleId="Nmerodelnea">
     <w:name w:val="line number"/>
-    <w:basedOn w:val="DefaultParagraphFont"/>
+    <w:basedOn w:val="Fuentedeprrafopredeter"/>
     <w:rsid w:val="008F2F81"/>
   </w:style>
-  <w:style w:type="paragraph" w:styleId="ListParagraph">
+  <w:style w:type="paragraph" w:styleId="Prrafodelista">
     <w:name w:val="List Paragraph"/>
     <w:basedOn w:val="Normal"/>
     <w:uiPriority w:val="34"/>
@@ -4479,10 +5528,10 @@
       <w:ind w:left="708"/>
     </w:pPr>
   </w:style>
-  <w:style w:type="paragraph" w:styleId="Footer">
+  <w:style w:type="paragraph" w:styleId="Piedepgina">
     <w:name w:val="footer"/>
     <w:basedOn w:val="Normal"/>
-    <w:link w:val="FooterChar"/>
+    <w:link w:val="PiedepginaCar"/>
     <w:uiPriority w:val="99"/>
     <w:rsid w:val="00344F2B"/>
     <w:pPr>
@@ -4492,9 +5541,9 @@
       </w:tabs>
     </w:pPr>
   </w:style>
-  <w:style w:type="character" w:customStyle="1" w:styleId="FooterChar">
-    <w:name w:val="Footer Char"/>
-    <w:link w:val="Footer"/>
+  <w:style w:type="character" w:customStyle="1" w:styleId="PiedepginaCar">
+    <w:name w:val="Pie de página Car"/>
+    <w:link w:val="Piedepgina"/>
     <w:uiPriority w:val="99"/>
     <w:rsid w:val="00344F2B"/>
     <w:rPr>
@@ -4503,9 +5552,9 @@
       <w:lang w:val="es-ES" w:eastAsia="es-ES"/>
     </w:rPr>
   </w:style>
-  <w:style w:type="character" w:customStyle="1" w:styleId="HeaderChar">
-    <w:name w:val="Header Char"/>
-    <w:link w:val="Header"/>
+  <w:style w:type="character" w:customStyle="1" w:styleId="EncabezadoCar">
+    <w:name w:val="Encabezado Car"/>
+    <w:link w:val="Encabezado"/>
     <w:uiPriority w:val="99"/>
     <w:rsid w:val="00344F2B"/>
     <w:rPr>
@@ -4514,10 +5563,10 @@
       <w:lang w:val="es-ES" w:eastAsia="es-ES"/>
     </w:rPr>
   </w:style>
-  <w:style w:type="paragraph" w:styleId="BalloonText">
+  <w:style w:type="paragraph" w:styleId="Textodeglobo">
     <w:name w:val="Balloon Text"/>
     <w:basedOn w:val="Normal"/>
-    <w:link w:val="BalloonTextChar"/>
+    <w:link w:val="TextodegloboCar"/>
     <w:rsid w:val="00344F2B"/>
     <w:rPr>
       <w:rFonts w:ascii="Tahoma" w:hAnsi="Tahoma" w:cs="Tahoma"/>
@@ -4525,9 +5574,9 @@
       <w:szCs w:val="16"/>
     </w:rPr>
   </w:style>
-  <w:style w:type="character" w:customStyle="1" w:styleId="BalloonTextChar">
-    <w:name w:val="Balloon Text Char"/>
-    <w:link w:val="BalloonText"/>
+  <w:style w:type="character" w:customStyle="1" w:styleId="TextodegloboCar">
+    <w:name w:val="Texto de globo Car"/>
+    <w:link w:val="Textodeglobo"/>
     <w:rsid w:val="00344F2B"/>
     <w:rPr>
       <w:rFonts w:ascii="Tahoma" w:hAnsi="Tahoma" w:cs="Tahoma"/>
@@ -4536,18 +5585,18 @@
       <w:lang w:val="es-ES" w:eastAsia="es-ES"/>
     </w:rPr>
   </w:style>
-  <w:style w:type="paragraph" w:styleId="BodyText">
+  <w:style w:type="paragraph" w:styleId="Textoindependiente">
     <w:name w:val="Body Text"/>
     <w:basedOn w:val="Normal"/>
-    <w:link w:val="BodyTextChar"/>
+    <w:link w:val="TextoindependienteCar"/>
     <w:rsid w:val="00FF438A"/>
     <w:pPr>
       <w:spacing w:after="120"/>
     </w:pPr>
   </w:style>
-  <w:style w:type="character" w:customStyle="1" w:styleId="BodyTextChar">
-    <w:name w:val="Body Text Char"/>
-    <w:link w:val="BodyText"/>
+  <w:style w:type="character" w:customStyle="1" w:styleId="TextoindependienteCar">
+    <w:name w:val="Texto independiente Car"/>
+    <w:link w:val="Textoindependiente"/>
     <w:rsid w:val="00FF438A"/>
     <w:rPr>
       <w:sz w:val="24"/>
@@ -4555,32 +5604,32 @@
       <w:lang w:val="es-ES" w:eastAsia="es-ES"/>
     </w:rPr>
   </w:style>
-  <w:style w:type="paragraph" w:styleId="EndnoteText">
+  <w:style w:type="paragraph" w:styleId="Textonotaalfinal">
     <w:name w:val="endnote text"/>
     <w:basedOn w:val="Normal"/>
-    <w:link w:val="EndnoteTextChar"/>
+    <w:link w:val="TextonotaalfinalCar"/>
     <w:rsid w:val="00A83ADC"/>
     <w:rPr>
       <w:sz w:val="20"/>
       <w:szCs w:val="20"/>
     </w:rPr>
   </w:style>
-  <w:style w:type="character" w:customStyle="1" w:styleId="EndnoteTextChar">
-    <w:name w:val="Endnote Text Char"/>
-    <w:link w:val="EndnoteText"/>
+  <w:style w:type="character" w:customStyle="1" w:styleId="TextonotaalfinalCar">
+    <w:name w:val="Texto nota al final Car"/>
+    <w:link w:val="Textonotaalfinal"/>
     <w:rsid w:val="00A83ADC"/>
     <w:rPr>
       <w:lang w:val="es-ES" w:eastAsia="es-ES"/>
     </w:rPr>
   </w:style>
-  <w:style w:type="character" w:styleId="EndnoteReference">
+  <w:style w:type="character" w:styleId="Refdenotaalfinal">
     <w:name w:val="endnote reference"/>
     <w:rsid w:val="00A83ADC"/>
     <w:rPr>
       <w:vertAlign w:val="superscript"/>
     </w:rPr>
   </w:style>
-  <w:style w:type="paragraph" w:styleId="Revision">
+  <w:style w:type="paragraph" w:styleId="Revisin">
     <w:name w:val="Revision"/>
     <w:hidden/>
     <w:uiPriority w:val="99"/>
@@ -4592,9 +5641,9 @@
       <w:lang w:val="es-ES" w:eastAsia="es-ES"/>
     </w:rPr>
   </w:style>
-  <w:style w:type="table" w:styleId="TableGrid">
+  <w:style w:type="table" w:styleId="Tablaconcuadrcula">
     <w:name w:val="Table Grid"/>
-    <w:basedOn w:val="TableNormal"/>
+    <w:basedOn w:val="Tablanormal"/>
     <w:uiPriority w:val="1"/>
     <w:rsid w:val="00557FB4"/>
     <w:rPr>

--- a/Casos de Uso/CU-03-Consulta_de_Estado_del_Caso.docx
+++ b/Casos de Uso/CU-03-Consulta_de_Estado_del_Caso.docx
@@ -1,10 +1,10 @@
 
 <file path=word/document.xml><?xml version="1.0" encoding="utf-8"?>
-<w:document xmlns:wpc="http://schemas.microsoft.com/office/word/2010/wordprocessingCanvas" xmlns:cx="http://schemas.microsoft.com/office/drawing/2014/chartex" xmlns:cx1="http://schemas.microsoft.com/office/drawing/2015/9/8/chartex" xmlns:cx2="http://schemas.microsoft.com/office/drawing/2015/10/21/chartex" xmlns:cx3="http://schemas.microsoft.com/office/drawing/2016/5/9/chartex" xmlns:cx4="http://schemas.microsoft.com/office/drawing/2016/5/10/chartex" xmlns:cx5="http://schemas.microsoft.com/office/drawing/2016/5/11/chartex" xmlns:cx6="http://schemas.microsoft.com/office/drawing/2016/5/12/chartex" xmlns:cx7="http://schemas.microsoft.com/office/drawing/2016/5/13/chartex" xmlns:cx8="http://schemas.microsoft.com/office/drawing/2016/5/14/chartex" xmlns:mc="http://schemas.openxmlformats.org/markup-compatibility/2006" xmlns:aink="http://schemas.microsoft.com/office/drawing/2016/ink" xmlns:am3d="http://schemas.microsoft.com/office/drawing/2017/model3d" xmlns:o="urn:schemas-microsoft-com:office:office" xmlns:oel="http://schemas.microsoft.com/office/2019/extlst" xmlns:r="http://schemas.openxmlformats.org/officeDocument/2006/relationships" xmlns:m="http://schemas.openxmlformats.org/officeDocument/2006/math" xmlns:v="urn:schemas-microsoft-com:vml" xmlns:wp14="http://schemas.microsoft.com/office/word/2010/wordprocessingDrawing" xmlns:wp="http://schemas.openxmlformats.org/drawingml/2006/wordprocessingDrawing" xmlns:w10="urn:schemas-microsoft-com:office:word" xmlns:w="http://schemas.openxmlformats.org/wordprocessingml/2006/main" xmlns:w14="http://schemas.microsoft.com/office/word/2010/wordml" xmlns:w15="http://schemas.microsoft.com/office/word/2012/wordml" xmlns:w16cex="http://schemas.microsoft.com/office/word/2018/wordml/cex" xmlns:w16cid="http://schemas.microsoft.com/office/word/2016/wordml/cid" xmlns:w16="http://schemas.microsoft.com/office/word/2018/wordml" xmlns:w16du="http://schemas.microsoft.com/office/word/2023/wordml/word16du" xmlns:w16sdtdh="http://schemas.microsoft.com/office/word/2020/wordml/sdtdatahash" xmlns:w16sdtfl="http://schemas.microsoft.com/office/word/2024/wordml/sdtformatlock" xmlns:w16se="http://schemas.microsoft.com/office/word/2015/wordml/symex" xmlns:wpg="http://schemas.microsoft.com/office/word/2010/wordprocessingGroup" xmlns:wpi="http://schemas.microsoft.com/office/word/2010/wordprocessingInk" xmlns:wne="http://schemas.microsoft.com/office/word/2006/wordml" xmlns:wps="http://schemas.microsoft.com/office/word/2010/wordprocessingShape" mc:Ignorable="w14 w15 w16se w16cid w16 w16cex w16sdtdh w16sdtfl w16du wp14">
+<w:document xmlns:wpc="http://schemas.microsoft.com/office/word/2010/wordprocessingCanvas" xmlns:cx="http://schemas.microsoft.com/office/drawing/2014/chartex" xmlns:cx1="http://schemas.microsoft.com/office/drawing/2015/9/8/chartex" xmlns:cx2="http://schemas.microsoft.com/office/drawing/2015/10/21/chartex" xmlns:cx3="http://schemas.microsoft.com/office/drawing/2016/5/9/chartex" xmlns:cx4="http://schemas.microsoft.com/office/drawing/2016/5/10/chartex" xmlns:cx5="http://schemas.microsoft.com/office/drawing/2016/5/11/chartex" xmlns:cx6="http://schemas.microsoft.com/office/drawing/2016/5/12/chartex" xmlns:cx7="http://schemas.microsoft.com/office/drawing/2016/5/13/chartex" xmlns:cx8="http://schemas.microsoft.com/office/drawing/2016/5/14/chartex" xmlns:mc="http://schemas.openxmlformats.org/markup-compatibility/2006" xmlns:aink="http://schemas.microsoft.com/office/drawing/2016/ink" xmlns:am3d="http://schemas.microsoft.com/office/drawing/2017/model3d" xmlns:o="urn:schemas-microsoft-com:office:office" xmlns:r="http://schemas.openxmlformats.org/officeDocument/2006/relationships" xmlns:m="http://schemas.openxmlformats.org/officeDocument/2006/math" xmlns:v="urn:schemas-microsoft-com:vml" xmlns:wp14="http://schemas.microsoft.com/office/word/2010/wordprocessingDrawing" xmlns:wp="http://schemas.openxmlformats.org/drawingml/2006/wordprocessingDrawing" xmlns:w10="urn:schemas-microsoft-com:office:word" xmlns:w="http://schemas.openxmlformats.org/wordprocessingml/2006/main" xmlns:w14="http://schemas.microsoft.com/office/word/2010/wordml" xmlns:w15="http://schemas.microsoft.com/office/word/2012/wordml" xmlns:w16cex="http://schemas.microsoft.com/office/word/2018/wordml/cex" xmlns:w16cid="http://schemas.microsoft.com/office/word/2016/wordml/cid" xmlns:w16="http://schemas.microsoft.com/office/word/2018/wordml" xmlns:w16sdtdh="http://schemas.microsoft.com/office/word/2020/wordml/sdtdatahash" xmlns:w16se="http://schemas.microsoft.com/office/word/2015/wordml/symex" xmlns:wpg="http://schemas.microsoft.com/office/word/2010/wordprocessingGroup" xmlns:wpi="http://schemas.microsoft.com/office/word/2010/wordprocessingInk" xmlns:wne="http://schemas.microsoft.com/office/word/2006/wordml" xmlns:wps="http://schemas.microsoft.com/office/word/2010/wordprocessingShape" mc:Ignorable="w14 w15 w16se w16cid w16 w16cex w16sdtdh wp14">
   <w:body>
     <w:p>
       <w:pPr>
-        <w:pStyle w:val="Ttulo"/>
+        <w:pStyle w:val="Title"/>
         <w:spacing w:before="0" w:after="0"/>
         <w:rPr>
           <w:lang w:val="es-ES"/>
@@ -19,7 +19,7 @@
     </w:p>
     <w:p>
       <w:pPr>
-        <w:pStyle w:val="Ttulo"/>
+        <w:pStyle w:val="Title"/>
         <w:spacing w:before="0" w:after="0"/>
         <w:rPr>
           <w:lang w:val="es-ES"/>
@@ -881,7 +881,7 @@
     </w:p>
     <w:p>
       <w:pPr>
-        <w:pStyle w:val="Ttulo1"/>
+        <w:pStyle w:val="Heading1"/>
         <w:numPr>
           <w:ilvl w:val="0"/>
           <w:numId w:val="17"/>
@@ -911,7 +911,7 @@
     </w:p>
     <w:p>
       <w:pPr>
-        <w:pStyle w:val="Ttulo2"/>
+        <w:pStyle w:val="Heading2"/>
         <w:numPr>
           <w:ilvl w:val="1"/>
           <w:numId w:val="17"/>
@@ -950,7 +950,7 @@
     </w:p>
     <w:p>
       <w:pPr>
-        <w:pStyle w:val="Ttulo1"/>
+        <w:pStyle w:val="Heading1"/>
         <w:numPr>
           <w:ilvl w:val="0"/>
           <w:numId w:val="17"/>
@@ -980,7 +980,7 @@
     </w:p>
     <w:p>
       <w:pPr>
-        <w:pStyle w:val="Ttulo2"/>
+        <w:pStyle w:val="Heading2"/>
         <w:numPr>
           <w:ilvl w:val="1"/>
           <w:numId w:val="17"/>
@@ -1060,7 +1060,7 @@
     </w:p>
     <w:p>
       <w:pPr>
-        <w:pStyle w:val="Ttulo2"/>
+        <w:pStyle w:val="Heading2"/>
         <w:numPr>
           <w:ilvl w:val="1"/>
           <w:numId w:val="17"/>
@@ -1140,7 +1140,7 @@
     </w:p>
     <w:p>
       <w:pPr>
-        <w:pStyle w:val="Ttulo2"/>
+        <w:pStyle w:val="Heading2"/>
         <w:numPr>
           <w:ilvl w:val="1"/>
           <w:numId w:val="17"/>
@@ -1217,7 +1217,57 @@
           <w:szCs w:val="20"/>
           <w:lang w:val="es-ES_tradnl"/>
         </w:rPr>
+        <w:t>El sistema muestra el logotipo de la municipalidad</w:t>
+      </w:r>
+    </w:p>
+    <w:p>
+      <w:pPr>
+        <w:numPr>
+          <w:ilvl w:val="0"/>
+          <w:numId w:val="19"/>
+        </w:numPr>
+        <w:rPr>
+          <w:sz w:val="20"/>
+          <w:szCs w:val="20"/>
+          <w:lang w:val="es-ES_tradnl"/>
+        </w:rPr>
+      </w:pPr>
+      <w:r>
+        <w:rPr>
+          <w:sz w:val="20"/>
+          <w:szCs w:val="20"/>
+          <w:lang w:val="es-ES_tradnl"/>
+        </w:rPr>
         <w:t>El sistema muestra la bandeja principal con los siguientes menús.</w:t>
+      </w:r>
+      <w:r>
+        <w:rPr>
+          <w:b/>
+          <w:bCs/>
+          <w:sz w:val="20"/>
+          <w:szCs w:val="20"/>
+          <w:lang w:val="es-ES_tradnl"/>
+        </w:rPr>
+        <w:t xml:space="preserve"> </w:t>
+      </w:r>
+      <w:r>
+        <w:rPr>
+          <w:b/>
+          <w:bCs/>
+          <w:sz w:val="20"/>
+          <w:szCs w:val="20"/>
+          <w:lang w:val="es-ES_tradnl"/>
+        </w:rPr>
+        <w:t xml:space="preserve">RN39, </w:t>
+      </w:r>
+      <w:r>
+        <w:rPr>
+          <w:b/>
+          <w:bCs/>
+          <w:sz w:val="20"/>
+          <w:szCs w:val="20"/>
+        </w:rPr>
+        <w:t>AN02 # 17</w:t>
       </w:r>
     </w:p>
     <w:p>
@@ -1306,10 +1356,19 @@
           <w:bCs/>
           <w:sz w:val="20"/>
           <w:szCs w:val="20"/>
-          <w:highlight w:val="yellow"/>
-          <w:lang w:val="es-ES_tradnl"/>
-        </w:rPr>
-        <w:t>Ver CU</w:t>
+          <w:lang w:val="es-ES_tradnl"/>
+        </w:rPr>
+        <w:t xml:space="preserve">Ver </w:t>
+      </w:r>
+      <w:r>
+        <w:rPr>
+          <w:b/>
+          <w:bCs/>
+          <w:sz w:val="20"/>
+          <w:szCs w:val="20"/>
+          <w:lang w:val="es-ES_tradnl"/>
+        </w:rPr>
+        <w:t>CU14</w:t>
       </w:r>
     </w:p>
     <w:p>
@@ -1859,7 +1918,15 @@
           <w:szCs w:val="20"/>
           <w:lang w:val="es-ES_tradnl"/>
         </w:rPr>
-        <w:t>El usuario selecciona el botón “Regresar”.</w:t>
+        <w:t>El usuario selecciona el botón “Regresar”</w:t>
+      </w:r>
+      <w:r>
+        <w:rPr>
+          <w:sz w:val="20"/>
+          <w:szCs w:val="20"/>
+          <w:lang w:val="es-ES_tradnl"/>
+        </w:rPr>
+        <w:t>.</w:t>
       </w:r>
     </w:p>
     <w:p>
@@ -1896,7 +1963,23 @@
           <w:szCs w:val="20"/>
           <w:lang w:val="es-ES_tradnl"/>
         </w:rPr>
-        <w:t>regresa al paso 4.</w:t>
+        <w:t xml:space="preserve">regresa al paso </w:t>
+      </w:r>
+      <w:r>
+        <w:rPr>
+          <w:sz w:val="20"/>
+          <w:szCs w:val="20"/>
+          <w:lang w:val="es-ES_tradnl"/>
+        </w:rPr>
+        <w:t>8</w:t>
+      </w:r>
+      <w:r>
+        <w:rPr>
+          <w:sz w:val="20"/>
+          <w:szCs w:val="20"/>
+          <w:lang w:val="es-ES_tradnl"/>
+        </w:rPr>
+        <w:t>.</w:t>
       </w:r>
     </w:p>
     <w:p>
@@ -1922,7 +2005,7 @@
     </w:p>
     <w:p>
       <w:pPr>
-        <w:pStyle w:val="Ttulo2"/>
+        <w:pStyle w:val="Heading2"/>
         <w:numPr>
           <w:ilvl w:val="1"/>
           <w:numId w:val="17"/>
@@ -2002,6 +2085,16 @@
         </w:rPr>
         <w:t xml:space="preserve"> no existe</w:t>
       </w:r>
+      <w:r>
+        <w:rPr>
+          <w:b/>
+          <w:bCs/>
+          <w:sz w:val="20"/>
+          <w:szCs w:val="20"/>
+          <w:lang w:val="es-ES_tradnl"/>
+        </w:rPr>
+        <w:t xml:space="preserve"> o no tiene el formato correspondiente</w:t>
+      </w:r>
     </w:p>
     <w:p>
       <w:pPr>
@@ -2078,43 +2171,6 @@
           <w:szCs w:val="20"/>
           <w:lang w:val="es-ES_tradnl"/>
         </w:rPr>
-        <w:t xml:space="preserve">El sistema </w:t>
-      </w:r>
-      <w:r>
-        <w:rPr>
-          <w:sz w:val="20"/>
-          <w:szCs w:val="20"/>
-          <w:lang w:val="es-ES_tradnl"/>
-        </w:rPr>
-        <w:t xml:space="preserve">retorna al paso </w:t>
-      </w:r>
-      <w:r>
-        <w:rPr>
-          <w:sz w:val="20"/>
-          <w:szCs w:val="20"/>
-          <w:lang w:val="es-ES_tradnl"/>
-        </w:rPr>
-        <w:t>4 del flujo básico.</w:t>
-      </w:r>
-    </w:p>
-    <w:p>
-      <w:pPr>
-        <w:numPr>
-          <w:ilvl w:val="0"/>
-          <w:numId w:val="20"/>
-        </w:numPr>
-        <w:rPr>
-          <w:sz w:val="20"/>
-          <w:szCs w:val="20"/>
-          <w:lang w:val="es-ES_tradnl"/>
-        </w:rPr>
-      </w:pPr>
-      <w:r>
-        <w:rPr>
-          <w:sz w:val="20"/>
-          <w:szCs w:val="20"/>
-          <w:lang w:val="es-ES_tradnl"/>
-        </w:rPr>
         <w:t>Fin de flujo alterno.</w:t>
       </w:r>
     </w:p>
@@ -2328,23 +2384,23 @@
           <w:szCs w:val="20"/>
           <w:lang w:val="es-ES_tradnl"/>
         </w:rPr>
-        <w:t xml:space="preserve">El sistema cierra el formulario </w:t>
-      </w:r>
-      <w:r>
-        <w:rPr>
-          <w:sz w:val="20"/>
-          <w:szCs w:val="20"/>
-          <w:lang w:val="es-ES_tradnl"/>
-        </w:rPr>
-        <w:t>consulta</w:t>
-      </w:r>
-      <w:r>
-        <w:rPr>
-          <w:sz w:val="20"/>
-          <w:szCs w:val="20"/>
-          <w:lang w:val="es-ES_tradnl"/>
-        </w:rPr>
-        <w:t xml:space="preserve"> de caso.</w:t>
+        <w:t xml:space="preserve">El sistema retorna al paso </w:t>
+      </w:r>
+      <w:r>
+        <w:rPr>
+          <w:sz w:val="20"/>
+          <w:szCs w:val="20"/>
+          <w:lang w:val="es-ES_tradnl"/>
+        </w:rPr>
+        <w:t>3</w:t>
+      </w:r>
+      <w:r>
+        <w:rPr>
+          <w:sz w:val="20"/>
+          <w:szCs w:val="20"/>
+          <w:lang w:val="es-ES_tradnl"/>
+        </w:rPr>
+        <w:t xml:space="preserve"> del flujo básico.</w:t>
       </w:r>
     </w:p>
     <w:p>
@@ -2365,33 +2421,12 @@
           <w:szCs w:val="20"/>
           <w:lang w:val="es-ES_tradnl"/>
         </w:rPr>
-        <w:t>El sistema retorna al paso 2 del flujo básico.</w:t>
-      </w:r>
-    </w:p>
-    <w:p>
-      <w:pPr>
-        <w:numPr>
-          <w:ilvl w:val="0"/>
-          <w:numId w:val="22"/>
-        </w:numPr>
-        <w:rPr>
-          <w:sz w:val="20"/>
-          <w:szCs w:val="20"/>
-          <w:lang w:val="es-ES_tradnl"/>
-        </w:rPr>
-      </w:pPr>
-      <w:r>
-        <w:rPr>
-          <w:sz w:val="20"/>
-          <w:szCs w:val="20"/>
-          <w:lang w:val="es-ES_tradnl"/>
-        </w:rPr>
         <w:t>Fin de flujo alterno.</w:t>
       </w:r>
     </w:p>
     <w:p>
       <w:pPr>
-        <w:pStyle w:val="Ttulo2"/>
+        <w:pStyle w:val="Heading2"/>
         <w:numPr>
           <w:ilvl w:val="1"/>
           <w:numId w:val="17"/>
@@ -2408,7 +2443,6 @@
           <w:szCs w:val="24"/>
           <w:lang w:val="es-ES_tradnl"/>
         </w:rPr>
-        <w:lastRenderedPageBreak/>
         <w:t>Postcondiciones</w:t>
       </w:r>
     </w:p>
@@ -2428,6 +2462,7 @@
           <w:sz w:val="20"/>
           <w:szCs w:val="20"/>
         </w:rPr>
+        <w:lastRenderedPageBreak/>
         <w:t>El ciudadano conoce el estado actual de su caso.</w:t>
       </w:r>
     </w:p>
@@ -2452,7 +2487,7 @@
     </w:p>
     <w:p>
       <w:pPr>
-        <w:pStyle w:val="Ttulo1"/>
+        <w:pStyle w:val="Heading1"/>
         <w:numPr>
           <w:ilvl w:val="0"/>
           <w:numId w:val="17"/>
@@ -2528,7 +2563,7 @@
     </w:p>
     <w:p>
       <w:pPr>
-        <w:pStyle w:val="Ttulo1"/>
+        <w:pStyle w:val="Heading1"/>
         <w:numPr>
           <w:ilvl w:val="0"/>
           <w:numId w:val="17"/>
@@ -2821,7 +2856,7 @@
 </file>
 
 <file path=word/endnotes.xml><?xml version="1.0" encoding="utf-8"?>
-<w:endnotes xmlns:wpc="http://schemas.microsoft.com/office/word/2010/wordprocessingCanvas" xmlns:cx="http://schemas.microsoft.com/office/drawing/2014/chartex" xmlns:cx1="http://schemas.microsoft.com/office/drawing/2015/9/8/chartex" xmlns:cx2="http://schemas.microsoft.com/office/drawing/2015/10/21/chartex" xmlns:cx3="http://schemas.microsoft.com/office/drawing/2016/5/9/chartex" xmlns:cx4="http://schemas.microsoft.com/office/drawing/2016/5/10/chartex" xmlns:cx5="http://schemas.microsoft.com/office/drawing/2016/5/11/chartex" xmlns:cx6="http://schemas.microsoft.com/office/drawing/2016/5/12/chartex" xmlns:cx7="http://schemas.microsoft.com/office/drawing/2016/5/13/chartex" xmlns:cx8="http://schemas.microsoft.com/office/drawing/2016/5/14/chartex" xmlns:mc="http://schemas.openxmlformats.org/markup-compatibility/2006" xmlns:aink="http://schemas.microsoft.com/office/drawing/2016/ink" xmlns:am3d="http://schemas.microsoft.com/office/drawing/2017/model3d" xmlns:o="urn:schemas-microsoft-com:office:office" xmlns:oel="http://schemas.microsoft.com/office/2019/extlst" xmlns:r="http://schemas.openxmlformats.org/officeDocument/2006/relationships" xmlns:m="http://schemas.openxmlformats.org/officeDocument/2006/math" xmlns:v="urn:schemas-microsoft-com:vml" xmlns:wp14="http://schemas.microsoft.com/office/word/2010/wordprocessingDrawing" xmlns:wp="http://schemas.openxmlformats.org/drawingml/2006/wordprocessingDrawing" xmlns:w10="urn:schemas-microsoft-com:office:word" xmlns:w="http://schemas.openxmlformats.org/wordprocessingml/2006/main" xmlns:w14="http://schemas.microsoft.com/office/word/2010/wordml" xmlns:w15="http://schemas.microsoft.com/office/word/2012/wordml" xmlns:w16cex="http://schemas.microsoft.com/office/word/2018/wordml/cex" xmlns:w16cid="http://schemas.microsoft.com/office/word/2016/wordml/cid" xmlns:w16="http://schemas.microsoft.com/office/word/2018/wordml" xmlns:w16du="http://schemas.microsoft.com/office/word/2023/wordml/word16du" xmlns:w16sdtdh="http://schemas.microsoft.com/office/word/2020/wordml/sdtdatahash" xmlns:w16sdtfl="http://schemas.microsoft.com/office/word/2024/wordml/sdtformatlock" xmlns:w16se="http://schemas.microsoft.com/office/word/2015/wordml/symex" xmlns:wpg="http://schemas.microsoft.com/office/word/2010/wordprocessingGroup" xmlns:wpi="http://schemas.microsoft.com/office/word/2010/wordprocessingInk" xmlns:wne="http://schemas.microsoft.com/office/word/2006/wordml" xmlns:wps="http://schemas.microsoft.com/office/word/2010/wordprocessingShape" mc:Ignorable="w14 w15 w16se w16cid w16 w16cex w16sdtdh w16sdtfl w16du wp14">
+<w:endnotes xmlns:wpc="http://schemas.microsoft.com/office/word/2010/wordprocessingCanvas" xmlns:cx="http://schemas.microsoft.com/office/drawing/2014/chartex" xmlns:cx1="http://schemas.microsoft.com/office/drawing/2015/9/8/chartex" xmlns:cx2="http://schemas.microsoft.com/office/drawing/2015/10/21/chartex" xmlns:cx3="http://schemas.microsoft.com/office/drawing/2016/5/9/chartex" xmlns:cx4="http://schemas.microsoft.com/office/drawing/2016/5/10/chartex" xmlns:cx5="http://schemas.microsoft.com/office/drawing/2016/5/11/chartex" xmlns:cx6="http://schemas.microsoft.com/office/drawing/2016/5/12/chartex" xmlns:cx7="http://schemas.microsoft.com/office/drawing/2016/5/13/chartex" xmlns:cx8="http://schemas.microsoft.com/office/drawing/2016/5/14/chartex" xmlns:mc="http://schemas.openxmlformats.org/markup-compatibility/2006" xmlns:aink="http://schemas.microsoft.com/office/drawing/2016/ink" xmlns:am3d="http://schemas.microsoft.com/office/drawing/2017/model3d" xmlns:o="urn:schemas-microsoft-com:office:office" xmlns:r="http://schemas.openxmlformats.org/officeDocument/2006/relationships" xmlns:m="http://schemas.openxmlformats.org/officeDocument/2006/math" xmlns:v="urn:schemas-microsoft-com:vml" xmlns:wp14="http://schemas.microsoft.com/office/word/2010/wordprocessingDrawing" xmlns:wp="http://schemas.openxmlformats.org/drawingml/2006/wordprocessingDrawing" xmlns:w10="urn:schemas-microsoft-com:office:word" xmlns:w="http://schemas.openxmlformats.org/wordprocessingml/2006/main" xmlns:w14="http://schemas.microsoft.com/office/word/2010/wordml" xmlns:w15="http://schemas.microsoft.com/office/word/2012/wordml" xmlns:w16cex="http://schemas.microsoft.com/office/word/2018/wordml/cex" xmlns:w16cid="http://schemas.microsoft.com/office/word/2016/wordml/cid" xmlns:w16="http://schemas.microsoft.com/office/word/2018/wordml" xmlns:w16sdtdh="http://schemas.microsoft.com/office/word/2020/wordml/sdtdatahash" xmlns:w16se="http://schemas.microsoft.com/office/word/2015/wordml/symex" xmlns:wpg="http://schemas.microsoft.com/office/word/2010/wordprocessingGroup" xmlns:wpi="http://schemas.microsoft.com/office/word/2010/wordprocessingInk" xmlns:wne="http://schemas.microsoft.com/office/word/2006/wordml" xmlns:wps="http://schemas.microsoft.com/office/word/2010/wordprocessingShape" mc:Ignorable="w14 w15 w16se w16cid w16 w16cex w16sdtdh wp14">
   <w:endnote w:type="separator" w:id="-1">
     <w:p>
       <w:r>
@@ -2840,7 +2875,7 @@
 </file>
 
 <file path=word/footnotes.xml><?xml version="1.0" encoding="utf-8"?>
-<w:footnotes xmlns:wpc="http://schemas.microsoft.com/office/word/2010/wordprocessingCanvas" xmlns:cx="http://schemas.microsoft.com/office/drawing/2014/chartex" xmlns:cx1="http://schemas.microsoft.com/office/drawing/2015/9/8/chartex" xmlns:cx2="http://schemas.microsoft.com/office/drawing/2015/10/21/chartex" xmlns:cx3="http://schemas.microsoft.com/office/drawing/2016/5/9/chartex" xmlns:cx4="http://schemas.microsoft.com/office/drawing/2016/5/10/chartex" xmlns:cx5="http://schemas.microsoft.com/office/drawing/2016/5/11/chartex" xmlns:cx6="http://schemas.microsoft.com/office/drawing/2016/5/12/chartex" xmlns:cx7="http://schemas.microsoft.com/office/drawing/2016/5/13/chartex" xmlns:cx8="http://schemas.microsoft.com/office/drawing/2016/5/14/chartex" xmlns:mc="http://schemas.openxmlformats.org/markup-compatibility/2006" xmlns:aink="http://schemas.microsoft.com/office/drawing/2016/ink" xmlns:am3d="http://schemas.microsoft.com/office/drawing/2017/model3d" xmlns:o="urn:schemas-microsoft-com:office:office" xmlns:oel="http://schemas.microsoft.com/office/2019/extlst" xmlns:r="http://schemas.openxmlformats.org/officeDocument/2006/relationships" xmlns:m="http://schemas.openxmlformats.org/officeDocument/2006/math" xmlns:v="urn:schemas-microsoft-com:vml" xmlns:wp14="http://schemas.microsoft.com/office/word/2010/wordprocessingDrawing" xmlns:wp="http://schemas.openxmlformats.org/drawingml/2006/wordprocessingDrawing" xmlns:w10="urn:schemas-microsoft-com:office:word" xmlns:w="http://schemas.openxmlformats.org/wordprocessingml/2006/main" xmlns:w14="http://schemas.microsoft.com/office/word/2010/wordml" xmlns:w15="http://schemas.microsoft.com/office/word/2012/wordml" xmlns:w16cex="http://schemas.microsoft.com/office/word/2018/wordml/cex" xmlns:w16cid="http://schemas.microsoft.com/office/word/2016/wordml/cid" xmlns:w16="http://schemas.microsoft.com/office/word/2018/wordml" xmlns:w16du="http://schemas.microsoft.com/office/word/2023/wordml/word16du" xmlns:w16sdtdh="http://schemas.microsoft.com/office/word/2020/wordml/sdtdatahash" xmlns:w16sdtfl="http://schemas.microsoft.com/office/word/2024/wordml/sdtformatlock" xmlns:w16se="http://schemas.microsoft.com/office/word/2015/wordml/symex" xmlns:wpg="http://schemas.microsoft.com/office/word/2010/wordprocessingGroup" xmlns:wpi="http://schemas.microsoft.com/office/word/2010/wordprocessingInk" xmlns:wne="http://schemas.microsoft.com/office/word/2006/wordml" xmlns:wps="http://schemas.microsoft.com/office/word/2010/wordprocessingShape" mc:Ignorable="w14 w15 w16se w16cid w16 w16cex w16sdtdh w16sdtfl w16du wp14">
+<w:footnotes xmlns:wpc="http://schemas.microsoft.com/office/word/2010/wordprocessingCanvas" xmlns:cx="http://schemas.microsoft.com/office/drawing/2014/chartex" xmlns:cx1="http://schemas.microsoft.com/office/drawing/2015/9/8/chartex" xmlns:cx2="http://schemas.microsoft.com/office/drawing/2015/10/21/chartex" xmlns:cx3="http://schemas.microsoft.com/office/drawing/2016/5/9/chartex" xmlns:cx4="http://schemas.microsoft.com/office/drawing/2016/5/10/chartex" xmlns:cx5="http://schemas.microsoft.com/office/drawing/2016/5/11/chartex" xmlns:cx6="http://schemas.microsoft.com/office/drawing/2016/5/12/chartex" xmlns:cx7="http://schemas.microsoft.com/office/drawing/2016/5/13/chartex" xmlns:cx8="http://schemas.microsoft.com/office/drawing/2016/5/14/chartex" xmlns:mc="http://schemas.openxmlformats.org/markup-compatibility/2006" xmlns:aink="http://schemas.microsoft.com/office/drawing/2016/ink" xmlns:am3d="http://schemas.microsoft.com/office/drawing/2017/model3d" xmlns:o="urn:schemas-microsoft-com:office:office" xmlns:r="http://schemas.openxmlformats.org/officeDocument/2006/relationships" xmlns:m="http://schemas.openxmlformats.org/officeDocument/2006/math" xmlns:v="urn:schemas-microsoft-com:vml" xmlns:wp14="http://schemas.microsoft.com/office/word/2010/wordprocessingDrawing" xmlns:wp="http://schemas.openxmlformats.org/drawingml/2006/wordprocessingDrawing" xmlns:w10="urn:schemas-microsoft-com:office:word" xmlns:w="http://schemas.openxmlformats.org/wordprocessingml/2006/main" xmlns:w14="http://schemas.microsoft.com/office/word/2010/wordml" xmlns:w15="http://schemas.microsoft.com/office/word/2012/wordml" xmlns:w16cex="http://schemas.microsoft.com/office/word/2018/wordml/cex" xmlns:w16cid="http://schemas.microsoft.com/office/word/2016/wordml/cid" xmlns:w16="http://schemas.microsoft.com/office/word/2018/wordml" xmlns:w16sdtdh="http://schemas.microsoft.com/office/word/2020/wordml/sdtdatahash" xmlns:w16se="http://schemas.microsoft.com/office/word/2015/wordml/symex" xmlns:wpg="http://schemas.microsoft.com/office/word/2010/wordprocessingGroup" xmlns:wpi="http://schemas.microsoft.com/office/word/2010/wordprocessingInk" xmlns:wne="http://schemas.microsoft.com/office/word/2006/wordml" xmlns:wps="http://schemas.microsoft.com/office/word/2010/wordprocessingShape" mc:Ignorable="w14 w15 w16se w16cid w16 w16cex w16sdtdh wp14">
   <w:footnote w:type="separator" w:id="-1">
     <w:p>
       <w:r>
@@ -2859,7 +2894,7 @@
 </file>
 
 <file path=word/numbering.xml><?xml version="1.0" encoding="utf-8"?>
-<w:numbering xmlns:wpc="http://schemas.microsoft.com/office/word/2010/wordprocessingCanvas" xmlns:cx="http://schemas.microsoft.com/office/drawing/2014/chartex" xmlns:cx1="http://schemas.microsoft.com/office/drawing/2015/9/8/chartex" xmlns:cx2="http://schemas.microsoft.com/office/drawing/2015/10/21/chartex" xmlns:cx3="http://schemas.microsoft.com/office/drawing/2016/5/9/chartex" xmlns:cx4="http://schemas.microsoft.com/office/drawing/2016/5/10/chartex" xmlns:cx5="http://schemas.microsoft.com/office/drawing/2016/5/11/chartex" xmlns:cx6="http://schemas.microsoft.com/office/drawing/2016/5/12/chartex" xmlns:cx7="http://schemas.microsoft.com/office/drawing/2016/5/13/chartex" xmlns:cx8="http://schemas.microsoft.com/office/drawing/2016/5/14/chartex" xmlns:mc="http://schemas.openxmlformats.org/markup-compatibility/2006" xmlns:aink="http://schemas.microsoft.com/office/drawing/2016/ink" xmlns:am3d="http://schemas.microsoft.com/office/drawing/2017/model3d" xmlns:o="urn:schemas-microsoft-com:office:office" xmlns:oel="http://schemas.microsoft.com/office/2019/extlst" xmlns:r="http://schemas.openxmlformats.org/officeDocument/2006/relationships" xmlns:m="http://schemas.openxmlformats.org/officeDocument/2006/math" xmlns:v="urn:schemas-microsoft-com:vml" xmlns:wp14="http://schemas.microsoft.com/office/word/2010/wordprocessingDrawing" xmlns:wp="http://schemas.openxmlformats.org/drawingml/2006/wordprocessingDrawing" xmlns:w10="urn:schemas-microsoft-com:office:word" xmlns:w="http://schemas.openxmlformats.org/wordprocessingml/2006/main" xmlns:w14="http://schemas.microsoft.com/office/word/2010/wordml" xmlns:w15="http://schemas.microsoft.com/office/word/2012/wordml" xmlns:w16cex="http://schemas.microsoft.com/office/word/2018/wordml/cex" xmlns:w16cid="http://schemas.microsoft.com/office/word/2016/wordml/cid" xmlns:w16="http://schemas.microsoft.com/office/word/2018/wordml" xmlns:w16du="http://schemas.microsoft.com/office/word/2023/wordml/word16du" xmlns:w16sdtdh="http://schemas.microsoft.com/office/word/2020/wordml/sdtdatahash" xmlns:w16sdtfl="http://schemas.microsoft.com/office/word/2024/wordml/sdtformatlock" xmlns:w16se="http://schemas.microsoft.com/office/word/2015/wordml/symex" xmlns:wpg="http://schemas.microsoft.com/office/word/2010/wordprocessingGroup" xmlns:wpi="http://schemas.microsoft.com/office/word/2010/wordprocessingInk" xmlns:wne="http://schemas.microsoft.com/office/word/2006/wordml" xmlns:wps="http://schemas.microsoft.com/office/word/2010/wordprocessingShape" mc:Ignorable="w14 w15 w16se w16cid w16 w16cex w16sdtdh w16sdtfl w16du wp14">
+<w:numbering xmlns:wpc="http://schemas.microsoft.com/office/word/2010/wordprocessingCanvas" xmlns:cx="http://schemas.microsoft.com/office/drawing/2014/chartex" xmlns:cx1="http://schemas.microsoft.com/office/drawing/2015/9/8/chartex" xmlns:cx2="http://schemas.microsoft.com/office/drawing/2015/10/21/chartex" xmlns:cx3="http://schemas.microsoft.com/office/drawing/2016/5/9/chartex" xmlns:cx4="http://schemas.microsoft.com/office/drawing/2016/5/10/chartex" xmlns:cx5="http://schemas.microsoft.com/office/drawing/2016/5/11/chartex" xmlns:cx6="http://schemas.microsoft.com/office/drawing/2016/5/12/chartex" xmlns:cx7="http://schemas.microsoft.com/office/drawing/2016/5/13/chartex" xmlns:cx8="http://schemas.microsoft.com/office/drawing/2016/5/14/chartex" xmlns:mc="http://schemas.openxmlformats.org/markup-compatibility/2006" xmlns:aink="http://schemas.microsoft.com/office/drawing/2016/ink" xmlns:am3d="http://schemas.microsoft.com/office/drawing/2017/model3d" xmlns:o="urn:schemas-microsoft-com:office:office" xmlns:r="http://schemas.openxmlformats.org/officeDocument/2006/relationships" xmlns:m="http://schemas.openxmlformats.org/officeDocument/2006/math" xmlns:v="urn:schemas-microsoft-com:vml" xmlns:wp14="http://schemas.microsoft.com/office/word/2010/wordprocessingDrawing" xmlns:wp="http://schemas.openxmlformats.org/drawingml/2006/wordprocessingDrawing" xmlns:w10="urn:schemas-microsoft-com:office:word" xmlns:w="http://schemas.openxmlformats.org/wordprocessingml/2006/main" xmlns:w14="http://schemas.microsoft.com/office/word/2010/wordml" xmlns:w15="http://schemas.microsoft.com/office/word/2012/wordml" xmlns:w16cex="http://schemas.microsoft.com/office/word/2018/wordml/cex" xmlns:w16cid="http://schemas.microsoft.com/office/word/2016/wordml/cid" xmlns:w16="http://schemas.microsoft.com/office/word/2018/wordml" xmlns:w16sdtdh="http://schemas.microsoft.com/office/word/2020/wordml/sdtdatahash" xmlns:w16se="http://schemas.microsoft.com/office/word/2015/wordml/symex" xmlns:wpg="http://schemas.microsoft.com/office/word/2010/wordprocessingGroup" xmlns:wpi="http://schemas.microsoft.com/office/word/2010/wordprocessingInk" xmlns:wne="http://schemas.microsoft.com/office/word/2006/wordml" xmlns:wps="http://schemas.microsoft.com/office/word/2010/wordprocessingShape" mc:Ignorable="w14 w15 w16se w16cid w16 w16cex w16sdtdh wp14">
   <w:abstractNum w:abstractNumId="0" w15:restartNumberingAfterBreak="0">
     <w:nsid w:val="02F81A67"/>
     <w:multiLevelType w:val="multilevel"/>
@@ -4432,6 +4467,92 @@
     </w:lvl>
   </w:abstractNum>
   <w:abstractNum w:abstractNumId="18" w15:restartNumberingAfterBreak="0">
+    <w:nsid w:val="60975B71"/>
+    <w:multiLevelType w:val="hybridMultilevel"/>
+    <w:tmpl w:val="89108E90"/>
+    <w:lvl w:ilvl="0" w:tplc="100A000F">
+      <w:start w:val="1"/>
+      <w:numFmt w:val="decimal"/>
+      <w:lvlText w:val="%1."/>
+      <w:lvlJc w:val="left"/>
+      <w:pPr>
+        <w:ind w:left="720" w:hanging="360"/>
+      </w:pPr>
+    </w:lvl>
+    <w:lvl w:ilvl="1" w:tplc="100A0019">
+      <w:start w:val="1"/>
+      <w:numFmt w:val="lowerLetter"/>
+      <w:lvlText w:val="%2."/>
+      <w:lvlJc w:val="left"/>
+      <w:pPr>
+        <w:ind w:left="1440" w:hanging="360"/>
+      </w:pPr>
+    </w:lvl>
+    <w:lvl w:ilvl="2" w:tplc="100A001B" w:tentative="1">
+      <w:start w:val="1"/>
+      <w:numFmt w:val="lowerRoman"/>
+      <w:lvlText w:val="%3."/>
+      <w:lvlJc w:val="right"/>
+      <w:pPr>
+        <w:ind w:left="2160" w:hanging="180"/>
+      </w:pPr>
+    </w:lvl>
+    <w:lvl w:ilvl="3" w:tplc="100A000F" w:tentative="1">
+      <w:start w:val="1"/>
+      <w:numFmt w:val="decimal"/>
+      <w:lvlText w:val="%4."/>
+      <w:lvlJc w:val="left"/>
+      <w:pPr>
+        <w:ind w:left="2880" w:hanging="360"/>
+      </w:pPr>
+    </w:lvl>
+    <w:lvl w:ilvl="4" w:tplc="100A0019" w:tentative="1">
+      <w:start w:val="1"/>
+      <w:numFmt w:val="lowerLetter"/>
+      <w:lvlText w:val="%5."/>
+      <w:lvlJc w:val="left"/>
+      <w:pPr>
+        <w:ind w:left="3600" w:hanging="360"/>
+      </w:pPr>
+    </w:lvl>
+    <w:lvl w:ilvl="5" w:tplc="100A001B" w:tentative="1">
+      <w:start w:val="1"/>
+      <w:numFmt w:val="lowerRoman"/>
+      <w:lvlText w:val="%6."/>
+      <w:lvlJc w:val="right"/>
+      <w:pPr>
+        <w:ind w:left="4320" w:hanging="180"/>
+      </w:pPr>
+    </w:lvl>
+    <w:lvl w:ilvl="6" w:tplc="100A000F" w:tentative="1">
+      <w:start w:val="1"/>
+      <w:numFmt w:val="decimal"/>
+      <w:lvlText w:val="%7."/>
+      <w:lvlJc w:val="left"/>
+      <w:pPr>
+        <w:ind w:left="5040" w:hanging="360"/>
+      </w:pPr>
+    </w:lvl>
+    <w:lvl w:ilvl="7" w:tplc="100A0019" w:tentative="1">
+      <w:start w:val="1"/>
+      <w:numFmt w:val="lowerLetter"/>
+      <w:lvlText w:val="%8."/>
+      <w:lvlJc w:val="left"/>
+      <w:pPr>
+        <w:ind w:left="5760" w:hanging="360"/>
+      </w:pPr>
+    </w:lvl>
+    <w:lvl w:ilvl="8" w:tplc="100A001B" w:tentative="1">
+      <w:start w:val="1"/>
+      <w:numFmt w:val="lowerRoman"/>
+      <w:lvlText w:val="%9."/>
+      <w:lvlJc w:val="right"/>
+      <w:pPr>
+        <w:ind w:left="6480" w:hanging="180"/>
+      </w:pPr>
+    </w:lvl>
+  </w:abstractNum>
+  <w:abstractNum w:abstractNumId="19" w15:restartNumberingAfterBreak="0">
     <w:nsid w:val="70926623"/>
     <w:multiLevelType w:val="hybridMultilevel"/>
     <w:tmpl w:val="59F69580"/>
@@ -4520,7 +4641,7 @@
       </w:pPr>
     </w:lvl>
   </w:abstractNum>
-  <w:abstractNum w:abstractNumId="19" w15:restartNumberingAfterBreak="0">
+  <w:abstractNum w:abstractNumId="20" w15:restartNumberingAfterBreak="0">
     <w:nsid w:val="73112FDD"/>
     <w:multiLevelType w:val="hybridMultilevel"/>
     <w:tmpl w:val="FEBADBA0"/>
@@ -4606,7 +4727,7 @@
       </w:pPr>
     </w:lvl>
   </w:abstractNum>
-  <w:abstractNum w:abstractNumId="20" w15:restartNumberingAfterBreak="0">
+  <w:abstractNum w:abstractNumId="21" w15:restartNumberingAfterBreak="0">
     <w:nsid w:val="757B3DE1"/>
     <w:multiLevelType w:val="hybridMultilevel"/>
     <w:tmpl w:val="97AAC656"/>
@@ -4695,7 +4816,7 @@
       </w:pPr>
     </w:lvl>
   </w:abstractNum>
-  <w:abstractNum w:abstractNumId="21" w15:restartNumberingAfterBreak="0">
+  <w:abstractNum w:abstractNumId="22" w15:restartNumberingAfterBreak="0">
     <w:nsid w:val="77F5392A"/>
     <w:multiLevelType w:val="hybridMultilevel"/>
     <w:tmpl w:val="6E72A7EA"/>
@@ -4784,7 +4905,7 @@
       </w:pPr>
     </w:lvl>
   </w:abstractNum>
-  <w:abstractNum w:abstractNumId="22" w15:restartNumberingAfterBreak="0">
+  <w:abstractNum w:abstractNumId="23" w15:restartNumberingAfterBreak="0">
     <w:nsid w:val="7A492679"/>
     <w:multiLevelType w:val="hybridMultilevel"/>
     <w:tmpl w:val="45E6E7B8"/>
@@ -4873,7 +4994,7 @@
       </w:pPr>
     </w:lvl>
   </w:abstractNum>
-  <w:abstractNum w:abstractNumId="23" w15:restartNumberingAfterBreak="0">
+  <w:abstractNum w:abstractNumId="24" w15:restartNumberingAfterBreak="0">
     <w:nsid w:val="7EA42152"/>
     <w:multiLevelType w:val="multilevel"/>
     <w:tmpl w:val="100A001F"/>
@@ -4959,88 +5080,91 @@
       </w:pPr>
     </w:lvl>
   </w:abstractNum>
-  <w:num w:numId="1" w16cid:durableId="1131938423">
+  <w:num w:numId="1">
     <w:abstractNumId w:val="14"/>
   </w:num>
-  <w:num w:numId="2" w16cid:durableId="1376583901">
+  <w:num w:numId="2">
     <w:abstractNumId w:val="2"/>
   </w:num>
-  <w:num w:numId="3" w16cid:durableId="1464151694">
+  <w:num w:numId="3">
     <w:abstractNumId w:val="0"/>
   </w:num>
-  <w:num w:numId="4" w16cid:durableId="1543901249">
+  <w:num w:numId="4">
     <w:abstractNumId w:val="12"/>
   </w:num>
-  <w:num w:numId="5" w16cid:durableId="115224563">
+  <w:num w:numId="5">
     <w:abstractNumId w:val="9"/>
   </w:num>
-  <w:num w:numId="6" w16cid:durableId="1201670216">
+  <w:num w:numId="6">
     <w:abstractNumId w:val="8"/>
   </w:num>
-  <w:num w:numId="7" w16cid:durableId="236941390">
+  <w:num w:numId="7">
     <w:abstractNumId w:val="5"/>
   </w:num>
-  <w:num w:numId="8" w16cid:durableId="233780535">
+  <w:num w:numId="8">
     <w:abstractNumId w:val="7"/>
   </w:num>
-  <w:num w:numId="9" w16cid:durableId="582225123">
+  <w:num w:numId="9">
     <w:abstractNumId w:val="10"/>
   </w:num>
-  <w:num w:numId="10" w16cid:durableId="1796755495">
+  <w:num w:numId="10">
+    <w:abstractNumId w:val="23"/>
+  </w:num>
+  <w:num w:numId="11">
+    <w:abstractNumId w:val="16"/>
+  </w:num>
+  <w:num w:numId="12">
+    <w:abstractNumId w:val="1"/>
+  </w:num>
+  <w:num w:numId="13">
+    <w:abstractNumId w:val="11"/>
+  </w:num>
+  <w:num w:numId="14">
+    <w:abstractNumId w:val="19"/>
+  </w:num>
+  <w:num w:numId="15">
     <w:abstractNumId w:val="22"/>
   </w:num>
-  <w:num w:numId="11" w16cid:durableId="472331872">
-    <w:abstractNumId w:val="16"/>
-  </w:num>
-  <w:num w:numId="12" w16cid:durableId="324475984">
-    <w:abstractNumId w:val="1"/>
-  </w:num>
-  <w:num w:numId="13" w16cid:durableId="1545020146">
-    <w:abstractNumId w:val="11"/>
-  </w:num>
-  <w:num w:numId="14" w16cid:durableId="1126655990">
-    <w:abstractNumId w:val="18"/>
-  </w:num>
-  <w:num w:numId="15" w16cid:durableId="291132961">
+  <w:num w:numId="16">
     <w:abstractNumId w:val="21"/>
   </w:num>
-  <w:num w:numId="16" w16cid:durableId="233587339">
+  <w:num w:numId="17">
+    <w:abstractNumId w:val="24"/>
+  </w:num>
+  <w:num w:numId="18">
+    <w:abstractNumId w:val="4"/>
+  </w:num>
+  <w:num w:numId="19">
+    <w:abstractNumId w:val="13"/>
+  </w:num>
+  <w:num w:numId="20">
+    <w:abstractNumId w:val="17"/>
+  </w:num>
+  <w:num w:numId="21">
+    <w:abstractNumId w:val="6"/>
+  </w:num>
+  <w:num w:numId="22">
+    <w:abstractNumId w:val="3"/>
+  </w:num>
+  <w:num w:numId="23">
     <w:abstractNumId w:val="20"/>
   </w:num>
-  <w:num w:numId="17" w16cid:durableId="5065302">
-    <w:abstractNumId w:val="23"/>
+  <w:num w:numId="24">
+    <w:abstractNumId w:val="15"/>
   </w:num>
-  <w:num w:numId="18" w16cid:durableId="1701512352">
-    <w:abstractNumId w:val="4"/>
-  </w:num>
-  <w:num w:numId="19" w16cid:durableId="1852141663">
-    <w:abstractNumId w:val="13"/>
-  </w:num>
-  <w:num w:numId="20" w16cid:durableId="1633823818">
-    <w:abstractNumId w:val="17"/>
-  </w:num>
-  <w:num w:numId="21" w16cid:durableId="1683782107">
-    <w:abstractNumId w:val="6"/>
-  </w:num>
-  <w:num w:numId="22" w16cid:durableId="1168522303">
-    <w:abstractNumId w:val="3"/>
-  </w:num>
-  <w:num w:numId="23" w16cid:durableId="1403409673">
-    <w:abstractNumId w:val="19"/>
-  </w:num>
-  <w:num w:numId="24" w16cid:durableId="355424486">
-    <w:abstractNumId w:val="15"/>
+  <w:num w:numId="25">
+    <w:abstractNumId w:val="18"/>
   </w:num>
 </w:numbering>
 </file>
 
 <file path=word/styles.xml><?xml version="1.0" encoding="utf-8"?>
-<w:styles xmlns:mc="http://schemas.openxmlformats.org/markup-compatibility/2006" xmlns:r="http://schemas.openxmlformats.org/officeDocument/2006/relationships" xmlns:w="http://schemas.openxmlformats.org/wordprocessingml/2006/main" xmlns:w14="http://schemas.microsoft.com/office/word/2010/wordml" xmlns:w15="http://schemas.microsoft.com/office/word/2012/wordml" xmlns:w16cex="http://schemas.microsoft.com/office/word/2018/wordml/cex" xmlns:w16cid="http://schemas.microsoft.com/office/word/2016/wordml/cid" xmlns:w16="http://schemas.microsoft.com/office/word/2018/wordml" xmlns:w16du="http://schemas.microsoft.com/office/word/2023/wordml/word16du" xmlns:w16sdtdh="http://schemas.microsoft.com/office/word/2020/wordml/sdtdatahash" xmlns:w16sdtfl="http://schemas.microsoft.com/office/word/2024/wordml/sdtformatlock" xmlns:w16se="http://schemas.microsoft.com/office/word/2015/wordml/symex" mc:Ignorable="w14 w15 w16se w16cid w16 w16cex w16sdtdh w16sdtfl w16du">
+<w:styles xmlns:mc="http://schemas.openxmlformats.org/markup-compatibility/2006" xmlns:r="http://schemas.openxmlformats.org/officeDocument/2006/relationships" xmlns:w="http://schemas.openxmlformats.org/wordprocessingml/2006/main" xmlns:w14="http://schemas.microsoft.com/office/word/2010/wordml" xmlns:w15="http://schemas.microsoft.com/office/word/2012/wordml" xmlns:w16cex="http://schemas.microsoft.com/office/word/2018/wordml/cex" xmlns:w16cid="http://schemas.microsoft.com/office/word/2016/wordml/cid" xmlns:w16="http://schemas.microsoft.com/office/word/2018/wordml" xmlns:w16sdtdh="http://schemas.microsoft.com/office/word/2020/wordml/sdtdatahash" xmlns:w16se="http://schemas.microsoft.com/office/word/2015/wordml/symex" mc:Ignorable="w14 w15 w16se w16cid w16 w16cex w16sdtdh">
   <w:docDefaults>
     <w:rPrDefault>
       <w:rPr>
         <w:rFonts w:ascii="Times New Roman" w:eastAsia="Times New Roman" w:hAnsi="Times New Roman" w:cs="Times New Roman"/>
-        <w:lang w:val="es-GT" w:eastAsia="es-GT" w:bidi="ar-SA"/>
+        <w:lang w:val="es-419" w:eastAsia="es-419" w:bidi="ar-SA"/>
       </w:rPr>
     </w:rPrDefault>
     <w:pPrDefault/>
@@ -5339,7 +5463,7 @@
       <w:lang w:val="es-ES" w:eastAsia="es-ES"/>
     </w:rPr>
   </w:style>
-  <w:style w:type="paragraph" w:styleId="Ttulo1">
+  <w:style w:type="paragraph" w:styleId="Heading1">
     <w:name w:val="heading 1"/>
     <w:basedOn w:val="Normal"/>
     <w:qFormat/>
@@ -5356,7 +5480,7 @@
       <w:szCs w:val="48"/>
     </w:rPr>
   </w:style>
-  <w:style w:type="paragraph" w:styleId="Ttulo2">
+  <w:style w:type="paragraph" w:styleId="Heading2">
     <w:name w:val="heading 2"/>
     <w:basedOn w:val="Normal"/>
     <w:qFormat/>
@@ -5372,13 +5496,13 @@
       <w:szCs w:val="36"/>
     </w:rPr>
   </w:style>
-  <w:style w:type="character" w:default="1" w:styleId="Fuentedeprrafopredeter">
+  <w:style w:type="character" w:default="1" w:styleId="DefaultParagraphFont">
     <w:name w:val="Default Paragraph Font"/>
     <w:uiPriority w:val="1"/>
     <w:semiHidden/>
     <w:unhideWhenUsed/>
   </w:style>
-  <w:style w:type="table" w:default="1" w:styleId="Tablanormal">
+  <w:style w:type="table" w:default="1" w:styleId="TableNormal">
     <w:name w:val="Normal Table"/>
     <w:uiPriority w:val="99"/>
     <w:semiHidden/>
@@ -5393,7 +5517,7 @@
       </w:tblCellMar>
     </w:tblPr>
   </w:style>
-  <w:style w:type="numbering" w:default="1" w:styleId="Sinlista">
+  <w:style w:type="numbering" w:default="1" w:styleId="NoList">
     <w:name w:val="No List"/>
     <w:uiPriority w:val="99"/>
     <w:semiHidden/>
@@ -5407,7 +5531,7 @@
       <w:spacing w:before="100" w:beforeAutospacing="1" w:after="100" w:afterAutospacing="1"/>
     </w:pPr>
   </w:style>
-  <w:style w:type="paragraph" w:styleId="TDC1">
+  <w:style w:type="paragraph" w:styleId="TOC1">
     <w:name w:val="toc 1"/>
     <w:basedOn w:val="Normal"/>
     <w:rsid w:val="000D097C"/>
@@ -5415,7 +5539,7 @@
       <w:spacing w:before="100" w:beforeAutospacing="1" w:after="100" w:afterAutospacing="1"/>
     </w:pPr>
   </w:style>
-  <w:style w:type="character" w:styleId="Hipervnculo">
+  <w:style w:type="character" w:styleId="Hyperlink">
     <w:name w:val="Hyperlink"/>
     <w:rsid w:val="000D097C"/>
     <w:rPr>
@@ -5423,7 +5547,7 @@
       <w:u w:val="single"/>
     </w:rPr>
   </w:style>
-  <w:style w:type="paragraph" w:styleId="TDC2">
+  <w:style w:type="paragraph" w:styleId="TOC2">
     <w:name w:val="toc 2"/>
     <w:basedOn w:val="Normal"/>
     <w:rsid w:val="000D097C"/>
@@ -5431,7 +5555,7 @@
       <w:spacing w:before="100" w:beforeAutospacing="1" w:after="100" w:afterAutospacing="1"/>
     </w:pPr>
   </w:style>
-  <w:style w:type="paragraph" w:styleId="Sangra3detindependiente">
+  <w:style w:type="paragraph" w:styleId="BodyTextIndent3">
     <w:name w:val="Body Text Indent 3"/>
     <w:basedOn w:val="Normal"/>
     <w:rsid w:val="000D097C"/>
@@ -5439,10 +5563,10 @@
       <w:spacing w:before="100" w:beforeAutospacing="1" w:after="100" w:afterAutospacing="1"/>
     </w:pPr>
   </w:style>
-  <w:style w:type="paragraph" w:styleId="Encabezado">
+  <w:style w:type="paragraph" w:styleId="Header">
     <w:name w:val="header"/>
     <w:basedOn w:val="Normal"/>
-    <w:link w:val="EncabezadoCar"/>
+    <w:link w:val="HeaderChar"/>
     <w:uiPriority w:val="99"/>
     <w:rsid w:val="000D097C"/>
     <w:pPr>
@@ -5459,16 +5583,16 @@
   </w:style>
   <w:style w:type="paragraph" w:customStyle="1" w:styleId="ByLine">
     <w:name w:val="ByLine"/>
-    <w:basedOn w:val="Ttulo"/>
+    <w:basedOn w:val="Title"/>
     <w:rsid w:val="00F6349F"/>
     <w:rPr>
       <w:sz w:val="28"/>
     </w:rPr>
   </w:style>
-  <w:style w:type="paragraph" w:styleId="Ttulo">
+  <w:style w:type="paragraph" w:styleId="Title">
     <w:name w:val="Title"/>
     <w:basedOn w:val="Normal"/>
-    <w:link w:val="TtuloCar"/>
+    <w:link w:val="TitleChar"/>
     <w:qFormat/>
     <w:rsid w:val="00F6349F"/>
     <w:pPr>
@@ -5484,9 +5608,9 @@
       <w:lang w:val="en-US" w:eastAsia="en-US"/>
     </w:rPr>
   </w:style>
-  <w:style w:type="character" w:customStyle="1" w:styleId="TtuloCar">
-    <w:name w:val="Título Car"/>
-    <w:link w:val="Ttulo"/>
+  <w:style w:type="character" w:customStyle="1" w:styleId="TitleChar">
+    <w:name w:val="Title Char"/>
+    <w:link w:val="Title"/>
     <w:rsid w:val="00F6349F"/>
     <w:rPr>
       <w:rFonts w:ascii="Arial" w:hAnsi="Arial"/>
@@ -5513,12 +5637,12 @@
       <w:lang w:val="en-US" w:eastAsia="en-US"/>
     </w:rPr>
   </w:style>
-  <w:style w:type="character" w:styleId="Nmerodelnea">
+  <w:style w:type="character" w:styleId="LineNumber">
     <w:name w:val="line number"/>
-    <w:basedOn w:val="Fuentedeprrafopredeter"/>
+    <w:basedOn w:val="DefaultParagraphFont"/>
     <w:rsid w:val="008F2F81"/>
   </w:style>
-  <w:style w:type="paragraph" w:styleId="Prrafodelista">
+  <w:style w:type="paragraph" w:styleId="ListParagraph">
     <w:name w:val="List Paragraph"/>
     <w:basedOn w:val="Normal"/>
     <w:uiPriority w:val="34"/>
@@ -5528,10 +5652,10 @@
       <w:ind w:left="708"/>
     </w:pPr>
   </w:style>
-  <w:style w:type="paragraph" w:styleId="Piedepgina">
+  <w:style w:type="paragraph" w:styleId="Footer">
     <w:name w:val="footer"/>
     <w:basedOn w:val="Normal"/>
-    <w:link w:val="PiedepginaCar"/>
+    <w:link w:val="FooterChar"/>
     <w:uiPriority w:val="99"/>
     <w:rsid w:val="00344F2B"/>
     <w:pPr>
@@ -5541,9 +5665,9 @@
       </w:tabs>
     </w:pPr>
   </w:style>
-  <w:style w:type="character" w:customStyle="1" w:styleId="PiedepginaCar">
-    <w:name w:val="Pie de página Car"/>
-    <w:link w:val="Piedepgina"/>
+  <w:style w:type="character" w:customStyle="1" w:styleId="FooterChar">
+    <w:name w:val="Footer Char"/>
+    <w:link w:val="Footer"/>
     <w:uiPriority w:val="99"/>
     <w:rsid w:val="00344F2B"/>
     <w:rPr>
@@ -5552,9 +5676,9 @@
       <w:lang w:val="es-ES" w:eastAsia="es-ES"/>
     </w:rPr>
   </w:style>
-  <w:style w:type="character" w:customStyle="1" w:styleId="EncabezadoCar">
-    <w:name w:val="Encabezado Car"/>
-    <w:link w:val="Encabezado"/>
+  <w:style w:type="character" w:customStyle="1" w:styleId="HeaderChar">
+    <w:name w:val="Header Char"/>
+    <w:link w:val="Header"/>
     <w:uiPriority w:val="99"/>
     <w:rsid w:val="00344F2B"/>
     <w:rPr>
@@ -5563,10 +5687,10 @@
       <w:lang w:val="es-ES" w:eastAsia="es-ES"/>
     </w:rPr>
   </w:style>
-  <w:style w:type="paragraph" w:styleId="Textodeglobo">
+  <w:style w:type="paragraph" w:styleId="BalloonText">
     <w:name w:val="Balloon Text"/>
     <w:basedOn w:val="Normal"/>
-    <w:link w:val="TextodegloboCar"/>
+    <w:link w:val="BalloonTextChar"/>
     <w:rsid w:val="00344F2B"/>
     <w:rPr>
       <w:rFonts w:ascii="Tahoma" w:hAnsi="Tahoma" w:cs="Tahoma"/>
@@ -5574,9 +5698,9 @@
       <w:szCs w:val="16"/>
     </w:rPr>
   </w:style>
-  <w:style w:type="character" w:customStyle="1" w:styleId="TextodegloboCar">
-    <w:name w:val="Texto de globo Car"/>
-    <w:link w:val="Textodeglobo"/>
+  <w:style w:type="character" w:customStyle="1" w:styleId="BalloonTextChar">
+    <w:name w:val="Balloon Text Char"/>
+    <w:link w:val="BalloonText"/>
     <w:rsid w:val="00344F2B"/>
     <w:rPr>
       <w:rFonts w:ascii="Tahoma" w:hAnsi="Tahoma" w:cs="Tahoma"/>
@@ -5585,18 +5709,18 @@
       <w:lang w:val="es-ES" w:eastAsia="es-ES"/>
     </w:rPr>
   </w:style>
-  <w:style w:type="paragraph" w:styleId="Textoindependiente">
+  <w:style w:type="paragraph" w:styleId="BodyText">
     <w:name w:val="Body Text"/>
     <w:basedOn w:val="Normal"/>
-    <w:link w:val="TextoindependienteCar"/>
+    <w:link w:val="BodyTextChar"/>
     <w:rsid w:val="00FF438A"/>
     <w:pPr>
       <w:spacing w:after="120"/>
     </w:pPr>
   </w:style>
-  <w:style w:type="character" w:customStyle="1" w:styleId="TextoindependienteCar">
-    <w:name w:val="Texto independiente Car"/>
-    <w:link w:val="Textoindependiente"/>
+  <w:style w:type="character" w:customStyle="1" w:styleId="BodyTextChar">
+    <w:name w:val="Body Text Char"/>
+    <w:link w:val="BodyText"/>
     <w:rsid w:val="00FF438A"/>
     <w:rPr>
       <w:sz w:val="24"/>
@@ -5604,32 +5728,32 @@
       <w:lang w:val="es-ES" w:eastAsia="es-ES"/>
     </w:rPr>
   </w:style>
-  <w:style w:type="paragraph" w:styleId="Textonotaalfinal">
+  <w:style w:type="paragraph" w:styleId="EndnoteText">
     <w:name w:val="endnote text"/>
     <w:basedOn w:val="Normal"/>
-    <w:link w:val="TextonotaalfinalCar"/>
+    <w:link w:val="EndnoteTextChar"/>
     <w:rsid w:val="00A83ADC"/>
     <w:rPr>
       <w:sz w:val="20"/>
       <w:szCs w:val="20"/>
     </w:rPr>
   </w:style>
-  <w:style w:type="character" w:customStyle="1" w:styleId="TextonotaalfinalCar">
-    <w:name w:val="Texto nota al final Car"/>
-    <w:link w:val="Textonotaalfinal"/>
+  <w:style w:type="character" w:customStyle="1" w:styleId="EndnoteTextChar">
+    <w:name w:val="Endnote Text Char"/>
+    <w:link w:val="EndnoteText"/>
     <w:rsid w:val="00A83ADC"/>
     <w:rPr>
       <w:lang w:val="es-ES" w:eastAsia="es-ES"/>
     </w:rPr>
   </w:style>
-  <w:style w:type="character" w:styleId="Refdenotaalfinal">
+  <w:style w:type="character" w:styleId="EndnoteReference">
     <w:name w:val="endnote reference"/>
     <w:rsid w:val="00A83ADC"/>
     <w:rPr>
       <w:vertAlign w:val="superscript"/>
     </w:rPr>
   </w:style>
-  <w:style w:type="paragraph" w:styleId="Revisin">
+  <w:style w:type="paragraph" w:styleId="Revision">
     <w:name w:val="Revision"/>
     <w:hidden/>
     <w:uiPriority w:val="99"/>
@@ -5641,9 +5765,9 @@
       <w:lang w:val="es-ES" w:eastAsia="es-ES"/>
     </w:rPr>
   </w:style>
-  <w:style w:type="table" w:styleId="Tablaconcuadrcula">
+  <w:style w:type="table" w:styleId="TableGrid">
     <w:name w:val="Table Grid"/>
-    <w:basedOn w:val="Tablanormal"/>
+    <w:basedOn w:val="TableNormal"/>
     <w:uiPriority w:val="1"/>
     <w:rsid w:val="00557FB4"/>
     <w:rPr>

--- a/Casos de Uso/CU-03-Consulta_de_Estado_del_Caso.docx
+++ b/Casos de Uso/CU-03-Consulta_de_Estado_del_Caso.docx
@@ -1,10 +1,10 @@
 
 <file path=word/document.xml><?xml version="1.0" encoding="utf-8"?>
-<w:document xmlns:wpc="http://schemas.microsoft.com/office/word/2010/wordprocessingCanvas" xmlns:cx="http://schemas.microsoft.com/office/drawing/2014/chartex" xmlns:cx1="http://schemas.microsoft.com/office/drawing/2015/9/8/chartex" xmlns:cx2="http://schemas.microsoft.com/office/drawing/2015/10/21/chartex" xmlns:cx3="http://schemas.microsoft.com/office/drawing/2016/5/9/chartex" xmlns:cx4="http://schemas.microsoft.com/office/drawing/2016/5/10/chartex" xmlns:cx5="http://schemas.microsoft.com/office/drawing/2016/5/11/chartex" xmlns:cx6="http://schemas.microsoft.com/office/drawing/2016/5/12/chartex" xmlns:cx7="http://schemas.microsoft.com/office/drawing/2016/5/13/chartex" xmlns:cx8="http://schemas.microsoft.com/office/drawing/2016/5/14/chartex" xmlns:mc="http://schemas.openxmlformats.org/markup-compatibility/2006" xmlns:aink="http://schemas.microsoft.com/office/drawing/2016/ink" xmlns:am3d="http://schemas.microsoft.com/office/drawing/2017/model3d" xmlns:o="urn:schemas-microsoft-com:office:office" xmlns:r="http://schemas.openxmlformats.org/officeDocument/2006/relationships" xmlns:m="http://schemas.openxmlformats.org/officeDocument/2006/math" xmlns:v="urn:schemas-microsoft-com:vml" xmlns:wp14="http://schemas.microsoft.com/office/word/2010/wordprocessingDrawing" xmlns:wp="http://schemas.openxmlformats.org/drawingml/2006/wordprocessingDrawing" xmlns:w10="urn:schemas-microsoft-com:office:word" xmlns:w="http://schemas.openxmlformats.org/wordprocessingml/2006/main" xmlns:w14="http://schemas.microsoft.com/office/word/2010/wordml" xmlns:w15="http://schemas.microsoft.com/office/word/2012/wordml" xmlns:w16cex="http://schemas.microsoft.com/office/word/2018/wordml/cex" xmlns:w16cid="http://schemas.microsoft.com/office/word/2016/wordml/cid" xmlns:w16="http://schemas.microsoft.com/office/word/2018/wordml" xmlns:w16sdtdh="http://schemas.microsoft.com/office/word/2020/wordml/sdtdatahash" xmlns:w16se="http://schemas.microsoft.com/office/word/2015/wordml/symex" xmlns:wpg="http://schemas.microsoft.com/office/word/2010/wordprocessingGroup" xmlns:wpi="http://schemas.microsoft.com/office/word/2010/wordprocessingInk" xmlns:wne="http://schemas.microsoft.com/office/word/2006/wordml" xmlns:wps="http://schemas.microsoft.com/office/word/2010/wordprocessingShape" mc:Ignorable="w14 w15 w16se w16cid w16 w16cex w16sdtdh wp14">
+<w:document xmlns:wpc="http://schemas.microsoft.com/office/word/2010/wordprocessingCanvas" xmlns:cx="http://schemas.microsoft.com/office/drawing/2014/chartex" xmlns:cx1="http://schemas.microsoft.com/office/drawing/2015/9/8/chartex" xmlns:cx2="http://schemas.microsoft.com/office/drawing/2015/10/21/chartex" xmlns:cx3="http://schemas.microsoft.com/office/drawing/2016/5/9/chartex" xmlns:cx4="http://schemas.microsoft.com/office/drawing/2016/5/10/chartex" xmlns:cx5="http://schemas.microsoft.com/office/drawing/2016/5/11/chartex" xmlns:cx6="http://schemas.microsoft.com/office/drawing/2016/5/12/chartex" xmlns:cx7="http://schemas.microsoft.com/office/drawing/2016/5/13/chartex" xmlns:cx8="http://schemas.microsoft.com/office/drawing/2016/5/14/chartex" xmlns:mc="http://schemas.openxmlformats.org/markup-compatibility/2006" xmlns:aink="http://schemas.microsoft.com/office/drawing/2016/ink" xmlns:am3d="http://schemas.microsoft.com/office/drawing/2017/model3d" xmlns:o="urn:schemas-microsoft-com:office:office" xmlns:oel="http://schemas.microsoft.com/office/2019/extlst" xmlns:r="http://schemas.openxmlformats.org/officeDocument/2006/relationships" xmlns:m="http://schemas.openxmlformats.org/officeDocument/2006/math" xmlns:v="urn:schemas-microsoft-com:vml" xmlns:wp14="http://schemas.microsoft.com/office/word/2010/wordprocessingDrawing" xmlns:wp="http://schemas.openxmlformats.org/drawingml/2006/wordprocessingDrawing" xmlns:w10="urn:schemas-microsoft-com:office:word" xmlns:w="http://schemas.openxmlformats.org/wordprocessingml/2006/main" xmlns:w14="http://schemas.microsoft.com/office/word/2010/wordml" xmlns:w15="http://schemas.microsoft.com/office/word/2012/wordml" xmlns:w16cex="http://schemas.microsoft.com/office/word/2018/wordml/cex" xmlns:w16cid="http://schemas.microsoft.com/office/word/2016/wordml/cid" xmlns:w16="http://schemas.microsoft.com/office/word/2018/wordml" xmlns:w16du="http://schemas.microsoft.com/office/word/2023/wordml/word16du" xmlns:w16sdtdh="http://schemas.microsoft.com/office/word/2020/wordml/sdtdatahash" xmlns:w16sdtfl="http://schemas.microsoft.com/office/word/2024/wordml/sdtformatlock" xmlns:w16se="http://schemas.microsoft.com/office/word/2015/wordml/symex" xmlns:wpg="http://schemas.microsoft.com/office/word/2010/wordprocessingGroup" xmlns:wpi="http://schemas.microsoft.com/office/word/2010/wordprocessingInk" xmlns:wne="http://schemas.microsoft.com/office/word/2006/wordml" xmlns:wps="http://schemas.microsoft.com/office/word/2010/wordprocessingShape" mc:Ignorable="w14 w15 w16se w16cid w16 w16cex w16sdtdh w16sdtfl w16du wp14">
   <w:body>
     <w:p>
       <w:pPr>
-        <w:pStyle w:val="Title"/>
+        <w:pStyle w:val="Ttulo"/>
         <w:spacing w:before="0" w:after="0"/>
         <w:rPr>
           <w:lang w:val="es-ES"/>
@@ -19,7 +19,7 @@
     </w:p>
     <w:p>
       <w:pPr>
-        <w:pStyle w:val="Title"/>
+        <w:pStyle w:val="Ttulo"/>
         <w:spacing w:before="0" w:after="0"/>
         <w:rPr>
           <w:lang w:val="es-ES"/>
@@ -375,10 +375,10 @@
             </w:pPr>
             <w:r>
               <w:rPr>
-                <w:noProof/>
+                <w:color w:val="000000"/>
                 <w:lang w:val="es-GT"/>
               </w:rPr>
-              <w:t>grupo 1 Análisis de Sistemas 2</w:t>
+              <w:t>Valeria Melissa Guzman Estrada</w:t>
             </w:r>
           </w:p>
         </w:tc>
@@ -400,10 +400,10 @@
             </w:pPr>
             <w:r>
               <w:rPr>
-                <w:noProof/>
+                <w:color w:val="000000"/>
                 <w:lang w:val="es-GT"/>
               </w:rPr>
-              <w:t>23/08/2026</w:t>
+              <w:t>16/07/2026</w:t>
             </w:r>
           </w:p>
         </w:tc>
@@ -425,7 +425,7 @@
             </w:pPr>
             <w:r>
               <w:rPr>
-                <w:noProof/>
+                <w:color w:val="000000"/>
                 <w:lang w:val="es-GT"/>
               </w:rPr>
               <w:t>Creación del documento</w:t>
@@ -437,6 +437,110 @@
             <w:tcW w:w="1134" w:type="dxa"/>
             <w:tcBorders>
               <w:top w:val="thickThinSmallGap" w:sz="24" w:space="0" w:color="auto"/>
+              <w:bottom w:val="single" w:sz="6" w:space="0" w:color="auto"/>
+              <w:right w:val="thickThinSmallGap" w:sz="24" w:space="0" w:color="auto"/>
+            </w:tcBorders>
+          </w:tcPr>
+          <w:p>
+            <w:pPr>
+              <w:spacing w:before="40" w:after="40"/>
+              <w:rPr>
+                <w:noProof/>
+                <w:lang w:val="es-GT"/>
+              </w:rPr>
+            </w:pPr>
+            <w:r>
+              <w:rPr>
+                <w:color w:val="000000"/>
+                <w:lang w:val="es-GT"/>
+              </w:rPr>
+              <w:t>1.0</w:t>
+            </w:r>
+          </w:p>
+        </w:tc>
+      </w:tr>
+      <w:tr>
+        <w:tc>
+          <w:tcPr>
+            <w:tcW w:w="2160" w:type="dxa"/>
+            <w:tcBorders>
+              <w:top w:val="single" w:sz="6" w:space="0" w:color="auto"/>
+              <w:left w:val="thinThickSmallGap" w:sz="24" w:space="0" w:color="auto"/>
+              <w:bottom w:val="single" w:sz="6" w:space="0" w:color="auto"/>
+            </w:tcBorders>
+          </w:tcPr>
+          <w:p>
+            <w:pPr>
+              <w:spacing w:before="40" w:after="40"/>
+              <w:rPr>
+                <w:noProof/>
+                <w:lang w:val="es-GT"/>
+              </w:rPr>
+            </w:pPr>
+            <w:r>
+              <w:rPr>
+                <w:noProof/>
+                <w:lang w:val="es-GT"/>
+              </w:rPr>
+              <w:t>Santiago Alexánder Pocón</w:t>
+            </w:r>
+          </w:p>
+        </w:tc>
+        <w:tc>
+          <w:tcPr>
+            <w:tcW w:w="1170" w:type="dxa"/>
+            <w:tcBorders>
+              <w:top w:val="single" w:sz="6" w:space="0" w:color="auto"/>
+              <w:bottom w:val="single" w:sz="6" w:space="0" w:color="auto"/>
+            </w:tcBorders>
+          </w:tcPr>
+          <w:p>
+            <w:pPr>
+              <w:spacing w:before="40" w:after="40"/>
+              <w:rPr>
+                <w:noProof/>
+                <w:lang w:val="es-GT"/>
+              </w:rPr>
+            </w:pPr>
+            <w:r>
+              <w:rPr>
+                <w:noProof/>
+                <w:lang w:val="es-GT"/>
+              </w:rPr>
+              <w:t>16/07/2026</w:t>
+            </w:r>
+          </w:p>
+        </w:tc>
+        <w:tc>
+          <w:tcPr>
+            <w:tcW w:w="4149" w:type="dxa"/>
+            <w:tcBorders>
+              <w:top w:val="single" w:sz="6" w:space="0" w:color="auto"/>
+              <w:bottom w:val="single" w:sz="6" w:space="0" w:color="auto"/>
+            </w:tcBorders>
+          </w:tcPr>
+          <w:p>
+            <w:pPr>
+              <w:spacing w:before="40" w:after="40"/>
+              <w:rPr>
+                <w:noProof/>
+                <w:lang w:val="es-GT"/>
+              </w:rPr>
+            </w:pPr>
+            <w:r>
+              <w:rPr>
+                <w:noProof/>
+                <w:lang w:val="es-GT"/>
+              </w:rPr>
+              <w:t>Revisión del documento</w:t>
+            </w:r>
+          </w:p>
+        </w:tc>
+        <w:tc>
+          <w:tcPr>
+            <w:tcW w:w="1134" w:type="dxa"/>
+            <w:tcBorders>
+              <w:top w:val="single" w:sz="6" w:space="0" w:color="auto"/>
               <w:bottom w:val="single" w:sz="6" w:space="0" w:color="auto"/>
               <w:right w:val="thickThinSmallGap" w:sz="24" w:space="0" w:color="auto"/>
             </w:tcBorders>
@@ -467,82 +571,6 @@
               <w:top w:val="single" w:sz="6" w:space="0" w:color="auto"/>
               <w:left w:val="thinThickSmallGap" w:sz="24" w:space="0" w:color="auto"/>
               <w:bottom w:val="single" w:sz="6" w:space="0" w:color="auto"/>
-            </w:tcBorders>
-          </w:tcPr>
-          <w:p>
-            <w:pPr>
-              <w:spacing w:before="40" w:after="40"/>
-              <w:rPr>
-                <w:noProof/>
-                <w:lang w:val="es-GT"/>
-              </w:rPr>
-            </w:pPr>
-          </w:p>
-        </w:tc>
-        <w:tc>
-          <w:tcPr>
-            <w:tcW w:w="1170" w:type="dxa"/>
-            <w:tcBorders>
-              <w:top w:val="single" w:sz="6" w:space="0" w:color="auto"/>
-              <w:bottom w:val="single" w:sz="6" w:space="0" w:color="auto"/>
-            </w:tcBorders>
-          </w:tcPr>
-          <w:p>
-            <w:pPr>
-              <w:spacing w:before="40" w:after="40"/>
-              <w:rPr>
-                <w:noProof/>
-                <w:lang w:val="es-GT"/>
-              </w:rPr>
-            </w:pPr>
-          </w:p>
-        </w:tc>
-        <w:tc>
-          <w:tcPr>
-            <w:tcW w:w="4149" w:type="dxa"/>
-            <w:tcBorders>
-              <w:top w:val="single" w:sz="6" w:space="0" w:color="auto"/>
-              <w:bottom w:val="single" w:sz="6" w:space="0" w:color="auto"/>
-            </w:tcBorders>
-          </w:tcPr>
-          <w:p>
-            <w:pPr>
-              <w:spacing w:before="40" w:after="40"/>
-              <w:rPr>
-                <w:noProof/>
-                <w:lang w:val="es-GT"/>
-              </w:rPr>
-            </w:pPr>
-          </w:p>
-        </w:tc>
-        <w:tc>
-          <w:tcPr>
-            <w:tcW w:w="1134" w:type="dxa"/>
-            <w:tcBorders>
-              <w:top w:val="single" w:sz="6" w:space="0" w:color="auto"/>
-              <w:bottom w:val="single" w:sz="6" w:space="0" w:color="auto"/>
-              <w:right w:val="thickThinSmallGap" w:sz="24" w:space="0" w:color="auto"/>
-            </w:tcBorders>
-          </w:tcPr>
-          <w:p>
-            <w:pPr>
-              <w:spacing w:before="40" w:after="40"/>
-              <w:rPr>
-                <w:noProof/>
-                <w:lang w:val="es-GT"/>
-              </w:rPr>
-            </w:pPr>
-          </w:p>
-        </w:tc>
-      </w:tr>
-      <w:tr>
-        <w:tc>
-          <w:tcPr>
-            <w:tcW w:w="2160" w:type="dxa"/>
-            <w:tcBorders>
-              <w:top w:val="single" w:sz="6" w:space="0" w:color="auto"/>
-              <w:left w:val="thinThickSmallGap" w:sz="24" w:space="0" w:color="auto"/>
-              <w:bottom w:val="single" w:sz="6" w:space="0" w:color="auto"/>
               <w:right w:val="single" w:sz="6" w:space="0" w:color="auto"/>
             </w:tcBorders>
           </w:tcPr>
@@ -554,6 +582,13 @@
                 <w:lang w:val="es-GT"/>
               </w:rPr>
             </w:pPr>
+            <w:r>
+              <w:rPr>
+                <w:noProof/>
+                <w:lang w:val="es-GT"/>
+              </w:rPr>
+              <w:t>Grupo 1 Análisis de Sistemas</w:t>
+            </w:r>
           </w:p>
         </w:tc>
         <w:tc>
@@ -574,6 +609,13 @@
                 <w:lang w:val="es-GT"/>
               </w:rPr>
             </w:pPr>
+            <w:r>
+              <w:rPr>
+                <w:noProof/>
+                <w:lang w:val="es-GT"/>
+              </w:rPr>
+              <w:t>07/10/20</w:t>
+            </w:r>
           </w:p>
         </w:tc>
         <w:tc>
@@ -594,6 +636,13 @@
                 <w:lang w:val="es-GT"/>
               </w:rPr>
             </w:pPr>
+            <w:r>
+              <w:rPr>
+                <w:noProof/>
+                <w:lang w:val="es-GT"/>
+              </w:rPr>
+              <w:t>Se agregarón especificaciones acerca de lo que se muestra en pantalla</w:t>
+            </w:r>
           </w:p>
         </w:tc>
         <w:tc>
@@ -614,6 +663,13 @@
                 <w:lang w:val="es-GT"/>
               </w:rPr>
             </w:pPr>
+            <w:r>
+              <w:rPr>
+                <w:noProof/>
+                <w:lang w:val="es-GT"/>
+              </w:rPr>
+              <w:t>1.0</w:t>
+            </w:r>
           </w:p>
         </w:tc>
       </w:tr>
@@ -881,7 +937,7 @@
     </w:p>
     <w:p>
       <w:pPr>
-        <w:pStyle w:val="Heading1"/>
+        <w:pStyle w:val="Ttulo1"/>
         <w:numPr>
           <w:ilvl w:val="0"/>
           <w:numId w:val="17"/>
@@ -911,7 +967,7 @@
     </w:p>
     <w:p>
       <w:pPr>
-        <w:pStyle w:val="Heading2"/>
+        <w:pStyle w:val="Ttulo2"/>
         <w:numPr>
           <w:ilvl w:val="1"/>
           <w:numId w:val="17"/>
@@ -950,7 +1006,7 @@
     </w:p>
     <w:p>
       <w:pPr>
-        <w:pStyle w:val="Heading1"/>
+        <w:pStyle w:val="Ttulo1"/>
         <w:numPr>
           <w:ilvl w:val="0"/>
           <w:numId w:val="17"/>
@@ -980,7 +1036,7 @@
     </w:p>
     <w:p>
       <w:pPr>
-        <w:pStyle w:val="Heading2"/>
+        <w:pStyle w:val="Ttulo2"/>
         <w:numPr>
           <w:ilvl w:val="1"/>
           <w:numId w:val="17"/>
@@ -1060,7 +1116,7 @@
     </w:p>
     <w:p>
       <w:pPr>
-        <w:pStyle w:val="Heading2"/>
+        <w:pStyle w:val="Ttulo2"/>
         <w:numPr>
           <w:ilvl w:val="1"/>
           <w:numId w:val="17"/>
@@ -1140,7 +1196,7 @@
     </w:p>
     <w:p>
       <w:pPr>
-        <w:pStyle w:val="Heading2"/>
+        <w:pStyle w:val="Ttulo2"/>
         <w:numPr>
           <w:ilvl w:val="1"/>
           <w:numId w:val="17"/>
@@ -2005,7 +2061,7 @@
     </w:p>
     <w:p>
       <w:pPr>
-        <w:pStyle w:val="Heading2"/>
+        <w:pStyle w:val="Ttulo2"/>
         <w:numPr>
           <w:ilvl w:val="1"/>
           <w:numId w:val="17"/>
@@ -2426,7 +2482,7 @@
     </w:p>
     <w:p>
       <w:pPr>
-        <w:pStyle w:val="Heading2"/>
+        <w:pStyle w:val="Ttulo2"/>
         <w:numPr>
           <w:ilvl w:val="1"/>
           <w:numId w:val="17"/>
@@ -2487,7 +2543,7 @@
     </w:p>
     <w:p>
       <w:pPr>
-        <w:pStyle w:val="Heading1"/>
+        <w:pStyle w:val="Ttulo1"/>
         <w:numPr>
           <w:ilvl w:val="0"/>
           <w:numId w:val="17"/>
@@ -2563,7 +2619,7 @@
     </w:p>
     <w:p>
       <w:pPr>
-        <w:pStyle w:val="Heading1"/>
+        <w:pStyle w:val="Ttulo1"/>
         <w:numPr>
           <w:ilvl w:val="0"/>
           <w:numId w:val="17"/>
@@ -2856,7 +2912,7 @@
 </file>
 
 <file path=word/endnotes.xml><?xml version="1.0" encoding="utf-8"?>
-<w:endnotes xmlns:wpc="http://schemas.microsoft.com/office/word/2010/wordprocessingCanvas" xmlns:cx="http://schemas.microsoft.com/office/drawing/2014/chartex" xmlns:cx1="http://schemas.microsoft.com/office/drawing/2015/9/8/chartex" xmlns:cx2="http://schemas.microsoft.com/office/drawing/2015/10/21/chartex" xmlns:cx3="http://schemas.microsoft.com/office/drawing/2016/5/9/chartex" xmlns:cx4="http://schemas.microsoft.com/office/drawing/2016/5/10/chartex" xmlns:cx5="http://schemas.microsoft.com/office/drawing/2016/5/11/chartex" xmlns:cx6="http://schemas.microsoft.com/office/drawing/2016/5/12/chartex" xmlns:cx7="http://schemas.microsoft.com/office/drawing/2016/5/13/chartex" xmlns:cx8="http://schemas.microsoft.com/office/drawing/2016/5/14/chartex" xmlns:mc="http://schemas.openxmlformats.org/markup-compatibility/2006" xmlns:aink="http://schemas.microsoft.com/office/drawing/2016/ink" xmlns:am3d="http://schemas.microsoft.com/office/drawing/2017/model3d" xmlns:o="urn:schemas-microsoft-com:office:office" xmlns:r="http://schemas.openxmlformats.org/officeDocument/2006/relationships" xmlns:m="http://schemas.openxmlformats.org/officeDocument/2006/math" xmlns:v="urn:schemas-microsoft-com:vml" xmlns:wp14="http://schemas.microsoft.com/office/word/2010/wordprocessingDrawing" xmlns:wp="http://schemas.openxmlformats.org/drawingml/2006/wordprocessingDrawing" xmlns:w10="urn:schemas-microsoft-com:office:word" xmlns:w="http://schemas.openxmlformats.org/wordprocessingml/2006/main" xmlns:w14="http://schemas.microsoft.com/office/word/2010/wordml" xmlns:w15="http://schemas.microsoft.com/office/word/2012/wordml" xmlns:w16cex="http://schemas.microsoft.com/office/word/2018/wordml/cex" xmlns:w16cid="http://schemas.microsoft.com/office/word/2016/wordml/cid" xmlns:w16="http://schemas.microsoft.com/office/word/2018/wordml" xmlns:w16sdtdh="http://schemas.microsoft.com/office/word/2020/wordml/sdtdatahash" xmlns:w16se="http://schemas.microsoft.com/office/word/2015/wordml/symex" xmlns:wpg="http://schemas.microsoft.com/office/word/2010/wordprocessingGroup" xmlns:wpi="http://schemas.microsoft.com/office/word/2010/wordprocessingInk" xmlns:wne="http://schemas.microsoft.com/office/word/2006/wordml" xmlns:wps="http://schemas.microsoft.com/office/word/2010/wordprocessingShape" mc:Ignorable="w14 w15 w16se w16cid w16 w16cex w16sdtdh wp14">
+<w:endnotes xmlns:wpc="http://schemas.microsoft.com/office/word/2010/wordprocessingCanvas" xmlns:cx="http://schemas.microsoft.com/office/drawing/2014/chartex" xmlns:cx1="http://schemas.microsoft.com/office/drawing/2015/9/8/chartex" xmlns:cx2="http://schemas.microsoft.com/office/drawing/2015/10/21/chartex" xmlns:cx3="http://schemas.microsoft.com/office/drawing/2016/5/9/chartex" xmlns:cx4="http://schemas.microsoft.com/office/drawing/2016/5/10/chartex" xmlns:cx5="http://schemas.microsoft.com/office/drawing/2016/5/11/chartex" xmlns:cx6="http://schemas.microsoft.com/office/drawing/2016/5/12/chartex" xmlns:cx7="http://schemas.microsoft.com/office/drawing/2016/5/13/chartex" xmlns:cx8="http://schemas.microsoft.com/office/drawing/2016/5/14/chartex" xmlns:mc="http://schemas.openxmlformats.org/markup-compatibility/2006" xmlns:aink="http://schemas.microsoft.com/office/drawing/2016/ink" xmlns:am3d="http://schemas.microsoft.com/office/drawing/2017/model3d" xmlns:o="urn:schemas-microsoft-com:office:office" xmlns:oel="http://schemas.microsoft.com/office/2019/extlst" xmlns:r="http://schemas.openxmlformats.org/officeDocument/2006/relationships" xmlns:m="http://schemas.openxmlformats.org/officeDocument/2006/math" xmlns:v="urn:schemas-microsoft-com:vml" xmlns:wp14="http://schemas.microsoft.com/office/word/2010/wordprocessingDrawing" xmlns:wp="http://schemas.openxmlformats.org/drawingml/2006/wordprocessingDrawing" xmlns:w10="urn:schemas-microsoft-com:office:word" xmlns:w="http://schemas.openxmlformats.org/wordprocessingml/2006/main" xmlns:w14="http://schemas.microsoft.com/office/word/2010/wordml" xmlns:w15="http://schemas.microsoft.com/office/word/2012/wordml" xmlns:w16cex="http://schemas.microsoft.com/office/word/2018/wordml/cex" xmlns:w16cid="http://schemas.microsoft.com/office/word/2016/wordml/cid" xmlns:w16="http://schemas.microsoft.com/office/word/2018/wordml" xmlns:w16du="http://schemas.microsoft.com/office/word/2023/wordml/word16du" xmlns:w16sdtdh="http://schemas.microsoft.com/office/word/2020/wordml/sdtdatahash" xmlns:w16sdtfl="http://schemas.microsoft.com/office/word/2024/wordml/sdtformatlock" xmlns:w16se="http://schemas.microsoft.com/office/word/2015/wordml/symex" xmlns:wpg="http://schemas.microsoft.com/office/word/2010/wordprocessingGroup" xmlns:wpi="http://schemas.microsoft.com/office/word/2010/wordprocessingInk" xmlns:wne="http://schemas.microsoft.com/office/word/2006/wordml" xmlns:wps="http://schemas.microsoft.com/office/word/2010/wordprocessingShape" mc:Ignorable="w14 w15 w16se w16cid w16 w16cex w16sdtdh w16sdtfl w16du wp14">
   <w:endnote w:type="separator" w:id="-1">
     <w:p>
       <w:r>
@@ -2875,7 +2931,7 @@
 </file>
 
 <file path=word/footnotes.xml><?xml version="1.0" encoding="utf-8"?>
-<w:footnotes xmlns:wpc="http://schemas.microsoft.com/office/word/2010/wordprocessingCanvas" xmlns:cx="http://schemas.microsoft.com/office/drawing/2014/chartex" xmlns:cx1="http://schemas.microsoft.com/office/drawing/2015/9/8/chartex" xmlns:cx2="http://schemas.microsoft.com/office/drawing/2015/10/21/chartex" xmlns:cx3="http://schemas.microsoft.com/office/drawing/2016/5/9/chartex" xmlns:cx4="http://schemas.microsoft.com/office/drawing/2016/5/10/chartex" xmlns:cx5="http://schemas.microsoft.com/office/drawing/2016/5/11/chartex" xmlns:cx6="http://schemas.microsoft.com/office/drawing/2016/5/12/chartex" xmlns:cx7="http://schemas.microsoft.com/office/drawing/2016/5/13/chartex" xmlns:cx8="http://schemas.microsoft.com/office/drawing/2016/5/14/chartex" xmlns:mc="http://schemas.openxmlformats.org/markup-compatibility/2006" xmlns:aink="http://schemas.microsoft.com/office/drawing/2016/ink" xmlns:am3d="http://schemas.microsoft.com/office/drawing/2017/model3d" xmlns:o="urn:schemas-microsoft-com:office:office" xmlns:r="http://schemas.openxmlformats.org/officeDocument/2006/relationships" xmlns:m="http://schemas.openxmlformats.org/officeDocument/2006/math" xmlns:v="urn:schemas-microsoft-com:vml" xmlns:wp14="http://schemas.microsoft.com/office/word/2010/wordprocessingDrawing" xmlns:wp="http://schemas.openxmlformats.org/drawingml/2006/wordprocessingDrawing" xmlns:w10="urn:schemas-microsoft-com:office:word" xmlns:w="http://schemas.openxmlformats.org/wordprocessingml/2006/main" xmlns:w14="http://schemas.microsoft.com/office/word/2010/wordml" xmlns:w15="http://schemas.microsoft.com/office/word/2012/wordml" xmlns:w16cex="http://schemas.microsoft.com/office/word/2018/wordml/cex" xmlns:w16cid="http://schemas.microsoft.com/office/word/2016/wordml/cid" xmlns:w16="http://schemas.microsoft.com/office/word/2018/wordml" xmlns:w16sdtdh="http://schemas.microsoft.com/office/word/2020/wordml/sdtdatahash" xmlns:w16se="http://schemas.microsoft.com/office/word/2015/wordml/symex" xmlns:wpg="http://schemas.microsoft.com/office/word/2010/wordprocessingGroup" xmlns:wpi="http://schemas.microsoft.com/office/word/2010/wordprocessingInk" xmlns:wne="http://schemas.microsoft.com/office/word/2006/wordml" xmlns:wps="http://schemas.microsoft.com/office/word/2010/wordprocessingShape" mc:Ignorable="w14 w15 w16se w16cid w16 w16cex w16sdtdh wp14">
+<w:footnotes xmlns:wpc="http://schemas.microsoft.com/office/word/2010/wordprocessingCanvas" xmlns:cx="http://schemas.microsoft.com/office/drawing/2014/chartex" xmlns:cx1="http://schemas.microsoft.com/office/drawing/2015/9/8/chartex" xmlns:cx2="http://schemas.microsoft.com/office/drawing/2015/10/21/chartex" xmlns:cx3="http://schemas.microsoft.com/office/drawing/2016/5/9/chartex" xmlns:cx4="http://schemas.microsoft.com/office/drawing/2016/5/10/chartex" xmlns:cx5="http://schemas.microsoft.com/office/drawing/2016/5/11/chartex" xmlns:cx6="http://schemas.microsoft.com/office/drawing/2016/5/12/chartex" xmlns:cx7="http://schemas.microsoft.com/office/drawing/2016/5/13/chartex" xmlns:cx8="http://schemas.microsoft.com/office/drawing/2016/5/14/chartex" xmlns:mc="http://schemas.openxmlformats.org/markup-compatibility/2006" xmlns:aink="http://schemas.microsoft.com/office/drawing/2016/ink" xmlns:am3d="http://schemas.microsoft.com/office/drawing/2017/model3d" xmlns:o="urn:schemas-microsoft-com:office:office" xmlns:oel="http://schemas.microsoft.com/office/2019/extlst" xmlns:r="http://schemas.openxmlformats.org/officeDocument/2006/relationships" xmlns:m="http://schemas.openxmlformats.org/officeDocument/2006/math" xmlns:v="urn:schemas-microsoft-com:vml" xmlns:wp14="http://schemas.microsoft.com/office/word/2010/wordprocessingDrawing" xmlns:wp="http://schemas.openxmlformats.org/drawingml/2006/wordprocessingDrawing" xmlns:w10="urn:schemas-microsoft-com:office:word" xmlns:w="http://schemas.openxmlformats.org/wordprocessingml/2006/main" xmlns:w14="http://schemas.microsoft.com/office/word/2010/wordml" xmlns:w15="http://schemas.microsoft.com/office/word/2012/wordml" xmlns:w16cex="http://schemas.microsoft.com/office/word/2018/wordml/cex" xmlns:w16cid="http://schemas.microsoft.com/office/word/2016/wordml/cid" xmlns:w16="http://schemas.microsoft.com/office/word/2018/wordml" xmlns:w16du="http://schemas.microsoft.com/office/word/2023/wordml/word16du" xmlns:w16sdtdh="http://schemas.microsoft.com/office/word/2020/wordml/sdtdatahash" xmlns:w16sdtfl="http://schemas.microsoft.com/office/word/2024/wordml/sdtformatlock" xmlns:w16se="http://schemas.microsoft.com/office/word/2015/wordml/symex" xmlns:wpg="http://schemas.microsoft.com/office/word/2010/wordprocessingGroup" xmlns:wpi="http://schemas.microsoft.com/office/word/2010/wordprocessingInk" xmlns:wne="http://schemas.microsoft.com/office/word/2006/wordml" xmlns:wps="http://schemas.microsoft.com/office/word/2010/wordprocessingShape" mc:Ignorable="w14 w15 w16se w16cid w16 w16cex w16sdtdh w16sdtfl w16du wp14">
   <w:footnote w:type="separator" w:id="-1">
     <w:p>
       <w:r>
@@ -2894,7 +2950,7 @@
 </file>
 
 <file path=word/numbering.xml><?xml version="1.0" encoding="utf-8"?>
-<w:numbering xmlns:wpc="http://schemas.microsoft.com/office/word/2010/wordprocessingCanvas" xmlns:cx="http://schemas.microsoft.com/office/drawing/2014/chartex" xmlns:cx1="http://schemas.microsoft.com/office/drawing/2015/9/8/chartex" xmlns:cx2="http://schemas.microsoft.com/office/drawing/2015/10/21/chartex" xmlns:cx3="http://schemas.microsoft.com/office/drawing/2016/5/9/chartex" xmlns:cx4="http://schemas.microsoft.com/office/drawing/2016/5/10/chartex" xmlns:cx5="http://schemas.microsoft.com/office/drawing/2016/5/11/chartex" xmlns:cx6="http://schemas.microsoft.com/office/drawing/2016/5/12/chartex" xmlns:cx7="http://schemas.microsoft.com/office/drawing/2016/5/13/chartex" xmlns:cx8="http://schemas.microsoft.com/office/drawing/2016/5/14/chartex" xmlns:mc="http://schemas.openxmlformats.org/markup-compatibility/2006" xmlns:aink="http://schemas.microsoft.com/office/drawing/2016/ink" xmlns:am3d="http://schemas.microsoft.com/office/drawing/2017/model3d" xmlns:o="urn:schemas-microsoft-com:office:office" xmlns:r="http://schemas.openxmlformats.org/officeDocument/2006/relationships" xmlns:m="http://schemas.openxmlformats.org/officeDocument/2006/math" xmlns:v="urn:schemas-microsoft-com:vml" xmlns:wp14="http://schemas.microsoft.com/office/word/2010/wordprocessingDrawing" xmlns:wp="http://schemas.openxmlformats.org/drawingml/2006/wordprocessingDrawing" xmlns:w10="urn:schemas-microsoft-com:office:word" xmlns:w="http://schemas.openxmlformats.org/wordprocessingml/2006/main" xmlns:w14="http://schemas.microsoft.com/office/word/2010/wordml" xmlns:w15="http://schemas.microsoft.com/office/word/2012/wordml" xmlns:w16cex="http://schemas.microsoft.com/office/word/2018/wordml/cex" xmlns:w16cid="http://schemas.microsoft.com/office/word/2016/wordml/cid" xmlns:w16="http://schemas.microsoft.com/office/word/2018/wordml" xmlns:w16sdtdh="http://schemas.microsoft.com/office/word/2020/wordml/sdtdatahash" xmlns:w16se="http://schemas.microsoft.com/office/word/2015/wordml/symex" xmlns:wpg="http://schemas.microsoft.com/office/word/2010/wordprocessingGroup" xmlns:wpi="http://schemas.microsoft.com/office/word/2010/wordprocessingInk" xmlns:wne="http://schemas.microsoft.com/office/word/2006/wordml" xmlns:wps="http://schemas.microsoft.com/office/word/2010/wordprocessingShape" mc:Ignorable="w14 w15 w16se w16cid w16 w16cex w16sdtdh wp14">
+<w:numbering xmlns:wpc="http://schemas.microsoft.com/office/word/2010/wordprocessingCanvas" xmlns:cx="http://schemas.microsoft.com/office/drawing/2014/chartex" xmlns:cx1="http://schemas.microsoft.com/office/drawing/2015/9/8/chartex" xmlns:cx2="http://schemas.microsoft.com/office/drawing/2015/10/21/chartex" xmlns:cx3="http://schemas.microsoft.com/office/drawing/2016/5/9/chartex" xmlns:cx4="http://schemas.microsoft.com/office/drawing/2016/5/10/chartex" xmlns:cx5="http://schemas.microsoft.com/office/drawing/2016/5/11/chartex" xmlns:cx6="http://schemas.microsoft.com/office/drawing/2016/5/12/chartex" xmlns:cx7="http://schemas.microsoft.com/office/drawing/2016/5/13/chartex" xmlns:cx8="http://schemas.microsoft.com/office/drawing/2016/5/14/chartex" xmlns:mc="http://schemas.openxmlformats.org/markup-compatibility/2006" xmlns:aink="http://schemas.microsoft.com/office/drawing/2016/ink" xmlns:am3d="http://schemas.microsoft.com/office/drawing/2017/model3d" xmlns:o="urn:schemas-microsoft-com:office:office" xmlns:oel="http://schemas.microsoft.com/office/2019/extlst" xmlns:r="http://schemas.openxmlformats.org/officeDocument/2006/relationships" xmlns:m="http://schemas.openxmlformats.org/officeDocument/2006/math" xmlns:v="urn:schemas-microsoft-com:vml" xmlns:wp14="http://schemas.microsoft.com/office/word/2010/wordprocessingDrawing" xmlns:wp="http://schemas.openxmlformats.org/drawingml/2006/wordprocessingDrawing" xmlns:w10="urn:schemas-microsoft-com:office:word" xmlns:w="http://schemas.openxmlformats.org/wordprocessingml/2006/main" xmlns:w14="http://schemas.microsoft.com/office/word/2010/wordml" xmlns:w15="http://schemas.microsoft.com/office/word/2012/wordml" xmlns:w16cex="http://schemas.microsoft.com/office/word/2018/wordml/cex" xmlns:w16cid="http://schemas.microsoft.com/office/word/2016/wordml/cid" xmlns:w16="http://schemas.microsoft.com/office/word/2018/wordml" xmlns:w16du="http://schemas.microsoft.com/office/word/2023/wordml/word16du" xmlns:w16sdtdh="http://schemas.microsoft.com/office/word/2020/wordml/sdtdatahash" xmlns:w16sdtfl="http://schemas.microsoft.com/office/word/2024/wordml/sdtformatlock" xmlns:w16se="http://schemas.microsoft.com/office/word/2015/wordml/symex" xmlns:wpg="http://schemas.microsoft.com/office/word/2010/wordprocessingGroup" xmlns:wpi="http://schemas.microsoft.com/office/word/2010/wordprocessingInk" xmlns:wne="http://schemas.microsoft.com/office/word/2006/wordml" xmlns:wps="http://schemas.microsoft.com/office/word/2010/wordprocessingShape" mc:Ignorable="w14 w15 w16se w16cid w16 w16cex w16sdtdh w16sdtfl w16du wp14">
   <w:abstractNum w:abstractNumId="0" w15:restartNumberingAfterBreak="0">
     <w:nsid w:val="02F81A67"/>
     <w:multiLevelType w:val="multilevel"/>
@@ -5080,86 +5136,86 @@
       </w:pPr>
     </w:lvl>
   </w:abstractNum>
-  <w:num w:numId="1">
+  <w:num w:numId="1" w16cid:durableId="1355423060">
     <w:abstractNumId w:val="14"/>
   </w:num>
-  <w:num w:numId="2">
+  <w:num w:numId="2" w16cid:durableId="1477839519">
     <w:abstractNumId w:val="2"/>
   </w:num>
-  <w:num w:numId="3">
+  <w:num w:numId="3" w16cid:durableId="2119525609">
     <w:abstractNumId w:val="0"/>
   </w:num>
-  <w:num w:numId="4">
+  <w:num w:numId="4" w16cid:durableId="189295488">
     <w:abstractNumId w:val="12"/>
   </w:num>
-  <w:num w:numId="5">
+  <w:num w:numId="5" w16cid:durableId="645933129">
     <w:abstractNumId w:val="9"/>
   </w:num>
-  <w:num w:numId="6">
+  <w:num w:numId="6" w16cid:durableId="932281421">
     <w:abstractNumId w:val="8"/>
   </w:num>
-  <w:num w:numId="7">
+  <w:num w:numId="7" w16cid:durableId="1082726577">
     <w:abstractNumId w:val="5"/>
   </w:num>
-  <w:num w:numId="8">
+  <w:num w:numId="8" w16cid:durableId="559293488">
     <w:abstractNumId w:val="7"/>
   </w:num>
-  <w:num w:numId="9">
+  <w:num w:numId="9" w16cid:durableId="1779065007">
     <w:abstractNumId w:val="10"/>
   </w:num>
-  <w:num w:numId="10">
+  <w:num w:numId="10" w16cid:durableId="1476484646">
     <w:abstractNumId w:val="23"/>
   </w:num>
-  <w:num w:numId="11">
+  <w:num w:numId="11" w16cid:durableId="1395202234">
     <w:abstractNumId w:val="16"/>
   </w:num>
-  <w:num w:numId="12">
+  <w:num w:numId="12" w16cid:durableId="921527791">
     <w:abstractNumId w:val="1"/>
   </w:num>
-  <w:num w:numId="13">
+  <w:num w:numId="13" w16cid:durableId="1029642091">
     <w:abstractNumId w:val="11"/>
   </w:num>
-  <w:num w:numId="14">
+  <w:num w:numId="14" w16cid:durableId="1122188390">
     <w:abstractNumId w:val="19"/>
   </w:num>
-  <w:num w:numId="15">
+  <w:num w:numId="15" w16cid:durableId="10452680">
     <w:abstractNumId w:val="22"/>
   </w:num>
-  <w:num w:numId="16">
+  <w:num w:numId="16" w16cid:durableId="1070351121">
     <w:abstractNumId w:val="21"/>
   </w:num>
-  <w:num w:numId="17">
+  <w:num w:numId="17" w16cid:durableId="1390376829">
     <w:abstractNumId w:val="24"/>
   </w:num>
-  <w:num w:numId="18">
+  <w:num w:numId="18" w16cid:durableId="1883446581">
     <w:abstractNumId w:val="4"/>
   </w:num>
-  <w:num w:numId="19">
+  <w:num w:numId="19" w16cid:durableId="657805358">
     <w:abstractNumId w:val="13"/>
   </w:num>
-  <w:num w:numId="20">
+  <w:num w:numId="20" w16cid:durableId="669797858">
     <w:abstractNumId w:val="17"/>
   </w:num>
-  <w:num w:numId="21">
+  <w:num w:numId="21" w16cid:durableId="1054889574">
     <w:abstractNumId w:val="6"/>
   </w:num>
-  <w:num w:numId="22">
+  <w:num w:numId="22" w16cid:durableId="1848909412">
     <w:abstractNumId w:val="3"/>
   </w:num>
-  <w:num w:numId="23">
+  <w:num w:numId="23" w16cid:durableId="731805939">
     <w:abstractNumId w:val="20"/>
   </w:num>
-  <w:num w:numId="24">
+  <w:num w:numId="24" w16cid:durableId="630672102">
     <w:abstractNumId w:val="15"/>
   </w:num>
-  <w:num w:numId="25">
+  <w:num w:numId="25" w16cid:durableId="2071806005">
     <w:abstractNumId w:val="18"/>
   </w:num>
 </w:numbering>
 </file>
 
 <file path=word/styles.xml><?xml version="1.0" encoding="utf-8"?>
-<w:styles xmlns:mc="http://schemas.openxmlformats.org/markup-compatibility/2006" xmlns:r="http://schemas.openxmlformats.org/officeDocument/2006/relationships" xmlns:w="http://schemas.openxmlformats.org/wordprocessingml/2006/main" xmlns:w14="http://schemas.microsoft.com/office/word/2010/wordml" xmlns:w15="http://schemas.microsoft.com/office/word/2012/wordml" xmlns:w16cex="http://schemas.microsoft.com/office/word/2018/wordml/cex" xmlns:w16cid="http://schemas.microsoft.com/office/word/2016/wordml/cid" xmlns:w16="http://schemas.microsoft.com/office/word/2018/wordml" xmlns:w16sdtdh="http://schemas.microsoft.com/office/word/2020/wordml/sdtdatahash" xmlns:w16se="http://schemas.microsoft.com/office/word/2015/wordml/symex" mc:Ignorable="w14 w15 w16se w16cid w16 w16cex w16sdtdh">
+<w:styles xmlns:mc="http://schemas.openxmlformats.org/markup-compatibility/2006" xmlns:r="http://schemas.openxmlformats.org/officeDocument/2006/relationships" xmlns:w="http://schemas.openxmlformats.org/wordprocessingml/2006/main" xmlns:w14="http://schemas.microsoft.com/office/word/2010/wordml" xmlns:w15="http://schemas.microsoft.com/office/word/2012/wordml" xmlns:w16cex="http://schemas.microsoft.com/office/word/2018/wordml/cex" xmlns:w16cid="http://schemas.microsoft.com/office/word/2016/wordml/cid" xmlns:w16="http://schemas.microsoft.com/office/word/2018/wordml" xmlns:w16du="http://schemas.microsoft.com/office/word/2023/wordml/word16du" xmlns:w16sdtdh="http://schemas.microsoft.com/office/word/2020/wordml/sdtdatahash" xmlns:w16sdtfl="http://schemas.microsoft.com/office/word/2024/wordml/sdtformatlock" xmlns:w16se="http://schemas.microsoft.com/office/word/2015/wordml/symex" mc:Ignorable="w14 w15 w16se w16cid w16 w16cex w16sdtdh w16sdtfl w16du">
   <w:docDefaults>
     <w:rPrDefault>
       <w:rPr>
@@ -5463,7 +5519,7 @@
       <w:lang w:val="es-ES" w:eastAsia="es-ES"/>
     </w:rPr>
   </w:style>
-  <w:style w:type="paragraph" w:styleId="Heading1">
+  <w:style w:type="paragraph" w:styleId="Ttulo1">
     <w:name w:val="heading 1"/>
     <w:basedOn w:val="Normal"/>
     <w:qFormat/>
@@ -5480,7 +5536,7 @@
       <w:szCs w:val="48"/>
     </w:rPr>
   </w:style>
-  <w:style w:type="paragraph" w:styleId="Heading2">
+  <w:style w:type="paragraph" w:styleId="Ttulo2">
     <w:name w:val="heading 2"/>
     <w:basedOn w:val="Normal"/>
     <w:qFormat/>
@@ -5496,13 +5552,13 @@
       <w:szCs w:val="36"/>
     </w:rPr>
   </w:style>
-  <w:style w:type="character" w:default="1" w:styleId="DefaultParagraphFont">
+  <w:style w:type="character" w:default="1" w:styleId="Fuentedeprrafopredeter">
     <w:name w:val="Default Paragraph Font"/>
     <w:uiPriority w:val="1"/>
     <w:semiHidden/>
     <w:unhideWhenUsed/>
   </w:style>
-  <w:style w:type="table" w:default="1" w:styleId="TableNormal">
+  <w:style w:type="table" w:default="1" w:styleId="Tablanormal">
     <w:name w:val="Normal Table"/>
     <w:uiPriority w:val="99"/>
     <w:semiHidden/>
@@ -5517,7 +5573,7 @@
       </w:tblCellMar>
     </w:tblPr>
   </w:style>
-  <w:style w:type="numbering" w:default="1" w:styleId="NoList">
+  <w:style w:type="numbering" w:default="1" w:styleId="Sinlista">
     <w:name w:val="No List"/>
     <w:uiPriority w:val="99"/>
     <w:semiHidden/>
@@ -5531,7 +5587,7 @@
       <w:spacing w:before="100" w:beforeAutospacing="1" w:after="100" w:afterAutospacing="1"/>
     </w:pPr>
   </w:style>
-  <w:style w:type="paragraph" w:styleId="TOC1">
+  <w:style w:type="paragraph" w:styleId="TDC1">
     <w:name w:val="toc 1"/>
     <w:basedOn w:val="Normal"/>
     <w:rsid w:val="000D097C"/>
@@ -5539,7 +5595,7 @@
       <w:spacing w:before="100" w:beforeAutospacing="1" w:after="100" w:afterAutospacing="1"/>
     </w:pPr>
   </w:style>
-  <w:style w:type="character" w:styleId="Hyperlink">
+  <w:style w:type="character" w:styleId="Hipervnculo">
     <w:name w:val="Hyperlink"/>
     <w:rsid w:val="000D097C"/>
     <w:rPr>
@@ -5547,7 +5603,7 @@
       <w:u w:val="single"/>
     </w:rPr>
   </w:style>
-  <w:style w:type="paragraph" w:styleId="TOC2">
+  <w:style w:type="paragraph" w:styleId="TDC2">
     <w:name w:val="toc 2"/>
     <w:basedOn w:val="Normal"/>
     <w:rsid w:val="000D097C"/>
@@ -5555,7 +5611,7 @@
       <w:spacing w:before="100" w:beforeAutospacing="1" w:after="100" w:afterAutospacing="1"/>
     </w:pPr>
   </w:style>
-  <w:style w:type="paragraph" w:styleId="BodyTextIndent3">
+  <w:style w:type="paragraph" w:styleId="Sangra3detindependiente">
     <w:name w:val="Body Text Indent 3"/>
     <w:basedOn w:val="Normal"/>
     <w:rsid w:val="000D097C"/>
@@ -5563,10 +5619,10 @@
       <w:spacing w:before="100" w:beforeAutospacing="1" w:after="100" w:afterAutospacing="1"/>
     </w:pPr>
   </w:style>
-  <w:style w:type="paragraph" w:styleId="Header">
+  <w:style w:type="paragraph" w:styleId="Encabezado">
     <w:name w:val="header"/>
     <w:basedOn w:val="Normal"/>
-    <w:link w:val="HeaderChar"/>
+    <w:link w:val="EncabezadoCar"/>
     <w:uiPriority w:val="99"/>
     <w:rsid w:val="000D097C"/>
     <w:pPr>
@@ -5583,16 +5639,16 @@
   </w:style>
   <w:style w:type="paragraph" w:customStyle="1" w:styleId="ByLine">
     <w:name w:val="ByLine"/>
-    <w:basedOn w:val="Title"/>
+    <w:basedOn w:val="Ttulo"/>
     <w:rsid w:val="00F6349F"/>
     <w:rPr>
       <w:sz w:val="28"/>
     </w:rPr>
   </w:style>
-  <w:style w:type="paragraph" w:styleId="Title">
+  <w:style w:type="paragraph" w:styleId="Ttulo">
     <w:name w:val="Title"/>
     <w:basedOn w:val="Normal"/>
-    <w:link w:val="TitleChar"/>
+    <w:link w:val="TtuloCar"/>
     <w:qFormat/>
     <w:rsid w:val="00F6349F"/>
     <w:pPr>
@@ -5608,9 +5664,9 @@
       <w:lang w:val="en-US" w:eastAsia="en-US"/>
     </w:rPr>
   </w:style>
-  <w:style w:type="character" w:customStyle="1" w:styleId="TitleChar">
-    <w:name w:val="Title Char"/>
-    <w:link w:val="Title"/>
+  <w:style w:type="character" w:customStyle="1" w:styleId="TtuloCar">
+    <w:name w:val="Título Car"/>
+    <w:link w:val="Ttulo"/>
     <w:rsid w:val="00F6349F"/>
     <w:rPr>
       <w:rFonts w:ascii="Arial" w:hAnsi="Arial"/>
@@ -5637,12 +5693,12 @@
       <w:lang w:val="en-US" w:eastAsia="en-US"/>
     </w:rPr>
   </w:style>
-  <w:style w:type="character" w:styleId="LineNumber">
+  <w:style w:type="character" w:styleId="Nmerodelnea">
     <w:name w:val="line number"/>
-    <w:basedOn w:val="DefaultParagraphFont"/>
+    <w:basedOn w:val="Fuentedeprrafopredeter"/>
     <w:rsid w:val="008F2F81"/>
   </w:style>
-  <w:style w:type="paragraph" w:styleId="ListParagraph">
+  <w:style w:type="paragraph" w:styleId="Prrafodelista">
     <w:name w:val="List Paragraph"/>
     <w:basedOn w:val="Normal"/>
     <w:uiPriority w:val="34"/>
@@ -5652,10 +5708,10 @@
       <w:ind w:left="708"/>
     </w:pPr>
   </w:style>
-  <w:style w:type="paragraph" w:styleId="Footer">
+  <w:style w:type="paragraph" w:styleId="Piedepgina">
     <w:name w:val="footer"/>
     <w:basedOn w:val="Normal"/>
-    <w:link w:val="FooterChar"/>
+    <w:link w:val="PiedepginaCar"/>
     <w:uiPriority w:val="99"/>
     <w:rsid w:val="00344F2B"/>
     <w:pPr>
@@ -5665,9 +5721,9 @@
       </w:tabs>
     </w:pPr>
   </w:style>
-  <w:style w:type="character" w:customStyle="1" w:styleId="FooterChar">
-    <w:name w:val="Footer Char"/>
-    <w:link w:val="Footer"/>
+  <w:style w:type="character" w:customStyle="1" w:styleId="PiedepginaCar">
+    <w:name w:val="Pie de página Car"/>
+    <w:link w:val="Piedepgina"/>
     <w:uiPriority w:val="99"/>
     <w:rsid w:val="00344F2B"/>
     <w:rPr>
@@ -5676,9 +5732,9 @@
       <w:lang w:val="es-ES" w:eastAsia="es-ES"/>
     </w:rPr>
   </w:style>
-  <w:style w:type="character" w:customStyle="1" w:styleId="HeaderChar">
-    <w:name w:val="Header Char"/>
-    <w:link w:val="Header"/>
+  <w:style w:type="character" w:customStyle="1" w:styleId="EncabezadoCar">
+    <w:name w:val="Encabezado Car"/>
+    <w:link w:val="Encabezado"/>
     <w:uiPriority w:val="99"/>
     <w:rsid w:val="00344F2B"/>
     <w:rPr>
@@ -5687,10 +5743,10 @@
       <w:lang w:val="es-ES" w:eastAsia="es-ES"/>
     </w:rPr>
   </w:style>
-  <w:style w:type="paragraph" w:styleId="BalloonText">
+  <w:style w:type="paragraph" w:styleId="Textodeglobo">
     <w:name w:val="Balloon Text"/>
     <w:basedOn w:val="Normal"/>
-    <w:link w:val="BalloonTextChar"/>
+    <w:link w:val="TextodegloboCar"/>
     <w:rsid w:val="00344F2B"/>
     <w:rPr>
       <w:rFonts w:ascii="Tahoma" w:hAnsi="Tahoma" w:cs="Tahoma"/>
@@ -5698,9 +5754,9 @@
       <w:szCs w:val="16"/>
     </w:rPr>
   </w:style>
-  <w:style w:type="character" w:customStyle="1" w:styleId="BalloonTextChar">
-    <w:name w:val="Balloon Text Char"/>
-    <w:link w:val="BalloonText"/>
+  <w:style w:type="character" w:customStyle="1" w:styleId="TextodegloboCar">
+    <w:name w:val="Texto de globo Car"/>
+    <w:link w:val="Textodeglobo"/>
     <w:rsid w:val="00344F2B"/>
     <w:rPr>
       <w:rFonts w:ascii="Tahoma" w:hAnsi="Tahoma" w:cs="Tahoma"/>
@@ -5709,18 +5765,18 @@
       <w:lang w:val="es-ES" w:eastAsia="es-ES"/>
     </w:rPr>
   </w:style>
-  <w:style w:type="paragraph" w:styleId="BodyText">
+  <w:style w:type="paragraph" w:styleId="Textoindependiente">
     <w:name w:val="Body Text"/>
     <w:basedOn w:val="Normal"/>
-    <w:link w:val="BodyTextChar"/>
+    <w:link w:val="TextoindependienteCar"/>
     <w:rsid w:val="00FF438A"/>
     <w:pPr>
       <w:spacing w:after="120"/>
     </w:pPr>
   </w:style>
-  <w:style w:type="character" w:customStyle="1" w:styleId="BodyTextChar">
-    <w:name w:val="Body Text Char"/>
-    <w:link w:val="BodyText"/>
+  <w:style w:type="character" w:customStyle="1" w:styleId="TextoindependienteCar">
+    <w:name w:val="Texto independiente Car"/>
+    <w:link w:val="Textoindependiente"/>
     <w:rsid w:val="00FF438A"/>
     <w:rPr>
       <w:sz w:val="24"/>
@@ -5728,32 +5784,32 @@
       <w:lang w:val="es-ES" w:eastAsia="es-ES"/>
     </w:rPr>
   </w:style>
-  <w:style w:type="paragraph" w:styleId="EndnoteText">
+  <w:style w:type="paragraph" w:styleId="Textonotaalfinal">
     <w:name w:val="endnote text"/>
     <w:basedOn w:val="Normal"/>
-    <w:link w:val="EndnoteTextChar"/>
+    <w:link w:val="TextonotaalfinalCar"/>
     <w:rsid w:val="00A83ADC"/>
     <w:rPr>
       <w:sz w:val="20"/>
       <w:szCs w:val="20"/>
     </w:rPr>
   </w:style>
-  <w:style w:type="character" w:customStyle="1" w:styleId="EndnoteTextChar">
-    <w:name w:val="Endnote Text Char"/>
-    <w:link w:val="EndnoteText"/>
+  <w:style w:type="character" w:customStyle="1" w:styleId="TextonotaalfinalCar">
+    <w:name w:val="Texto nota al final Car"/>
+    <w:link w:val="Textonotaalfinal"/>
     <w:rsid w:val="00A83ADC"/>
     <w:rPr>
       <w:lang w:val="es-ES" w:eastAsia="es-ES"/>
     </w:rPr>
   </w:style>
-  <w:style w:type="character" w:styleId="EndnoteReference">
+  <w:style w:type="character" w:styleId="Refdenotaalfinal">
     <w:name w:val="endnote reference"/>
     <w:rsid w:val="00A83ADC"/>
     <w:rPr>
       <w:vertAlign w:val="superscript"/>
     </w:rPr>
   </w:style>
-  <w:style w:type="paragraph" w:styleId="Revision">
+  <w:style w:type="paragraph" w:styleId="Revisin">
     <w:name w:val="Revision"/>
     <w:hidden/>
     <w:uiPriority w:val="99"/>
@@ -5765,9 +5821,9 @@
       <w:lang w:val="es-ES" w:eastAsia="es-ES"/>
     </w:rPr>
   </w:style>
-  <w:style w:type="table" w:styleId="TableGrid">
+  <w:style w:type="table" w:styleId="Tablaconcuadrcula">
     <w:name w:val="Table Grid"/>
-    <w:basedOn w:val="TableNormal"/>
+    <w:basedOn w:val="Tablanormal"/>
     <w:uiPriority w:val="1"/>
     <w:rsid w:val="00557FB4"/>
     <w:rPr>
